--- a/1-Links/7-Professional Networking/1-Career & Jobs/1-LinkedIn.docx
+++ b/1-Links/7-Professional Networking/1-Career & Jobs/1-LinkedIn.docx
@@ -232,150 +232,1409 @@
       </w:pPr>
       <w:r>
         <w:rPr>
-          <w:noProof/>
-        </w:rPr>
-        <w:drawing>
-          <wp:inline distT="0" distB="0" distL="0" distR="0" wp14:anchorId="35F08B03" wp14:editId="5391328C">
-            <wp:extent cx="5943600" cy="2720340"/>
-            <wp:effectExtent l="0" t="0" r="0" b="3810"/>
-            <wp:docPr id="1789294648" name="Picture 1"/>
-            <wp:cNvGraphicFramePr>
-              <a:graphicFrameLocks xmlns:a="http://schemas.openxmlformats.org/drawingml/2006/main" noChangeAspect="1"/>
-            </wp:cNvGraphicFramePr>
-            <a:graphic xmlns:a="http://schemas.openxmlformats.org/drawingml/2006/main">
-              <a:graphicData uri="http://schemas.openxmlformats.org/drawingml/2006/picture">
-                <pic:pic xmlns:pic="http://schemas.openxmlformats.org/drawingml/2006/picture">
-                  <pic:nvPicPr>
-                    <pic:cNvPr id="1789294648" name=""/>
-                    <pic:cNvPicPr/>
-                  </pic:nvPicPr>
-                  <pic:blipFill>
-                    <a:blip r:embed="rId5"/>
-                    <a:stretch>
-                      <a:fillRect/>
-                    </a:stretch>
-                  </pic:blipFill>
-                  <pic:spPr>
-                    <a:xfrm>
-                      <a:off x="0" y="0"/>
-                      <a:ext cx="5943600" cy="2720340"/>
-                    </a:xfrm>
-                    <a:prstGeom prst="rect">
-                      <a:avLst/>
-                    </a:prstGeom>
-                  </pic:spPr>
-                </pic:pic>
-              </a:graphicData>
-            </a:graphic>
-          </wp:inline>
-        </w:drawing>
-      </w:r>
-      <w:r>
-        <w:rPr>
-          <w:rFonts w:ascii="Arial" w:eastAsia="Arial" w:hAnsi="Arial"/>
+          <w:rFonts w:ascii="Arial" w:hAnsi="Arial"/>
           <w:sz w:val="18"/>
         </w:rPr>
         <w:br/>
       </w:r>
       <w:r>
         <w:rPr>
-          <w:rFonts w:ascii="Arial" w:eastAsia="Arial" w:hAnsi="Arial" w:cs="Arial"/>
-          <w:b/>
-          <w:color w:val="000000"/>
-          <w:sz w:val="18"/>
-          <w:highlight w:val="lightGray"/>
-        </w:rPr>
-        <w:t># Source: AI Source: Provided by: [Data Path</w:t>
-      </w:r>
-      <w:r>
-        <w:rPr>
-          <w:rFonts w:ascii="Arial" w:eastAsia="Arial" w:hAnsi="Arial" w:cs="Arial"/>
-          <w:color w:val="000000"/>
-          <w:sz w:val="18"/>
-          <w:highlight w:val="lightGray"/>
-        </w:rPr>
-        <w:t xml:space="preserve">: Persons Table -&gt; ID Column: 1, </w:t>
-      </w:r>
-      <w:proofErr w:type="spellStart"/>
-      <w:r>
-        <w:rPr>
-          <w:rFonts w:ascii="Arial" w:eastAsia="Arial" w:hAnsi="Arial" w:cs="Arial"/>
-          <w:color w:val="000000"/>
-          <w:sz w:val="18"/>
-          <w:highlight w:val="lightGray"/>
-        </w:rPr>
-        <w:t>Name_En</w:t>
-      </w:r>
-      <w:proofErr w:type="spellEnd"/>
-      <w:r>
-        <w:rPr>
-          <w:rFonts w:ascii="Arial" w:eastAsia="Arial" w:hAnsi="Arial" w:cs="Arial"/>
-          <w:color w:val="000000"/>
-          <w:sz w:val="18"/>
-          <w:highlight w:val="lightGray"/>
-        </w:rPr>
-        <w:t xml:space="preserve"> Column: Motasem Essam] -&gt; </w:t>
-      </w:r>
-      <w:r>
-        <w:rPr>
-          <w:rFonts w:ascii="Arial" w:eastAsia="Arial" w:hAnsi="Arial" w:cs="Arial"/>
-          <w:b/>
-          <w:color w:val="000000"/>
-          <w:sz w:val="18"/>
-          <w:highlight w:val="lightGray"/>
-        </w:rPr>
-        <w:t>From:</w:t>
-      </w:r>
-      <w:r>
-        <w:rPr>
-          <w:rFonts w:ascii="Arial" w:eastAsia="Arial" w:hAnsi="Arial" w:cs="Arial"/>
-          <w:color w:val="000000"/>
-          <w:sz w:val="18"/>
-          <w:highlight w:val="lightGray"/>
-        </w:rPr>
-        <w:t xml:space="preserve"> [</w:t>
-      </w:r>
-      <w:proofErr w:type="spellStart"/>
-      <w:r>
-        <w:rPr>
-          <w:rFonts w:ascii="Arial" w:eastAsia="Arial" w:hAnsi="Arial" w:cs="Arial"/>
-          <w:color w:val="000000"/>
-          <w:sz w:val="18"/>
-          <w:highlight w:val="lightGray"/>
-        </w:rPr>
-        <w:t>Chatgpt</w:t>
-      </w:r>
-      <w:proofErr w:type="spellEnd"/>
-      <w:r>
-        <w:rPr>
-          <w:rFonts w:ascii="Arial" w:eastAsia="Arial" w:hAnsi="Arial" w:cs="Arial"/>
-          <w:color w:val="000000"/>
-          <w:sz w:val="18"/>
-          <w:highlight w:val="lightGray"/>
-        </w:rPr>
-        <w:t xml:space="preserve"> (GPT</w:t>
-      </w:r>
-      <w:r>
-        <w:rPr>
-          <w:rFonts w:ascii="Arial" w:eastAsia="Arial" w:hAnsi="Arial" w:cs="Cambria Math"/>
-          <w:color w:val="000000"/>
-          <w:sz w:val="18"/>
-          <w:highlight w:val="lightGray"/>
-        </w:rPr>
-        <w:t>‑</w:t>
-      </w:r>
-      <w:r>
-        <w:rPr>
-          <w:rFonts w:ascii="Arial" w:eastAsia="Arial" w:hAnsi="Arial" w:cs="Arial"/>
-          <w:color w:val="000000"/>
-          <w:sz w:val="18"/>
-          <w:highlight w:val="lightGray"/>
-        </w:rPr>
-        <w:t xml:space="preserve">5 Mini)] </w:t>
-      </w:r>
-      <w:r>
-        <w:rPr>
-          <w:rFonts w:ascii="Arial" w:eastAsia="Arial" w:hAnsi="Arial" w:cs="Arial"/>
+          <w:rFonts w:ascii="Arial" w:hAnsi="Arial" w:eastAsia="Arial" w:cs="Arial"/>
+          <w:b/>
+          <w:i w:val="0"/>
+          <w:color w:val="000000"/>
+          <w:sz w:val="18"/>
+          <w:highlight w:val="lightGray"/>
+        </w:rPr>
+        <w:t>#</w:t>
+      </w:r>
+      <w:r>
+        <w:rPr>
+          <w:rFonts w:ascii="Arial" w:hAnsi="Arial" w:eastAsia="Arial" w:cs="Arial"/>
+          <w:b/>
+          <w:i w:val="0"/>
+          <w:color w:val="000000"/>
+          <w:sz w:val="18"/>
+          <w:highlight w:val="lightGray"/>
+        </w:rPr>
+        <w:t xml:space="preserve"> </w:t>
+      </w:r>
+      <w:r>
+        <w:rPr>
+          <w:rFonts w:ascii="Arial" w:hAnsi="Arial" w:eastAsia="Arial" w:cs="Arial"/>
+          <w:b/>
+          <w:i w:val="0"/>
+          <w:color w:val="000000"/>
+          <w:sz w:val="18"/>
+          <w:highlight w:val="lightGray"/>
+        </w:rPr>
+        <w:t>S</w:t>
+      </w:r>
+      <w:r>
+        <w:rPr>
+          <w:rFonts w:ascii="Arial" w:hAnsi="Arial" w:eastAsia="Arial" w:cs="Arial"/>
+          <w:b/>
+          <w:i w:val="0"/>
+          <w:color w:val="000000"/>
+          <w:sz w:val="18"/>
+          <w:highlight w:val="lightGray"/>
+        </w:rPr>
+        <w:t>o</w:t>
+      </w:r>
+      <w:r>
+        <w:rPr>
+          <w:rFonts w:ascii="Arial" w:hAnsi="Arial" w:eastAsia="Arial" w:cs="Arial"/>
+          <w:b/>
+          <w:i w:val="0"/>
+          <w:color w:val="000000"/>
+          <w:sz w:val="18"/>
+          <w:highlight w:val="lightGray"/>
+        </w:rPr>
+        <w:t>u</w:t>
+      </w:r>
+      <w:r>
+        <w:rPr>
+          <w:rFonts w:ascii="Arial" w:hAnsi="Arial" w:eastAsia="Arial" w:cs="Arial"/>
+          <w:b/>
+          <w:i w:val="0"/>
+          <w:color w:val="000000"/>
+          <w:sz w:val="18"/>
+          <w:highlight w:val="lightGray"/>
+        </w:rPr>
+        <w:t>r</w:t>
+      </w:r>
+      <w:r>
+        <w:rPr>
+          <w:rFonts w:ascii="Arial" w:hAnsi="Arial" w:eastAsia="Arial" w:cs="Arial"/>
+          <w:b/>
+          <w:i w:val="0"/>
+          <w:color w:val="000000"/>
+          <w:sz w:val="18"/>
+          <w:highlight w:val="lightGray"/>
+        </w:rPr>
+        <w:t>c</w:t>
+      </w:r>
+      <w:r>
+        <w:rPr>
+          <w:rFonts w:ascii="Arial" w:hAnsi="Arial" w:eastAsia="Arial" w:cs="Arial"/>
+          <w:b/>
+          <w:i w:val="0"/>
+          <w:color w:val="000000"/>
+          <w:sz w:val="18"/>
+          <w:highlight w:val="lightGray"/>
+        </w:rPr>
+        <w:t>e</w:t>
+      </w:r>
+      <w:r>
+        <w:rPr>
+          <w:rFonts w:ascii="Arial" w:hAnsi="Arial" w:eastAsia="Arial" w:cs="Arial"/>
+          <w:b/>
+          <w:i w:val="0"/>
+          <w:color w:val="000000"/>
+          <w:sz w:val="18"/>
+          <w:highlight w:val="lightGray"/>
+        </w:rPr>
+        <w:t>:</w:t>
+      </w:r>
+      <w:r>
+        <w:rPr>
+          <w:rFonts w:ascii="Arial" w:hAnsi="Arial" w:eastAsia="Arial" w:cs="Arial"/>
+          <w:b/>
+          <w:i w:val="0"/>
+          <w:color w:val="000000"/>
+          <w:sz w:val="18"/>
+          <w:highlight w:val="lightGray"/>
+        </w:rPr>
+        <w:t xml:space="preserve"> </w:t>
+      </w:r>
+      <w:r>
+        <w:rPr>
+          <w:rFonts w:ascii="Arial" w:hAnsi="Arial" w:eastAsia="Arial" w:cs="Arial"/>
+          <w:b/>
+          <w:i w:val="0"/>
+          <w:color w:val="000000"/>
+          <w:sz w:val="18"/>
+          <w:highlight w:val="lightGray"/>
+        </w:rPr>
+        <w:t>A</w:t>
+      </w:r>
+      <w:r>
+        <w:rPr>
+          <w:rFonts w:ascii="Arial" w:hAnsi="Arial" w:eastAsia="Arial" w:cs="Arial"/>
+          <w:b/>
+          <w:i w:val="0"/>
+          <w:color w:val="000000"/>
+          <w:sz w:val="18"/>
+          <w:highlight w:val="lightGray"/>
+        </w:rPr>
+        <w:t>I</w:t>
+      </w:r>
+      <w:r>
+        <w:rPr>
+          <w:rFonts w:ascii="Arial" w:hAnsi="Arial" w:eastAsia="Arial" w:cs="Arial"/>
+          <w:b/>
+          <w:i w:val="0"/>
+          <w:color w:val="000000"/>
+          <w:sz w:val="18"/>
+          <w:highlight w:val="lightGray"/>
+        </w:rPr>
+        <w:t xml:space="preserve"> </w:t>
+      </w:r>
+      <w:r>
+        <w:rPr>
+          <w:rFonts w:ascii="Arial" w:hAnsi="Arial" w:eastAsia="Arial" w:cs="Arial"/>
+          <w:b/>
+          <w:i w:val="0"/>
+          <w:color w:val="000000"/>
+          <w:sz w:val="18"/>
+          <w:highlight w:val="lightGray"/>
+        </w:rPr>
+        <w:t>S</w:t>
+      </w:r>
+      <w:r>
+        <w:rPr>
+          <w:rFonts w:ascii="Arial" w:hAnsi="Arial" w:eastAsia="Arial" w:cs="Arial"/>
+          <w:b/>
+          <w:i w:val="0"/>
+          <w:color w:val="000000"/>
+          <w:sz w:val="18"/>
+          <w:highlight w:val="lightGray"/>
+        </w:rPr>
+        <w:t>o</w:t>
+      </w:r>
+      <w:r>
+        <w:rPr>
+          <w:rFonts w:ascii="Arial" w:hAnsi="Arial" w:eastAsia="Arial" w:cs="Arial"/>
+          <w:b/>
+          <w:i w:val="0"/>
+          <w:color w:val="000000"/>
+          <w:sz w:val="18"/>
+          <w:highlight w:val="lightGray"/>
+        </w:rPr>
+        <w:t>u</w:t>
+      </w:r>
+      <w:r>
+        <w:rPr>
+          <w:rFonts w:ascii="Arial" w:hAnsi="Arial" w:eastAsia="Arial" w:cs="Arial"/>
+          <w:b/>
+          <w:i w:val="0"/>
+          <w:color w:val="000000"/>
+          <w:sz w:val="18"/>
+          <w:highlight w:val="lightGray"/>
+        </w:rPr>
+        <w:t>r</w:t>
+      </w:r>
+      <w:r>
+        <w:rPr>
+          <w:rFonts w:ascii="Arial" w:hAnsi="Arial" w:eastAsia="Arial" w:cs="Arial"/>
+          <w:b/>
+          <w:i w:val="0"/>
+          <w:color w:val="000000"/>
+          <w:sz w:val="18"/>
+          <w:highlight w:val="lightGray"/>
+        </w:rPr>
+        <w:t>c</w:t>
+      </w:r>
+      <w:r>
+        <w:rPr>
+          <w:rFonts w:ascii="Arial" w:hAnsi="Arial" w:eastAsia="Arial" w:cs="Arial"/>
+          <w:b/>
+          <w:i w:val="0"/>
+          <w:color w:val="000000"/>
+          <w:sz w:val="18"/>
+          <w:highlight w:val="lightGray"/>
+        </w:rPr>
+        <w:t>e</w:t>
+      </w:r>
+      <w:r>
+        <w:rPr>
+          <w:rFonts w:ascii="Arial" w:hAnsi="Arial" w:eastAsia="Arial" w:cs="Arial"/>
+          <w:b/>
+          <w:i w:val="0"/>
+          <w:color w:val="000000"/>
+          <w:sz w:val="18"/>
+          <w:highlight w:val="lightGray"/>
+        </w:rPr>
+        <w:t>:</w:t>
+      </w:r>
+      <w:r>
+        <w:rPr>
+          <w:rFonts w:ascii="Arial" w:hAnsi="Arial" w:eastAsia="Arial" w:cs="Arial"/>
+          <w:b/>
+          <w:i w:val="0"/>
+          <w:color w:val="000000"/>
+          <w:sz w:val="18"/>
+          <w:highlight w:val="lightGray"/>
+        </w:rPr>
+        <w:t xml:space="preserve"> </w:t>
+      </w:r>
+      <w:r>
+        <w:rPr>
+          <w:rFonts w:ascii="Arial" w:hAnsi="Arial" w:eastAsia="Arial" w:cs="Arial"/>
+          <w:b/>
+          <w:i w:val="0"/>
+          <w:color w:val="000000"/>
+          <w:sz w:val="18"/>
+          <w:highlight w:val="lightGray"/>
+        </w:rPr>
+        <w:t>P</w:t>
+      </w:r>
+      <w:r>
+        <w:rPr>
+          <w:rFonts w:ascii="Arial" w:hAnsi="Arial" w:eastAsia="Arial" w:cs="Arial"/>
+          <w:b/>
+          <w:i w:val="0"/>
+          <w:color w:val="000000"/>
+          <w:sz w:val="18"/>
+          <w:highlight w:val="lightGray"/>
+        </w:rPr>
+        <w:t>r</w:t>
+      </w:r>
+      <w:r>
+        <w:rPr>
+          <w:rFonts w:ascii="Arial" w:hAnsi="Arial" w:eastAsia="Arial" w:cs="Arial"/>
+          <w:b/>
+          <w:i w:val="0"/>
+          <w:color w:val="000000"/>
+          <w:sz w:val="18"/>
+          <w:highlight w:val="lightGray"/>
+        </w:rPr>
+        <w:t>o</w:t>
+      </w:r>
+      <w:r>
+        <w:rPr>
+          <w:rFonts w:ascii="Arial" w:hAnsi="Arial" w:eastAsia="Arial" w:cs="Arial"/>
+          <w:b/>
+          <w:i w:val="0"/>
+          <w:color w:val="000000"/>
+          <w:sz w:val="18"/>
+          <w:highlight w:val="lightGray"/>
+        </w:rPr>
+        <w:t>v</w:t>
+      </w:r>
+      <w:r>
+        <w:rPr>
+          <w:rFonts w:ascii="Arial" w:hAnsi="Arial" w:eastAsia="Arial" w:cs="Arial"/>
+          <w:b/>
+          <w:i w:val="0"/>
+          <w:color w:val="000000"/>
+          <w:sz w:val="18"/>
+          <w:highlight w:val="lightGray"/>
+        </w:rPr>
+        <w:t>i</w:t>
+      </w:r>
+      <w:r>
+        <w:rPr>
+          <w:rFonts w:ascii="Arial" w:hAnsi="Arial" w:eastAsia="Arial" w:cs="Arial"/>
+          <w:b/>
+          <w:i w:val="0"/>
+          <w:color w:val="000000"/>
+          <w:sz w:val="18"/>
+          <w:highlight w:val="lightGray"/>
+        </w:rPr>
+        <w:t>d</w:t>
+      </w:r>
+      <w:r>
+        <w:rPr>
+          <w:rFonts w:ascii="Arial" w:hAnsi="Arial" w:eastAsia="Arial" w:cs="Arial"/>
+          <w:b/>
+          <w:i w:val="0"/>
+          <w:color w:val="000000"/>
+          <w:sz w:val="18"/>
+          <w:highlight w:val="lightGray"/>
+        </w:rPr>
+        <w:t>e</w:t>
+      </w:r>
+      <w:r>
+        <w:rPr>
+          <w:rFonts w:ascii="Arial" w:hAnsi="Arial" w:eastAsia="Arial" w:cs="Arial"/>
+          <w:b/>
+          <w:i w:val="0"/>
+          <w:color w:val="000000"/>
+          <w:sz w:val="18"/>
+          <w:highlight w:val="lightGray"/>
+        </w:rPr>
+        <w:t>d</w:t>
+      </w:r>
+      <w:r>
+        <w:rPr>
+          <w:rFonts w:ascii="Arial" w:hAnsi="Arial" w:eastAsia="Arial" w:cs="Arial"/>
+          <w:b/>
+          <w:i w:val="0"/>
+          <w:color w:val="000000"/>
+          <w:sz w:val="18"/>
+          <w:highlight w:val="lightGray"/>
+        </w:rPr>
+        <w:t xml:space="preserve"> </w:t>
+      </w:r>
+      <w:r>
+        <w:rPr>
+          <w:rFonts w:ascii="Arial" w:hAnsi="Arial" w:eastAsia="Arial" w:cs="Arial"/>
+          <w:b/>
+          <w:i w:val="0"/>
+          <w:color w:val="000000"/>
+          <w:sz w:val="18"/>
+          <w:highlight w:val="lightGray"/>
+        </w:rPr>
+        <w:t>b</w:t>
+      </w:r>
+      <w:r>
+        <w:rPr>
+          <w:rFonts w:ascii="Arial" w:hAnsi="Arial" w:eastAsia="Arial" w:cs="Arial"/>
+          <w:b/>
+          <w:i w:val="0"/>
+          <w:color w:val="000000"/>
+          <w:sz w:val="18"/>
+          <w:highlight w:val="lightGray"/>
+        </w:rPr>
+        <w:t>y</w:t>
+      </w:r>
+      <w:r>
+        <w:rPr>
+          <w:rFonts w:ascii="Arial" w:hAnsi="Arial" w:eastAsia="Arial" w:cs="Arial"/>
+          <w:b/>
+          <w:i w:val="0"/>
+          <w:color w:val="000000"/>
+          <w:sz w:val="18"/>
+          <w:highlight w:val="lightGray"/>
+        </w:rPr>
+        <w:t>:</w:t>
+      </w:r>
+      <w:r>
+        <w:rPr>
+          <w:rFonts w:ascii="Arial" w:hAnsi="Arial" w:eastAsia="Arial" w:cs="Arial"/>
+          <w:b/>
+          <w:i w:val="0"/>
+          <w:color w:val="000000"/>
+          <w:sz w:val="18"/>
+          <w:highlight w:val="lightGray"/>
+        </w:rPr>
+        <w:t xml:space="preserve"> </w:t>
+      </w:r>
+      <w:r>
+        <w:rPr>
+          <w:rFonts w:ascii="Arial" w:hAnsi="Arial" w:eastAsia="Arial" w:cs="Arial"/>
+          <w:b/>
+          <w:i w:val="0"/>
+          <w:color w:val="000000"/>
+          <w:sz w:val="18"/>
+          <w:highlight w:val="lightGray"/>
+        </w:rPr>
+        <w:t>[</w:t>
+      </w:r>
+      <w:r>
+        <w:rPr>
+          <w:rFonts w:ascii="Arial" w:hAnsi="Arial" w:eastAsia="Arial" w:cs="Arial"/>
+          <w:b/>
+          <w:i w:val="0"/>
+          <w:color w:val="000000"/>
+          <w:sz w:val="18"/>
+          <w:highlight w:val="lightGray"/>
+        </w:rPr>
+        <w:t>D</w:t>
+      </w:r>
+      <w:r>
+        <w:rPr>
+          <w:rFonts w:ascii="Arial" w:hAnsi="Arial" w:eastAsia="Arial" w:cs="Arial"/>
+          <w:b/>
+          <w:i w:val="0"/>
+          <w:color w:val="000000"/>
+          <w:sz w:val="18"/>
+          <w:highlight w:val="lightGray"/>
+        </w:rPr>
+        <w:t>a</w:t>
+      </w:r>
+      <w:r>
+        <w:rPr>
+          <w:rFonts w:ascii="Arial" w:hAnsi="Arial" w:eastAsia="Arial" w:cs="Arial"/>
+          <w:b/>
+          <w:i w:val="0"/>
+          <w:color w:val="000000"/>
+          <w:sz w:val="18"/>
+          <w:highlight w:val="lightGray"/>
+        </w:rPr>
+        <w:t>t</w:t>
+      </w:r>
+      <w:r>
+        <w:rPr>
+          <w:rFonts w:ascii="Arial" w:hAnsi="Arial" w:eastAsia="Arial" w:cs="Arial"/>
+          <w:b/>
+          <w:i w:val="0"/>
+          <w:color w:val="000000"/>
+          <w:sz w:val="18"/>
+          <w:highlight w:val="lightGray"/>
+        </w:rPr>
+        <w:t>a</w:t>
+      </w:r>
+      <w:r>
+        <w:rPr>
+          <w:rFonts w:ascii="Arial" w:hAnsi="Arial" w:eastAsia="Arial" w:cs="Arial"/>
+          <w:b/>
+          <w:i w:val="0"/>
+          <w:color w:val="000000"/>
+          <w:sz w:val="18"/>
+          <w:highlight w:val="lightGray"/>
+        </w:rPr>
+        <w:t xml:space="preserve"> </w:t>
+      </w:r>
+      <w:r>
+        <w:rPr>
+          <w:rFonts w:ascii="Arial" w:hAnsi="Arial" w:eastAsia="Arial" w:cs="Arial"/>
+          <w:b/>
+          <w:i w:val="0"/>
+          <w:color w:val="000000"/>
+          <w:sz w:val="18"/>
+          <w:highlight w:val="lightGray"/>
+        </w:rPr>
+        <w:t>P</w:t>
+      </w:r>
+      <w:r>
+        <w:rPr>
+          <w:rFonts w:ascii="Arial" w:hAnsi="Arial" w:eastAsia="Arial" w:cs="Arial"/>
+          <w:b/>
+          <w:i w:val="0"/>
+          <w:color w:val="000000"/>
+          <w:sz w:val="18"/>
+          <w:highlight w:val="lightGray"/>
+        </w:rPr>
+        <w:t>a</w:t>
+      </w:r>
+      <w:r>
+        <w:rPr>
+          <w:rFonts w:ascii="Arial" w:hAnsi="Arial" w:eastAsia="Arial" w:cs="Arial"/>
+          <w:b/>
+          <w:i w:val="0"/>
+          <w:color w:val="000000"/>
+          <w:sz w:val="18"/>
+          <w:highlight w:val="lightGray"/>
+        </w:rPr>
+        <w:t>t</w:t>
+      </w:r>
+      <w:r>
+        <w:rPr>
+          <w:rFonts w:ascii="Arial" w:hAnsi="Arial" w:eastAsia="Arial" w:cs="Arial"/>
+          <w:b/>
+          <w:i w:val="0"/>
+          <w:color w:val="000000"/>
+          <w:sz w:val="18"/>
+          <w:highlight w:val="lightGray"/>
+        </w:rPr>
+        <w:t>h</w:t>
+      </w:r>
+      <w:r>
+        <w:rPr>
+          <w:rFonts w:ascii="Arial" w:hAnsi="Arial" w:eastAsia="Arial" w:cs="Arial"/>
+          <w:b w:val="0"/>
+          <w:i w:val="0"/>
+          <w:color w:val="000000"/>
+          <w:sz w:val="18"/>
+          <w:highlight w:val="lightGray"/>
+        </w:rPr>
+        <w:t>:</w:t>
+      </w:r>
+      <w:r>
+        <w:rPr>
+          <w:rFonts w:ascii="Arial" w:hAnsi="Arial" w:eastAsia="Arial" w:cs="Arial"/>
+          <w:b w:val="0"/>
+          <w:i w:val="0"/>
+          <w:color w:val="000000"/>
+          <w:sz w:val="18"/>
+          <w:highlight w:val="lightGray"/>
+        </w:rPr>
+        <w:t xml:space="preserve"> </w:t>
+      </w:r>
+      <w:r>
+        <w:rPr>
+          <w:rFonts w:ascii="Arial" w:hAnsi="Arial" w:eastAsia="Arial" w:cs="Arial"/>
+          <w:b w:val="0"/>
+          <w:i w:val="0"/>
+          <w:color w:val="000000"/>
+          <w:sz w:val="18"/>
+          <w:highlight w:val="lightGray"/>
+        </w:rPr>
+        <w:t>P</w:t>
+      </w:r>
+      <w:r>
+        <w:rPr>
+          <w:rFonts w:ascii="Arial" w:hAnsi="Arial" w:eastAsia="Arial" w:cs="Arial"/>
+          <w:b w:val="0"/>
+          <w:i w:val="0"/>
+          <w:color w:val="000000"/>
+          <w:sz w:val="18"/>
+          <w:highlight w:val="lightGray"/>
+        </w:rPr>
+        <w:t>e</w:t>
+      </w:r>
+      <w:r>
+        <w:rPr>
+          <w:rFonts w:ascii="Arial" w:hAnsi="Arial" w:eastAsia="Arial" w:cs="Arial"/>
+          <w:b w:val="0"/>
+          <w:i w:val="0"/>
+          <w:color w:val="000000"/>
+          <w:sz w:val="18"/>
+          <w:highlight w:val="lightGray"/>
+        </w:rPr>
+        <w:t>r</w:t>
+      </w:r>
+      <w:r>
+        <w:rPr>
+          <w:rFonts w:ascii="Arial" w:hAnsi="Arial" w:eastAsia="Arial" w:cs="Arial"/>
+          <w:b w:val="0"/>
+          <w:i w:val="0"/>
+          <w:color w:val="000000"/>
+          <w:sz w:val="18"/>
+          <w:highlight w:val="lightGray"/>
+        </w:rPr>
+        <w:t>s</w:t>
+      </w:r>
+      <w:r>
+        <w:rPr>
+          <w:rFonts w:ascii="Arial" w:hAnsi="Arial" w:eastAsia="Arial" w:cs="Arial"/>
+          <w:b w:val="0"/>
+          <w:i w:val="0"/>
+          <w:color w:val="000000"/>
+          <w:sz w:val="18"/>
+          <w:highlight w:val="lightGray"/>
+        </w:rPr>
+        <w:t>o</w:t>
+      </w:r>
+      <w:r>
+        <w:rPr>
+          <w:rFonts w:ascii="Arial" w:hAnsi="Arial" w:eastAsia="Arial" w:cs="Arial"/>
+          <w:b w:val="0"/>
+          <w:i w:val="0"/>
+          <w:color w:val="000000"/>
+          <w:sz w:val="18"/>
+          <w:highlight w:val="lightGray"/>
+        </w:rPr>
+        <w:t>n</w:t>
+      </w:r>
+      <w:r>
+        <w:rPr>
+          <w:rFonts w:ascii="Arial" w:hAnsi="Arial" w:eastAsia="Arial" w:cs="Arial"/>
+          <w:b w:val="0"/>
+          <w:i w:val="0"/>
+          <w:color w:val="000000"/>
+          <w:sz w:val="18"/>
+          <w:highlight w:val="lightGray"/>
+        </w:rPr>
+        <w:t>s</w:t>
+      </w:r>
+      <w:r>
+        <w:rPr>
+          <w:rFonts w:ascii="Arial" w:hAnsi="Arial" w:eastAsia="Arial" w:cs="Arial"/>
+          <w:b w:val="0"/>
+          <w:i w:val="0"/>
+          <w:color w:val="000000"/>
+          <w:sz w:val="18"/>
+          <w:highlight w:val="lightGray"/>
+        </w:rPr>
+        <w:t xml:space="preserve"> </w:t>
+      </w:r>
+      <w:r>
+        <w:rPr>
+          <w:rFonts w:ascii="Arial" w:hAnsi="Arial" w:eastAsia="Arial" w:cs="Arial"/>
+          <w:b w:val="0"/>
+          <w:i w:val="0"/>
+          <w:color w:val="000000"/>
+          <w:sz w:val="18"/>
+          <w:highlight w:val="lightGray"/>
+        </w:rPr>
+        <w:t>T</w:t>
+      </w:r>
+      <w:r>
+        <w:rPr>
+          <w:rFonts w:ascii="Arial" w:hAnsi="Arial" w:eastAsia="Arial" w:cs="Arial"/>
+          <w:b w:val="0"/>
+          <w:i w:val="0"/>
+          <w:color w:val="000000"/>
+          <w:sz w:val="18"/>
+          <w:highlight w:val="lightGray"/>
+        </w:rPr>
+        <w:t>a</w:t>
+      </w:r>
+      <w:r>
+        <w:rPr>
+          <w:rFonts w:ascii="Arial" w:hAnsi="Arial" w:eastAsia="Arial" w:cs="Arial"/>
+          <w:b w:val="0"/>
+          <w:i w:val="0"/>
+          <w:color w:val="000000"/>
+          <w:sz w:val="18"/>
+          <w:highlight w:val="lightGray"/>
+        </w:rPr>
+        <w:t>b</w:t>
+      </w:r>
+      <w:r>
+        <w:rPr>
+          <w:rFonts w:ascii="Arial" w:hAnsi="Arial" w:eastAsia="Arial" w:cs="Arial"/>
+          <w:b w:val="0"/>
+          <w:i w:val="0"/>
+          <w:color w:val="000000"/>
+          <w:sz w:val="18"/>
+          <w:highlight w:val="lightGray"/>
+        </w:rPr>
+        <w:t>l</w:t>
+      </w:r>
+      <w:r>
+        <w:rPr>
+          <w:rFonts w:ascii="Arial" w:hAnsi="Arial" w:eastAsia="Arial" w:cs="Arial"/>
+          <w:b w:val="0"/>
+          <w:i w:val="0"/>
+          <w:color w:val="000000"/>
+          <w:sz w:val="18"/>
+          <w:highlight w:val="lightGray"/>
+        </w:rPr>
+        <w:t>e</w:t>
+      </w:r>
+      <w:r>
+        <w:rPr>
+          <w:rFonts w:ascii="Arial" w:hAnsi="Arial" w:eastAsia="Arial" w:cs="Arial"/>
+          <w:b w:val="0"/>
+          <w:i w:val="0"/>
+          <w:color w:val="000000"/>
+          <w:sz w:val="18"/>
+          <w:highlight w:val="lightGray"/>
+        </w:rPr>
+        <w:t xml:space="preserve"> </w:t>
+      </w:r>
+      <w:r>
+        <w:rPr>
+          <w:rFonts w:ascii="Arial" w:hAnsi="Arial" w:eastAsia="Arial" w:cs="Arial"/>
+          <w:b w:val="0"/>
+          <w:i w:val="0"/>
+          <w:color w:val="000000"/>
+          <w:sz w:val="18"/>
+          <w:highlight w:val="lightGray"/>
+        </w:rPr>
+        <w:t>-</w:t>
+      </w:r>
+      <w:r>
+        <w:rPr>
+          <w:rFonts w:ascii="Arial" w:hAnsi="Arial" w:eastAsia="Arial" w:cs="Arial"/>
+          <w:b w:val="0"/>
+          <w:i w:val="0"/>
+          <w:color w:val="000000"/>
+          <w:sz w:val="18"/>
+          <w:highlight w:val="lightGray"/>
+        </w:rPr>
+        <w:t>&gt;</w:t>
+      </w:r>
+      <w:r>
+        <w:rPr>
+          <w:rFonts w:ascii="Arial" w:hAnsi="Arial" w:eastAsia="Arial" w:cs="Arial"/>
+          <w:b w:val="0"/>
+          <w:i w:val="0"/>
+          <w:color w:val="000000"/>
+          <w:sz w:val="18"/>
+          <w:highlight w:val="lightGray"/>
+        </w:rPr>
+        <w:t xml:space="preserve"> </w:t>
+      </w:r>
+      <w:r>
+        <w:rPr>
+          <w:rFonts w:ascii="Arial" w:hAnsi="Arial" w:eastAsia="Arial" w:cs="Arial"/>
+          <w:b w:val="0"/>
+          <w:i w:val="0"/>
+          <w:color w:val="000000"/>
+          <w:sz w:val="18"/>
+          <w:highlight w:val="lightGray"/>
+        </w:rPr>
+        <w:t>I</w:t>
+      </w:r>
+      <w:r>
+        <w:rPr>
+          <w:rFonts w:ascii="Arial" w:hAnsi="Arial" w:eastAsia="Arial" w:cs="Arial"/>
+          <w:b w:val="0"/>
+          <w:i w:val="0"/>
+          <w:color w:val="000000"/>
+          <w:sz w:val="18"/>
+          <w:highlight w:val="lightGray"/>
+        </w:rPr>
+        <w:t>D</w:t>
+      </w:r>
+      <w:r>
+        <w:rPr>
+          <w:rFonts w:ascii="Arial" w:hAnsi="Arial" w:eastAsia="Arial" w:cs="Arial"/>
+          <w:b w:val="0"/>
+          <w:i w:val="0"/>
+          <w:color w:val="000000"/>
+          <w:sz w:val="18"/>
+          <w:highlight w:val="lightGray"/>
+        </w:rPr>
+        <w:t xml:space="preserve"> </w:t>
+      </w:r>
+      <w:r>
+        <w:rPr>
+          <w:rFonts w:ascii="Arial" w:hAnsi="Arial" w:eastAsia="Arial" w:cs="Arial"/>
+          <w:b w:val="0"/>
+          <w:i w:val="0"/>
+          <w:color w:val="000000"/>
+          <w:sz w:val="18"/>
+          <w:highlight w:val="lightGray"/>
+        </w:rPr>
+        <w:t>C</w:t>
+      </w:r>
+      <w:r>
+        <w:rPr>
+          <w:rFonts w:ascii="Arial" w:hAnsi="Arial" w:eastAsia="Arial" w:cs="Arial"/>
+          <w:b w:val="0"/>
+          <w:i w:val="0"/>
+          <w:color w:val="000000"/>
+          <w:sz w:val="18"/>
+          <w:highlight w:val="lightGray"/>
+        </w:rPr>
+        <w:t>o</w:t>
+      </w:r>
+      <w:r>
+        <w:rPr>
+          <w:rFonts w:ascii="Arial" w:hAnsi="Arial" w:eastAsia="Arial" w:cs="Arial"/>
+          <w:b w:val="0"/>
+          <w:i w:val="0"/>
+          <w:color w:val="000000"/>
+          <w:sz w:val="18"/>
+          <w:highlight w:val="lightGray"/>
+        </w:rPr>
+        <w:t>l</w:t>
+      </w:r>
+      <w:r>
+        <w:rPr>
+          <w:rFonts w:ascii="Arial" w:hAnsi="Arial" w:eastAsia="Arial" w:cs="Arial"/>
+          <w:b w:val="0"/>
+          <w:i w:val="0"/>
+          <w:color w:val="000000"/>
+          <w:sz w:val="18"/>
+          <w:highlight w:val="lightGray"/>
+        </w:rPr>
+        <w:t>u</w:t>
+      </w:r>
+      <w:r>
+        <w:rPr>
+          <w:rFonts w:ascii="Arial" w:hAnsi="Arial" w:eastAsia="Arial" w:cs="Arial"/>
+          <w:b w:val="0"/>
+          <w:i w:val="0"/>
+          <w:color w:val="000000"/>
+          <w:sz w:val="18"/>
+          <w:highlight w:val="lightGray"/>
+        </w:rPr>
+        <w:t>m</w:t>
+      </w:r>
+      <w:r>
+        <w:rPr>
+          <w:rFonts w:ascii="Arial" w:hAnsi="Arial" w:eastAsia="Arial" w:cs="Arial"/>
+          <w:b w:val="0"/>
+          <w:i w:val="0"/>
+          <w:color w:val="000000"/>
+          <w:sz w:val="18"/>
+          <w:highlight w:val="lightGray"/>
+        </w:rPr>
+        <w:t>n</w:t>
+      </w:r>
+      <w:r>
+        <w:rPr>
+          <w:rFonts w:ascii="Arial" w:hAnsi="Arial" w:eastAsia="Arial" w:cs="Arial"/>
+          <w:b w:val="0"/>
+          <w:i w:val="0"/>
+          <w:color w:val="000000"/>
+          <w:sz w:val="18"/>
+          <w:highlight w:val="lightGray"/>
+        </w:rPr>
+        <w:t>:</w:t>
+      </w:r>
+      <w:r>
+        <w:rPr>
+          <w:rFonts w:ascii="Arial" w:hAnsi="Arial" w:eastAsia="Arial" w:cs="Arial"/>
+          <w:b w:val="0"/>
+          <w:i w:val="0"/>
+          <w:color w:val="000000"/>
+          <w:sz w:val="18"/>
+          <w:highlight w:val="lightGray"/>
+        </w:rPr>
+        <w:t xml:space="preserve"> </w:t>
+      </w:r>
+      <w:r>
+        <w:rPr>
+          <w:rFonts w:ascii="Arial" w:hAnsi="Arial" w:eastAsia="Arial" w:cs="Arial"/>
+          <w:b w:val="0"/>
+          <w:i w:val="0"/>
+          <w:color w:val="000000"/>
+          <w:sz w:val="18"/>
+          <w:highlight w:val="lightGray"/>
+        </w:rPr>
+        <w:t>1</w:t>
+      </w:r>
+      <w:r>
+        <w:rPr>
+          <w:rFonts w:ascii="Arial" w:hAnsi="Arial" w:eastAsia="Arial" w:cs="Arial"/>
+          <w:b w:val="0"/>
+          <w:i w:val="0"/>
+          <w:color w:val="000000"/>
+          <w:sz w:val="18"/>
+          <w:highlight w:val="lightGray"/>
+        </w:rPr>
+        <w:t>,</w:t>
+      </w:r>
+      <w:r>
+        <w:rPr>
+          <w:rFonts w:ascii="Arial" w:hAnsi="Arial" w:eastAsia="Arial" w:cs="Arial"/>
+          <w:b w:val="0"/>
+          <w:i w:val="0"/>
+          <w:color w:val="000000"/>
+          <w:sz w:val="18"/>
+          <w:highlight w:val="lightGray"/>
+        </w:rPr>
+        <w:t xml:space="preserve"> </w:t>
+      </w:r>
+      <w:r>
+        <w:rPr>
+          <w:rFonts w:ascii="Arial" w:hAnsi="Arial" w:eastAsia="Arial" w:cs="Arial"/>
+          <w:b w:val="0"/>
+          <w:i w:val="0"/>
+          <w:color w:val="000000"/>
+          <w:sz w:val="18"/>
+          <w:highlight w:val="lightGray"/>
+        </w:rPr>
+        <w:t>N</w:t>
+      </w:r>
+      <w:r>
+        <w:rPr>
+          <w:rFonts w:ascii="Arial" w:hAnsi="Arial" w:eastAsia="Arial" w:cs="Arial"/>
+          <w:b w:val="0"/>
+          <w:i w:val="0"/>
+          <w:color w:val="000000"/>
+          <w:sz w:val="18"/>
+          <w:highlight w:val="lightGray"/>
+        </w:rPr>
+        <w:t>a</w:t>
+      </w:r>
+      <w:r>
+        <w:rPr>
+          <w:rFonts w:ascii="Arial" w:hAnsi="Arial" w:eastAsia="Arial" w:cs="Arial"/>
+          <w:b w:val="0"/>
+          <w:i w:val="0"/>
+          <w:color w:val="000000"/>
+          <w:sz w:val="18"/>
+          <w:highlight w:val="lightGray"/>
+        </w:rPr>
+        <w:t>m</w:t>
+      </w:r>
+      <w:r>
+        <w:rPr>
+          <w:rFonts w:ascii="Arial" w:hAnsi="Arial" w:eastAsia="Arial" w:cs="Arial"/>
+          <w:b w:val="0"/>
+          <w:i w:val="0"/>
+          <w:color w:val="000000"/>
+          <w:sz w:val="18"/>
+          <w:highlight w:val="lightGray"/>
+        </w:rPr>
+        <w:t>e</w:t>
+      </w:r>
+      <w:r>
+        <w:rPr>
+          <w:rFonts w:ascii="Arial" w:hAnsi="Arial" w:eastAsia="Arial" w:cs="Arial"/>
+          <w:b w:val="0"/>
+          <w:i w:val="0"/>
+          <w:color w:val="000000"/>
+          <w:sz w:val="18"/>
+          <w:highlight w:val="lightGray"/>
+        </w:rPr>
+        <w:t>_</w:t>
+      </w:r>
+      <w:r>
+        <w:rPr>
+          <w:rFonts w:ascii="Arial" w:hAnsi="Arial" w:eastAsia="Arial" w:cs="Arial"/>
+          <w:b w:val="0"/>
+          <w:i w:val="0"/>
+          <w:color w:val="000000"/>
+          <w:sz w:val="18"/>
+          <w:highlight w:val="lightGray"/>
+        </w:rPr>
+        <w:t>E</w:t>
+      </w:r>
+      <w:r>
+        <w:rPr>
+          <w:rFonts w:ascii="Arial" w:hAnsi="Arial" w:eastAsia="Arial" w:cs="Arial"/>
+          <w:b w:val="0"/>
+          <w:i w:val="0"/>
+          <w:color w:val="000000"/>
+          <w:sz w:val="18"/>
+          <w:highlight w:val="lightGray"/>
+        </w:rPr>
+        <w:t>n</w:t>
+      </w:r>
+      <w:r>
+        <w:rPr>
+          <w:rFonts w:ascii="Arial" w:hAnsi="Arial" w:eastAsia="Arial" w:cs="Arial"/>
+          <w:b w:val="0"/>
+          <w:i w:val="0"/>
+          <w:color w:val="000000"/>
+          <w:sz w:val="18"/>
+          <w:highlight w:val="lightGray"/>
+        </w:rPr>
+        <w:t xml:space="preserve"> </w:t>
+      </w:r>
+      <w:r>
+        <w:rPr>
+          <w:rFonts w:ascii="Arial" w:hAnsi="Arial" w:eastAsia="Arial" w:cs="Arial"/>
+          <w:b w:val="0"/>
+          <w:i w:val="0"/>
+          <w:color w:val="000000"/>
+          <w:sz w:val="18"/>
+          <w:highlight w:val="lightGray"/>
+        </w:rPr>
+        <w:t>C</w:t>
+      </w:r>
+      <w:r>
+        <w:rPr>
+          <w:rFonts w:ascii="Arial" w:hAnsi="Arial" w:eastAsia="Arial" w:cs="Arial"/>
+          <w:b w:val="0"/>
+          <w:i w:val="0"/>
+          <w:color w:val="000000"/>
+          <w:sz w:val="18"/>
+          <w:highlight w:val="lightGray"/>
+        </w:rPr>
+        <w:t>o</w:t>
+      </w:r>
+      <w:r>
+        <w:rPr>
+          <w:rFonts w:ascii="Arial" w:hAnsi="Arial" w:eastAsia="Arial" w:cs="Arial"/>
+          <w:b w:val="0"/>
+          <w:i w:val="0"/>
+          <w:color w:val="000000"/>
+          <w:sz w:val="18"/>
+          <w:highlight w:val="lightGray"/>
+        </w:rPr>
+        <w:t>l</w:t>
+      </w:r>
+      <w:r>
+        <w:rPr>
+          <w:rFonts w:ascii="Arial" w:hAnsi="Arial" w:eastAsia="Arial" w:cs="Arial"/>
+          <w:b w:val="0"/>
+          <w:i w:val="0"/>
+          <w:color w:val="000000"/>
+          <w:sz w:val="18"/>
+          <w:highlight w:val="lightGray"/>
+        </w:rPr>
+        <w:t>u</w:t>
+      </w:r>
+      <w:r>
+        <w:rPr>
+          <w:rFonts w:ascii="Arial" w:hAnsi="Arial" w:eastAsia="Arial" w:cs="Arial"/>
+          <w:b w:val="0"/>
+          <w:i w:val="0"/>
+          <w:color w:val="000000"/>
+          <w:sz w:val="18"/>
+          <w:highlight w:val="lightGray"/>
+        </w:rPr>
+        <w:t>m</w:t>
+      </w:r>
+      <w:r>
+        <w:rPr>
+          <w:rFonts w:ascii="Arial" w:hAnsi="Arial" w:eastAsia="Arial" w:cs="Arial"/>
+          <w:b w:val="0"/>
+          <w:i w:val="0"/>
+          <w:color w:val="000000"/>
+          <w:sz w:val="18"/>
+          <w:highlight w:val="lightGray"/>
+        </w:rPr>
+        <w:t>n</w:t>
+      </w:r>
+      <w:r>
+        <w:rPr>
+          <w:rFonts w:ascii="Arial" w:hAnsi="Arial" w:eastAsia="Arial" w:cs="Arial"/>
+          <w:b w:val="0"/>
+          <w:i w:val="0"/>
+          <w:color w:val="000000"/>
+          <w:sz w:val="18"/>
+          <w:highlight w:val="lightGray"/>
+        </w:rPr>
+        <w:t>:</w:t>
+      </w:r>
+      <w:r>
+        <w:rPr>
+          <w:rFonts w:ascii="Arial" w:hAnsi="Arial" w:eastAsia="Arial" w:cs="Arial"/>
+          <w:b w:val="0"/>
+          <w:i w:val="0"/>
+          <w:color w:val="000000"/>
+          <w:sz w:val="18"/>
+          <w:highlight w:val="lightGray"/>
+        </w:rPr>
+        <w:t xml:space="preserve"> </w:t>
+      </w:r>
+      <w:r>
+        <w:rPr>
+          <w:rFonts w:ascii="Arial" w:hAnsi="Arial" w:eastAsia="Arial" w:cs="Arial"/>
+          <w:b w:val="0"/>
+          <w:i w:val="0"/>
+          <w:color w:val="000000"/>
+          <w:sz w:val="18"/>
+          <w:highlight w:val="lightGray"/>
+        </w:rPr>
+        <w:t>M</w:t>
+      </w:r>
+      <w:r>
+        <w:rPr>
+          <w:rFonts w:ascii="Arial" w:hAnsi="Arial" w:eastAsia="Arial" w:cs="Arial"/>
+          <w:b w:val="0"/>
+          <w:i w:val="0"/>
+          <w:color w:val="000000"/>
+          <w:sz w:val="18"/>
+          <w:highlight w:val="lightGray"/>
+        </w:rPr>
+        <w:t>o</w:t>
+      </w:r>
+      <w:r>
+        <w:rPr>
+          <w:rFonts w:ascii="Arial" w:hAnsi="Arial" w:eastAsia="Arial" w:cs="Arial"/>
+          <w:b w:val="0"/>
+          <w:i w:val="0"/>
+          <w:color w:val="000000"/>
+          <w:sz w:val="18"/>
+          <w:highlight w:val="lightGray"/>
+        </w:rPr>
+        <w:t>t</w:t>
+      </w:r>
+      <w:r>
+        <w:rPr>
+          <w:rFonts w:ascii="Arial" w:hAnsi="Arial" w:eastAsia="Arial" w:cs="Arial"/>
+          <w:b w:val="0"/>
+          <w:i w:val="0"/>
+          <w:color w:val="000000"/>
+          <w:sz w:val="18"/>
+          <w:highlight w:val="lightGray"/>
+        </w:rPr>
+        <w:t>a</w:t>
+      </w:r>
+      <w:r>
+        <w:rPr>
+          <w:rFonts w:ascii="Arial" w:hAnsi="Arial" w:eastAsia="Arial" w:cs="Arial"/>
+          <w:b w:val="0"/>
+          <w:i w:val="0"/>
+          <w:color w:val="000000"/>
+          <w:sz w:val="18"/>
+          <w:highlight w:val="lightGray"/>
+        </w:rPr>
+        <w:t>s</w:t>
+      </w:r>
+      <w:r>
+        <w:rPr>
+          <w:rFonts w:ascii="Arial" w:hAnsi="Arial" w:eastAsia="Arial" w:cs="Arial"/>
+          <w:b w:val="0"/>
+          <w:i w:val="0"/>
+          <w:color w:val="000000"/>
+          <w:sz w:val="18"/>
+          <w:highlight w:val="lightGray"/>
+        </w:rPr>
+        <w:t>e</w:t>
+      </w:r>
+      <w:r>
+        <w:rPr>
+          <w:rFonts w:ascii="Arial" w:hAnsi="Arial" w:eastAsia="Arial" w:cs="Arial"/>
+          <w:b w:val="0"/>
+          <w:i w:val="0"/>
+          <w:color w:val="000000"/>
+          <w:sz w:val="18"/>
+          <w:highlight w:val="lightGray"/>
+        </w:rPr>
+        <w:t>m</w:t>
+      </w:r>
+      <w:r>
+        <w:rPr>
+          <w:rFonts w:ascii="Arial" w:hAnsi="Arial" w:eastAsia="Arial" w:cs="Arial"/>
+          <w:b w:val="0"/>
+          <w:i w:val="0"/>
+          <w:color w:val="000000"/>
+          <w:sz w:val="18"/>
+          <w:highlight w:val="lightGray"/>
+        </w:rPr>
+        <w:t xml:space="preserve"> </w:t>
+      </w:r>
+      <w:r>
+        <w:rPr>
+          <w:rFonts w:ascii="Arial" w:hAnsi="Arial" w:eastAsia="Arial" w:cs="Arial"/>
+          <w:b w:val="0"/>
+          <w:i w:val="0"/>
+          <w:color w:val="000000"/>
+          <w:sz w:val="18"/>
+          <w:highlight w:val="lightGray"/>
+        </w:rPr>
+        <w:t>E</w:t>
+      </w:r>
+      <w:r>
+        <w:rPr>
+          <w:rFonts w:ascii="Arial" w:hAnsi="Arial" w:eastAsia="Arial" w:cs="Arial"/>
+          <w:b w:val="0"/>
+          <w:i w:val="0"/>
+          <w:color w:val="000000"/>
+          <w:sz w:val="18"/>
+          <w:highlight w:val="lightGray"/>
+        </w:rPr>
+        <w:t>s</w:t>
+      </w:r>
+      <w:r>
+        <w:rPr>
+          <w:rFonts w:ascii="Arial" w:hAnsi="Arial" w:eastAsia="Arial" w:cs="Arial"/>
+          <w:b w:val="0"/>
+          <w:i w:val="0"/>
+          <w:color w:val="000000"/>
+          <w:sz w:val="18"/>
+          <w:highlight w:val="lightGray"/>
+        </w:rPr>
+        <w:t>s</w:t>
+      </w:r>
+      <w:r>
+        <w:rPr>
+          <w:rFonts w:ascii="Arial" w:hAnsi="Arial" w:eastAsia="Arial" w:cs="Arial"/>
+          <w:b w:val="0"/>
+          <w:i w:val="0"/>
+          <w:color w:val="000000"/>
+          <w:sz w:val="18"/>
+          <w:highlight w:val="lightGray"/>
+        </w:rPr>
+        <w:t>a</w:t>
+      </w:r>
+      <w:r>
+        <w:rPr>
+          <w:rFonts w:ascii="Arial" w:hAnsi="Arial" w:eastAsia="Arial" w:cs="Arial"/>
+          <w:b w:val="0"/>
+          <w:i w:val="0"/>
+          <w:color w:val="000000"/>
+          <w:sz w:val="18"/>
+          <w:highlight w:val="lightGray"/>
+        </w:rPr>
+        <w:t>m</w:t>
+      </w:r>
+      <w:r>
+        <w:rPr>
+          <w:rFonts w:ascii="Arial" w:hAnsi="Arial" w:eastAsia="Arial" w:cs="Arial"/>
+          <w:b w:val="0"/>
+          <w:i w:val="0"/>
+          <w:color w:val="000000"/>
+          <w:sz w:val="18"/>
+          <w:highlight w:val="lightGray"/>
+        </w:rPr>
+        <w:t>]</w:t>
+      </w:r>
+      <w:r>
+        <w:rPr>
+          <w:rFonts w:ascii="Arial" w:hAnsi="Arial" w:eastAsia="Arial" w:cs="Arial"/>
+          <w:b w:val="0"/>
+          <w:i w:val="0"/>
+          <w:color w:val="000000"/>
+          <w:sz w:val="18"/>
+          <w:highlight w:val="lightGray"/>
+        </w:rPr>
+        <w:t xml:space="preserve"> </w:t>
+      </w:r>
+      <w:r>
+        <w:rPr>
+          <w:rFonts w:ascii="Arial" w:hAnsi="Arial" w:eastAsia="Arial" w:cs="Arial"/>
+          <w:b w:val="0"/>
+          <w:i w:val="0"/>
+          <w:color w:val="000000"/>
+          <w:sz w:val="18"/>
+          <w:highlight w:val="lightGray"/>
+        </w:rPr>
+        <w:t>-</w:t>
+      </w:r>
+      <w:r>
+        <w:rPr>
+          <w:rFonts w:ascii="Arial" w:hAnsi="Arial" w:eastAsia="Arial" w:cs="Arial"/>
+          <w:b w:val="0"/>
+          <w:i w:val="0"/>
+          <w:color w:val="000000"/>
+          <w:sz w:val="18"/>
+          <w:highlight w:val="lightGray"/>
+        </w:rPr>
+        <w:t>&gt;</w:t>
+      </w:r>
+      <w:r>
+        <w:rPr>
+          <w:rFonts w:ascii="Arial" w:hAnsi="Arial" w:eastAsia="Arial" w:cs="Arial"/>
+          <w:b w:val="0"/>
+          <w:i w:val="0"/>
+          <w:color w:val="000000"/>
+          <w:sz w:val="18"/>
+          <w:highlight w:val="lightGray"/>
+        </w:rPr>
+        <w:t xml:space="preserve"> </w:t>
+      </w:r>
+      <w:r>
+        <w:rPr>
+          <w:rFonts w:ascii="Arial" w:hAnsi="Arial" w:eastAsia="Arial" w:cs="Arial"/>
+          <w:b/>
+          <w:i w:val="0"/>
+          <w:color w:val="000000"/>
+          <w:sz w:val="18"/>
+          <w:highlight w:val="lightGray"/>
+        </w:rPr>
+        <w:t>F</w:t>
+      </w:r>
+      <w:r>
+        <w:rPr>
+          <w:rFonts w:ascii="Arial" w:hAnsi="Arial" w:eastAsia="Arial" w:cs="Arial"/>
+          <w:b/>
+          <w:i w:val="0"/>
+          <w:color w:val="000000"/>
+          <w:sz w:val="18"/>
+          <w:highlight w:val="lightGray"/>
+        </w:rPr>
+        <w:t>r</w:t>
+      </w:r>
+      <w:r>
+        <w:rPr>
+          <w:rFonts w:ascii="Arial" w:hAnsi="Arial" w:eastAsia="Arial" w:cs="Arial"/>
+          <w:b/>
+          <w:i w:val="0"/>
+          <w:color w:val="000000"/>
+          <w:sz w:val="18"/>
+          <w:highlight w:val="lightGray"/>
+        </w:rPr>
+        <w:t>o</w:t>
+      </w:r>
+      <w:r>
+        <w:rPr>
+          <w:rFonts w:ascii="Arial" w:hAnsi="Arial" w:eastAsia="Arial" w:cs="Arial"/>
+          <w:b/>
+          <w:i w:val="0"/>
+          <w:color w:val="000000"/>
+          <w:sz w:val="18"/>
+          <w:highlight w:val="lightGray"/>
+        </w:rPr>
+        <w:t>m</w:t>
+      </w:r>
+      <w:r>
+        <w:rPr>
+          <w:rFonts w:ascii="Arial" w:hAnsi="Arial" w:eastAsia="Arial" w:cs="Arial"/>
+          <w:b/>
+          <w:i w:val="0"/>
+          <w:color w:val="000000"/>
+          <w:sz w:val="18"/>
+          <w:highlight w:val="lightGray"/>
+        </w:rPr>
+        <w:t>:</w:t>
+      </w:r>
+      <w:r>
+        <w:rPr>
+          <w:rFonts w:ascii="Arial" w:hAnsi="Arial" w:eastAsia="Arial" w:cs="Arial"/>
+          <w:b w:val="0"/>
+          <w:i w:val="0"/>
+          <w:color w:val="000000"/>
+          <w:sz w:val="18"/>
+          <w:highlight w:val="lightGray"/>
+        </w:rPr>
+        <w:t xml:space="preserve"> </w:t>
+      </w:r>
+      <w:r>
+        <w:rPr>
+          <w:rFonts w:ascii="Arial" w:hAnsi="Arial" w:eastAsia="Arial" w:cs="Arial"/>
+          <w:b w:val="0"/>
+          <w:i w:val="0"/>
+          <w:color w:val="000000"/>
+          <w:sz w:val="18"/>
+          <w:highlight w:val="lightGray"/>
+        </w:rPr>
+        <w:t>[</w:t>
+      </w:r>
+      <w:r>
+        <w:rPr>
+          <w:rFonts w:ascii="Arial" w:hAnsi="Arial" w:eastAsia="Arial" w:cs="Arial"/>
+          <w:b w:val="0"/>
+          <w:i w:val="0"/>
+          <w:color w:val="000000"/>
+          <w:sz w:val="18"/>
+          <w:highlight w:val="lightGray"/>
+        </w:rPr>
+        <w:t>C</w:t>
+      </w:r>
+      <w:r>
+        <w:rPr>
+          <w:rFonts w:ascii="Arial" w:hAnsi="Arial" w:eastAsia="Arial" w:cs="Arial"/>
+          <w:b w:val="0"/>
+          <w:i w:val="0"/>
+          <w:color w:val="000000"/>
+          <w:sz w:val="18"/>
+          <w:highlight w:val="lightGray"/>
+        </w:rPr>
+        <w:t>h</w:t>
+      </w:r>
+      <w:r>
+        <w:rPr>
+          <w:rFonts w:ascii="Arial" w:hAnsi="Arial" w:eastAsia="Arial" w:cs="Arial"/>
+          <w:b w:val="0"/>
+          <w:i w:val="0"/>
+          <w:color w:val="000000"/>
+          <w:sz w:val="18"/>
+          <w:highlight w:val="lightGray"/>
+        </w:rPr>
+        <w:t>a</w:t>
+      </w:r>
+      <w:r>
+        <w:rPr>
+          <w:rFonts w:ascii="Arial" w:hAnsi="Arial" w:eastAsia="Arial" w:cs="Arial"/>
+          <w:b w:val="0"/>
+          <w:i w:val="0"/>
+          <w:color w:val="000000"/>
+          <w:sz w:val="18"/>
+          <w:highlight w:val="lightGray"/>
+        </w:rPr>
+        <w:t>t</w:t>
+      </w:r>
+      <w:r>
+        <w:rPr>
+          <w:rFonts w:ascii="Arial" w:hAnsi="Arial" w:eastAsia="Arial" w:cs="Arial"/>
+          <w:b w:val="0"/>
+          <w:i w:val="0"/>
+          <w:color w:val="000000"/>
+          <w:sz w:val="18"/>
+          <w:highlight w:val="lightGray"/>
+        </w:rPr>
+        <w:t>G</w:t>
+      </w:r>
+      <w:r>
+        <w:rPr>
+          <w:rFonts w:ascii="Arial" w:hAnsi="Arial" w:eastAsia="Arial" w:cs="Arial"/>
+          <w:b w:val="0"/>
+          <w:i w:val="0"/>
+          <w:color w:val="000000"/>
+          <w:sz w:val="18"/>
+          <w:highlight w:val="lightGray"/>
+        </w:rPr>
+        <w:t>P</w:t>
+      </w:r>
+      <w:r>
+        <w:rPr>
+          <w:rFonts w:ascii="Arial" w:hAnsi="Arial" w:eastAsia="Arial" w:cs="Arial"/>
+          <w:b w:val="0"/>
+          <w:i w:val="0"/>
+          <w:color w:val="000000"/>
+          <w:sz w:val="18"/>
+          <w:highlight w:val="lightGray"/>
+        </w:rPr>
+        <w:t>T</w:t>
+      </w:r>
+      <w:r>
+        <w:rPr>
+          <w:rFonts w:ascii="Arial" w:hAnsi="Arial" w:eastAsia="Arial" w:cs="Arial"/>
+          <w:b w:val="0"/>
+          <w:i w:val="0"/>
+          <w:color w:val="000000"/>
+          <w:sz w:val="18"/>
+          <w:highlight w:val="lightGray"/>
+        </w:rPr>
+        <w:t>]</w:t>
+      </w:r>
+      <w:r>
+        <w:rPr>
+          <w:rFonts w:ascii="Arial" w:hAnsi="Arial"/>
+          <w:color w:val="000000"/>
+          <w:sz w:val="18"/>
+          <w:highlight w:val="lightGray"/>
+        </w:rPr>
+        <w:t xml:space="preserve"> </w:t>
+      </w:r>
+      <w:r>
+        <w:rPr>
+          <w:rFonts w:ascii="Arial" w:hAnsi="Arial"/>
           <w:b/>
           <w:color w:val="000000"/>
           <w:sz w:val="18"/>
@@ -385,17 +1644,16 @@
       </w:r>
       <w:r>
         <w:rPr>
-          <w:rFonts w:ascii="Arial" w:eastAsia="Arial" w:hAnsi="Arial"/>
-          <w:b/>
-          <w:sz w:val="18"/>
-          <w:highlight w:val="lightGray"/>
-        </w:rPr>
-        <w:t xml:space="preserve"> </w:t>
-      </w:r>
-      <w:r>
-        <w:rPr>
-          <w:rFonts w:ascii="Arial" w:eastAsia="Arial" w:hAnsi="Arial"/>
-          <w:bCs/>
+          <w:rFonts w:ascii="Arial" w:hAnsi="Arial"/>
+          <w:b/>
+          <w:sz w:val="18"/>
+          <w:highlight w:val="lightGray"/>
+        </w:rPr>
+        <w:t xml:space="preserve"> </w:t>
+      </w:r>
+      <w:r>
+        <w:rPr>
+          <w:rFonts w:ascii="Arial" w:hAnsi="Arial"/>
           <w:sz w:val="18"/>
           <w:highlight w:val="lightGray"/>
         </w:rPr>
@@ -485,103 +1743,1402 @@
       </w:pPr>
       <w:r>
         <w:rPr>
-          <w:rFonts w:ascii="Arial" w:eastAsia="Arial" w:hAnsi="Arial" w:cs="Arial"/>
-          <w:b/>
-          <w:color w:val="000000"/>
-          <w:sz w:val="18"/>
-          <w:highlight w:val="lightGray"/>
-        </w:rPr>
-        <w:t># Source: AI Source: Provided by: [Data Path</w:t>
-      </w:r>
-      <w:r>
-        <w:rPr>
-          <w:rFonts w:ascii="Arial" w:eastAsia="Arial" w:hAnsi="Arial" w:cs="Arial"/>
-          <w:color w:val="000000"/>
-          <w:sz w:val="18"/>
-          <w:highlight w:val="lightGray"/>
-        </w:rPr>
-        <w:t xml:space="preserve">: Persons Table -&gt; ID Column: 1, </w:t>
-      </w:r>
-      <w:proofErr w:type="spellStart"/>
-      <w:r>
-        <w:rPr>
-          <w:rFonts w:ascii="Arial" w:eastAsia="Arial" w:hAnsi="Arial" w:cs="Arial"/>
-          <w:color w:val="000000"/>
-          <w:sz w:val="18"/>
-          <w:highlight w:val="lightGray"/>
-        </w:rPr>
-        <w:t>Name_En</w:t>
-      </w:r>
-      <w:proofErr w:type="spellEnd"/>
-      <w:r>
-        <w:rPr>
-          <w:rFonts w:ascii="Arial" w:eastAsia="Arial" w:hAnsi="Arial" w:cs="Arial"/>
-          <w:color w:val="000000"/>
-          <w:sz w:val="18"/>
-          <w:highlight w:val="lightGray"/>
-        </w:rPr>
-        <w:t xml:space="preserve"> Column: Motasem Essam] -&gt; </w:t>
-      </w:r>
-      <w:r>
-        <w:rPr>
-          <w:rFonts w:ascii="Arial" w:eastAsia="Arial" w:hAnsi="Arial" w:cs="Arial"/>
-          <w:b/>
-          <w:color w:val="000000"/>
-          <w:sz w:val="18"/>
-          <w:highlight w:val="lightGray"/>
-        </w:rPr>
-        <w:t>From:</w:t>
-      </w:r>
-      <w:r>
-        <w:rPr>
-          <w:rFonts w:ascii="Arial" w:eastAsia="Arial" w:hAnsi="Arial" w:cs="Arial"/>
-          <w:color w:val="000000"/>
-          <w:sz w:val="18"/>
-          <w:highlight w:val="lightGray"/>
-        </w:rPr>
-        <w:t xml:space="preserve"> [</w:t>
-      </w:r>
-      <w:proofErr w:type="spellStart"/>
-      <w:r>
-        <w:rPr>
-          <w:rFonts w:ascii="Arial" w:eastAsia="Arial" w:hAnsi="Arial" w:cs="Arial"/>
-          <w:color w:val="000000"/>
-          <w:sz w:val="18"/>
-          <w:highlight w:val="lightGray"/>
-        </w:rPr>
-        <w:t>Chatgpt</w:t>
-      </w:r>
-      <w:proofErr w:type="spellEnd"/>
-      <w:r>
-        <w:rPr>
-          <w:rFonts w:ascii="Arial" w:eastAsia="Arial" w:hAnsi="Arial" w:cs="Arial"/>
-          <w:color w:val="000000"/>
-          <w:sz w:val="18"/>
-          <w:highlight w:val="lightGray"/>
-        </w:rPr>
-        <w:t xml:space="preserve"> (GPT</w:t>
-      </w:r>
-      <w:r>
-        <w:rPr>
-          <w:rFonts w:ascii="Arial" w:eastAsia="Arial" w:hAnsi="Arial" w:cs="Cambria Math"/>
-          <w:color w:val="000000"/>
-          <w:sz w:val="18"/>
-          <w:highlight w:val="lightGray"/>
-        </w:rPr>
-        <w:t>‑</w:t>
-      </w:r>
-      <w:r>
-        <w:rPr>
-          <w:rFonts w:ascii="Arial" w:eastAsia="Arial" w:hAnsi="Arial" w:cs="Arial"/>
-          <w:color w:val="000000"/>
-          <w:sz w:val="18"/>
-          <w:highlight w:val="lightGray"/>
-        </w:rPr>
-        <w:t xml:space="preserve">5 Mini)] </w:t>
-      </w:r>
-      <w:r>
-        <w:rPr>
-          <w:rFonts w:ascii="Arial" w:eastAsia="Arial" w:hAnsi="Arial" w:cs="Arial"/>
+          <w:rFonts w:ascii="Arial" w:hAnsi="Arial" w:eastAsia="Arial" w:cs="Arial"/>
+          <w:b/>
+          <w:i w:val="0"/>
+          <w:color w:val="000000"/>
+          <w:sz w:val="18"/>
+          <w:highlight w:val="lightGray"/>
+        </w:rPr>
+        <w:t>#</w:t>
+      </w:r>
+      <w:r>
+        <w:rPr>
+          <w:rFonts w:ascii="Arial" w:hAnsi="Arial" w:eastAsia="Arial" w:cs="Arial"/>
+          <w:b/>
+          <w:i w:val="0"/>
+          <w:color w:val="000000"/>
+          <w:sz w:val="18"/>
+          <w:highlight w:val="lightGray"/>
+        </w:rPr>
+        <w:t xml:space="preserve"> </w:t>
+      </w:r>
+      <w:r>
+        <w:rPr>
+          <w:rFonts w:ascii="Arial" w:hAnsi="Arial" w:eastAsia="Arial" w:cs="Arial"/>
+          <w:b/>
+          <w:i w:val="0"/>
+          <w:color w:val="000000"/>
+          <w:sz w:val="18"/>
+          <w:highlight w:val="lightGray"/>
+        </w:rPr>
+        <w:t>S</w:t>
+      </w:r>
+      <w:r>
+        <w:rPr>
+          <w:rFonts w:ascii="Arial" w:hAnsi="Arial" w:eastAsia="Arial" w:cs="Arial"/>
+          <w:b/>
+          <w:i w:val="0"/>
+          <w:color w:val="000000"/>
+          <w:sz w:val="18"/>
+          <w:highlight w:val="lightGray"/>
+        </w:rPr>
+        <w:t>o</w:t>
+      </w:r>
+      <w:r>
+        <w:rPr>
+          <w:rFonts w:ascii="Arial" w:hAnsi="Arial" w:eastAsia="Arial" w:cs="Arial"/>
+          <w:b/>
+          <w:i w:val="0"/>
+          <w:color w:val="000000"/>
+          <w:sz w:val="18"/>
+          <w:highlight w:val="lightGray"/>
+        </w:rPr>
+        <w:t>u</w:t>
+      </w:r>
+      <w:r>
+        <w:rPr>
+          <w:rFonts w:ascii="Arial" w:hAnsi="Arial" w:eastAsia="Arial" w:cs="Arial"/>
+          <w:b/>
+          <w:i w:val="0"/>
+          <w:color w:val="000000"/>
+          <w:sz w:val="18"/>
+          <w:highlight w:val="lightGray"/>
+        </w:rPr>
+        <w:t>r</w:t>
+      </w:r>
+      <w:r>
+        <w:rPr>
+          <w:rFonts w:ascii="Arial" w:hAnsi="Arial" w:eastAsia="Arial" w:cs="Arial"/>
+          <w:b/>
+          <w:i w:val="0"/>
+          <w:color w:val="000000"/>
+          <w:sz w:val="18"/>
+          <w:highlight w:val="lightGray"/>
+        </w:rPr>
+        <w:t>c</w:t>
+      </w:r>
+      <w:r>
+        <w:rPr>
+          <w:rFonts w:ascii="Arial" w:hAnsi="Arial" w:eastAsia="Arial" w:cs="Arial"/>
+          <w:b/>
+          <w:i w:val="0"/>
+          <w:color w:val="000000"/>
+          <w:sz w:val="18"/>
+          <w:highlight w:val="lightGray"/>
+        </w:rPr>
+        <w:t>e</w:t>
+      </w:r>
+      <w:r>
+        <w:rPr>
+          <w:rFonts w:ascii="Arial" w:hAnsi="Arial" w:eastAsia="Arial" w:cs="Arial"/>
+          <w:b/>
+          <w:i w:val="0"/>
+          <w:color w:val="000000"/>
+          <w:sz w:val="18"/>
+          <w:highlight w:val="lightGray"/>
+        </w:rPr>
+        <w:t>:</w:t>
+      </w:r>
+      <w:r>
+        <w:rPr>
+          <w:rFonts w:ascii="Arial" w:hAnsi="Arial" w:eastAsia="Arial" w:cs="Arial"/>
+          <w:b/>
+          <w:i w:val="0"/>
+          <w:color w:val="000000"/>
+          <w:sz w:val="18"/>
+          <w:highlight w:val="lightGray"/>
+        </w:rPr>
+        <w:t xml:space="preserve"> </w:t>
+      </w:r>
+      <w:r>
+        <w:rPr>
+          <w:rFonts w:ascii="Arial" w:hAnsi="Arial" w:eastAsia="Arial" w:cs="Arial"/>
+          <w:b/>
+          <w:i w:val="0"/>
+          <w:color w:val="000000"/>
+          <w:sz w:val="18"/>
+          <w:highlight w:val="lightGray"/>
+        </w:rPr>
+        <w:t>A</w:t>
+      </w:r>
+      <w:r>
+        <w:rPr>
+          <w:rFonts w:ascii="Arial" w:hAnsi="Arial" w:eastAsia="Arial" w:cs="Arial"/>
+          <w:b/>
+          <w:i w:val="0"/>
+          <w:color w:val="000000"/>
+          <w:sz w:val="18"/>
+          <w:highlight w:val="lightGray"/>
+        </w:rPr>
+        <w:t>I</w:t>
+      </w:r>
+      <w:r>
+        <w:rPr>
+          <w:rFonts w:ascii="Arial" w:hAnsi="Arial" w:eastAsia="Arial" w:cs="Arial"/>
+          <w:b/>
+          <w:i w:val="0"/>
+          <w:color w:val="000000"/>
+          <w:sz w:val="18"/>
+          <w:highlight w:val="lightGray"/>
+        </w:rPr>
+        <w:t xml:space="preserve"> </w:t>
+      </w:r>
+      <w:r>
+        <w:rPr>
+          <w:rFonts w:ascii="Arial" w:hAnsi="Arial" w:eastAsia="Arial" w:cs="Arial"/>
+          <w:b/>
+          <w:i w:val="0"/>
+          <w:color w:val="000000"/>
+          <w:sz w:val="18"/>
+          <w:highlight w:val="lightGray"/>
+        </w:rPr>
+        <w:t>S</w:t>
+      </w:r>
+      <w:r>
+        <w:rPr>
+          <w:rFonts w:ascii="Arial" w:hAnsi="Arial" w:eastAsia="Arial" w:cs="Arial"/>
+          <w:b/>
+          <w:i w:val="0"/>
+          <w:color w:val="000000"/>
+          <w:sz w:val="18"/>
+          <w:highlight w:val="lightGray"/>
+        </w:rPr>
+        <w:t>o</w:t>
+      </w:r>
+      <w:r>
+        <w:rPr>
+          <w:rFonts w:ascii="Arial" w:hAnsi="Arial" w:eastAsia="Arial" w:cs="Arial"/>
+          <w:b/>
+          <w:i w:val="0"/>
+          <w:color w:val="000000"/>
+          <w:sz w:val="18"/>
+          <w:highlight w:val="lightGray"/>
+        </w:rPr>
+        <w:t>u</w:t>
+      </w:r>
+      <w:r>
+        <w:rPr>
+          <w:rFonts w:ascii="Arial" w:hAnsi="Arial" w:eastAsia="Arial" w:cs="Arial"/>
+          <w:b/>
+          <w:i w:val="0"/>
+          <w:color w:val="000000"/>
+          <w:sz w:val="18"/>
+          <w:highlight w:val="lightGray"/>
+        </w:rPr>
+        <w:t>r</w:t>
+      </w:r>
+      <w:r>
+        <w:rPr>
+          <w:rFonts w:ascii="Arial" w:hAnsi="Arial" w:eastAsia="Arial" w:cs="Arial"/>
+          <w:b/>
+          <w:i w:val="0"/>
+          <w:color w:val="000000"/>
+          <w:sz w:val="18"/>
+          <w:highlight w:val="lightGray"/>
+        </w:rPr>
+        <w:t>c</w:t>
+      </w:r>
+      <w:r>
+        <w:rPr>
+          <w:rFonts w:ascii="Arial" w:hAnsi="Arial" w:eastAsia="Arial" w:cs="Arial"/>
+          <w:b/>
+          <w:i w:val="0"/>
+          <w:color w:val="000000"/>
+          <w:sz w:val="18"/>
+          <w:highlight w:val="lightGray"/>
+        </w:rPr>
+        <w:t>e</w:t>
+      </w:r>
+      <w:r>
+        <w:rPr>
+          <w:rFonts w:ascii="Arial" w:hAnsi="Arial" w:eastAsia="Arial" w:cs="Arial"/>
+          <w:b/>
+          <w:i w:val="0"/>
+          <w:color w:val="000000"/>
+          <w:sz w:val="18"/>
+          <w:highlight w:val="lightGray"/>
+        </w:rPr>
+        <w:t>:</w:t>
+      </w:r>
+      <w:r>
+        <w:rPr>
+          <w:rFonts w:ascii="Arial" w:hAnsi="Arial" w:eastAsia="Arial" w:cs="Arial"/>
+          <w:b/>
+          <w:i w:val="0"/>
+          <w:color w:val="000000"/>
+          <w:sz w:val="18"/>
+          <w:highlight w:val="lightGray"/>
+        </w:rPr>
+        <w:t xml:space="preserve"> </w:t>
+      </w:r>
+      <w:r>
+        <w:rPr>
+          <w:rFonts w:ascii="Arial" w:hAnsi="Arial" w:eastAsia="Arial" w:cs="Arial"/>
+          <w:b/>
+          <w:i w:val="0"/>
+          <w:color w:val="000000"/>
+          <w:sz w:val="18"/>
+          <w:highlight w:val="lightGray"/>
+        </w:rPr>
+        <w:t>P</w:t>
+      </w:r>
+      <w:r>
+        <w:rPr>
+          <w:rFonts w:ascii="Arial" w:hAnsi="Arial" w:eastAsia="Arial" w:cs="Arial"/>
+          <w:b/>
+          <w:i w:val="0"/>
+          <w:color w:val="000000"/>
+          <w:sz w:val="18"/>
+          <w:highlight w:val="lightGray"/>
+        </w:rPr>
+        <w:t>r</w:t>
+      </w:r>
+      <w:r>
+        <w:rPr>
+          <w:rFonts w:ascii="Arial" w:hAnsi="Arial" w:eastAsia="Arial" w:cs="Arial"/>
+          <w:b/>
+          <w:i w:val="0"/>
+          <w:color w:val="000000"/>
+          <w:sz w:val="18"/>
+          <w:highlight w:val="lightGray"/>
+        </w:rPr>
+        <w:t>o</w:t>
+      </w:r>
+      <w:r>
+        <w:rPr>
+          <w:rFonts w:ascii="Arial" w:hAnsi="Arial" w:eastAsia="Arial" w:cs="Arial"/>
+          <w:b/>
+          <w:i w:val="0"/>
+          <w:color w:val="000000"/>
+          <w:sz w:val="18"/>
+          <w:highlight w:val="lightGray"/>
+        </w:rPr>
+        <w:t>v</w:t>
+      </w:r>
+      <w:r>
+        <w:rPr>
+          <w:rFonts w:ascii="Arial" w:hAnsi="Arial" w:eastAsia="Arial" w:cs="Arial"/>
+          <w:b/>
+          <w:i w:val="0"/>
+          <w:color w:val="000000"/>
+          <w:sz w:val="18"/>
+          <w:highlight w:val="lightGray"/>
+        </w:rPr>
+        <w:t>i</w:t>
+      </w:r>
+      <w:r>
+        <w:rPr>
+          <w:rFonts w:ascii="Arial" w:hAnsi="Arial" w:eastAsia="Arial" w:cs="Arial"/>
+          <w:b/>
+          <w:i w:val="0"/>
+          <w:color w:val="000000"/>
+          <w:sz w:val="18"/>
+          <w:highlight w:val="lightGray"/>
+        </w:rPr>
+        <w:t>d</w:t>
+      </w:r>
+      <w:r>
+        <w:rPr>
+          <w:rFonts w:ascii="Arial" w:hAnsi="Arial" w:eastAsia="Arial" w:cs="Arial"/>
+          <w:b/>
+          <w:i w:val="0"/>
+          <w:color w:val="000000"/>
+          <w:sz w:val="18"/>
+          <w:highlight w:val="lightGray"/>
+        </w:rPr>
+        <w:t>e</w:t>
+      </w:r>
+      <w:r>
+        <w:rPr>
+          <w:rFonts w:ascii="Arial" w:hAnsi="Arial" w:eastAsia="Arial" w:cs="Arial"/>
+          <w:b/>
+          <w:i w:val="0"/>
+          <w:color w:val="000000"/>
+          <w:sz w:val="18"/>
+          <w:highlight w:val="lightGray"/>
+        </w:rPr>
+        <w:t>d</w:t>
+      </w:r>
+      <w:r>
+        <w:rPr>
+          <w:rFonts w:ascii="Arial" w:hAnsi="Arial" w:eastAsia="Arial" w:cs="Arial"/>
+          <w:b/>
+          <w:i w:val="0"/>
+          <w:color w:val="000000"/>
+          <w:sz w:val="18"/>
+          <w:highlight w:val="lightGray"/>
+        </w:rPr>
+        <w:t xml:space="preserve"> </w:t>
+      </w:r>
+      <w:r>
+        <w:rPr>
+          <w:rFonts w:ascii="Arial" w:hAnsi="Arial" w:eastAsia="Arial" w:cs="Arial"/>
+          <w:b/>
+          <w:i w:val="0"/>
+          <w:color w:val="000000"/>
+          <w:sz w:val="18"/>
+          <w:highlight w:val="lightGray"/>
+        </w:rPr>
+        <w:t>b</w:t>
+      </w:r>
+      <w:r>
+        <w:rPr>
+          <w:rFonts w:ascii="Arial" w:hAnsi="Arial" w:eastAsia="Arial" w:cs="Arial"/>
+          <w:b/>
+          <w:i w:val="0"/>
+          <w:color w:val="000000"/>
+          <w:sz w:val="18"/>
+          <w:highlight w:val="lightGray"/>
+        </w:rPr>
+        <w:t>y</w:t>
+      </w:r>
+      <w:r>
+        <w:rPr>
+          <w:rFonts w:ascii="Arial" w:hAnsi="Arial" w:eastAsia="Arial" w:cs="Arial"/>
+          <w:b/>
+          <w:i w:val="0"/>
+          <w:color w:val="000000"/>
+          <w:sz w:val="18"/>
+          <w:highlight w:val="lightGray"/>
+        </w:rPr>
+        <w:t>:</w:t>
+      </w:r>
+      <w:r>
+        <w:rPr>
+          <w:rFonts w:ascii="Arial" w:hAnsi="Arial" w:eastAsia="Arial" w:cs="Arial"/>
+          <w:b/>
+          <w:i w:val="0"/>
+          <w:color w:val="000000"/>
+          <w:sz w:val="18"/>
+          <w:highlight w:val="lightGray"/>
+        </w:rPr>
+        <w:t xml:space="preserve"> </w:t>
+      </w:r>
+      <w:r>
+        <w:rPr>
+          <w:rFonts w:ascii="Arial" w:hAnsi="Arial" w:eastAsia="Arial" w:cs="Arial"/>
+          <w:b/>
+          <w:i w:val="0"/>
+          <w:color w:val="000000"/>
+          <w:sz w:val="18"/>
+          <w:highlight w:val="lightGray"/>
+        </w:rPr>
+        <w:t>[</w:t>
+      </w:r>
+      <w:r>
+        <w:rPr>
+          <w:rFonts w:ascii="Arial" w:hAnsi="Arial" w:eastAsia="Arial" w:cs="Arial"/>
+          <w:b/>
+          <w:i w:val="0"/>
+          <w:color w:val="000000"/>
+          <w:sz w:val="18"/>
+          <w:highlight w:val="lightGray"/>
+        </w:rPr>
+        <w:t>D</w:t>
+      </w:r>
+      <w:r>
+        <w:rPr>
+          <w:rFonts w:ascii="Arial" w:hAnsi="Arial" w:eastAsia="Arial" w:cs="Arial"/>
+          <w:b/>
+          <w:i w:val="0"/>
+          <w:color w:val="000000"/>
+          <w:sz w:val="18"/>
+          <w:highlight w:val="lightGray"/>
+        </w:rPr>
+        <w:t>a</w:t>
+      </w:r>
+      <w:r>
+        <w:rPr>
+          <w:rFonts w:ascii="Arial" w:hAnsi="Arial" w:eastAsia="Arial" w:cs="Arial"/>
+          <w:b/>
+          <w:i w:val="0"/>
+          <w:color w:val="000000"/>
+          <w:sz w:val="18"/>
+          <w:highlight w:val="lightGray"/>
+        </w:rPr>
+        <w:t>t</w:t>
+      </w:r>
+      <w:r>
+        <w:rPr>
+          <w:rFonts w:ascii="Arial" w:hAnsi="Arial" w:eastAsia="Arial" w:cs="Arial"/>
+          <w:b/>
+          <w:i w:val="0"/>
+          <w:color w:val="000000"/>
+          <w:sz w:val="18"/>
+          <w:highlight w:val="lightGray"/>
+        </w:rPr>
+        <w:t>a</w:t>
+      </w:r>
+      <w:r>
+        <w:rPr>
+          <w:rFonts w:ascii="Arial" w:hAnsi="Arial" w:eastAsia="Arial" w:cs="Arial"/>
+          <w:b/>
+          <w:i w:val="0"/>
+          <w:color w:val="000000"/>
+          <w:sz w:val="18"/>
+          <w:highlight w:val="lightGray"/>
+        </w:rPr>
+        <w:t xml:space="preserve"> </w:t>
+      </w:r>
+      <w:r>
+        <w:rPr>
+          <w:rFonts w:ascii="Arial" w:hAnsi="Arial" w:eastAsia="Arial" w:cs="Arial"/>
+          <w:b/>
+          <w:i w:val="0"/>
+          <w:color w:val="000000"/>
+          <w:sz w:val="18"/>
+          <w:highlight w:val="lightGray"/>
+        </w:rPr>
+        <w:t>P</w:t>
+      </w:r>
+      <w:r>
+        <w:rPr>
+          <w:rFonts w:ascii="Arial" w:hAnsi="Arial" w:eastAsia="Arial" w:cs="Arial"/>
+          <w:b/>
+          <w:i w:val="0"/>
+          <w:color w:val="000000"/>
+          <w:sz w:val="18"/>
+          <w:highlight w:val="lightGray"/>
+        </w:rPr>
+        <w:t>a</w:t>
+      </w:r>
+      <w:r>
+        <w:rPr>
+          <w:rFonts w:ascii="Arial" w:hAnsi="Arial" w:eastAsia="Arial" w:cs="Arial"/>
+          <w:b/>
+          <w:i w:val="0"/>
+          <w:color w:val="000000"/>
+          <w:sz w:val="18"/>
+          <w:highlight w:val="lightGray"/>
+        </w:rPr>
+        <w:t>t</w:t>
+      </w:r>
+      <w:r>
+        <w:rPr>
+          <w:rFonts w:ascii="Arial" w:hAnsi="Arial" w:eastAsia="Arial" w:cs="Arial"/>
+          <w:b/>
+          <w:i w:val="0"/>
+          <w:color w:val="000000"/>
+          <w:sz w:val="18"/>
+          <w:highlight w:val="lightGray"/>
+        </w:rPr>
+        <w:t>h</w:t>
+      </w:r>
+      <w:r>
+        <w:rPr>
+          <w:rFonts w:ascii="Arial" w:hAnsi="Arial" w:eastAsia="Arial" w:cs="Arial"/>
+          <w:b w:val="0"/>
+          <w:i w:val="0"/>
+          <w:color w:val="000000"/>
+          <w:sz w:val="18"/>
+          <w:highlight w:val="lightGray"/>
+        </w:rPr>
+        <w:t>:</w:t>
+      </w:r>
+      <w:r>
+        <w:rPr>
+          <w:rFonts w:ascii="Arial" w:hAnsi="Arial" w:eastAsia="Arial" w:cs="Arial"/>
+          <w:b w:val="0"/>
+          <w:i w:val="0"/>
+          <w:color w:val="000000"/>
+          <w:sz w:val="18"/>
+          <w:highlight w:val="lightGray"/>
+        </w:rPr>
+        <w:t xml:space="preserve"> </w:t>
+      </w:r>
+      <w:r>
+        <w:rPr>
+          <w:rFonts w:ascii="Arial" w:hAnsi="Arial" w:eastAsia="Arial" w:cs="Arial"/>
+          <w:b w:val="0"/>
+          <w:i w:val="0"/>
+          <w:color w:val="000000"/>
+          <w:sz w:val="18"/>
+          <w:highlight w:val="lightGray"/>
+        </w:rPr>
+        <w:t>P</w:t>
+      </w:r>
+      <w:r>
+        <w:rPr>
+          <w:rFonts w:ascii="Arial" w:hAnsi="Arial" w:eastAsia="Arial" w:cs="Arial"/>
+          <w:b w:val="0"/>
+          <w:i w:val="0"/>
+          <w:color w:val="000000"/>
+          <w:sz w:val="18"/>
+          <w:highlight w:val="lightGray"/>
+        </w:rPr>
+        <w:t>e</w:t>
+      </w:r>
+      <w:r>
+        <w:rPr>
+          <w:rFonts w:ascii="Arial" w:hAnsi="Arial" w:eastAsia="Arial" w:cs="Arial"/>
+          <w:b w:val="0"/>
+          <w:i w:val="0"/>
+          <w:color w:val="000000"/>
+          <w:sz w:val="18"/>
+          <w:highlight w:val="lightGray"/>
+        </w:rPr>
+        <w:t>r</w:t>
+      </w:r>
+      <w:r>
+        <w:rPr>
+          <w:rFonts w:ascii="Arial" w:hAnsi="Arial" w:eastAsia="Arial" w:cs="Arial"/>
+          <w:b w:val="0"/>
+          <w:i w:val="0"/>
+          <w:color w:val="000000"/>
+          <w:sz w:val="18"/>
+          <w:highlight w:val="lightGray"/>
+        </w:rPr>
+        <w:t>s</w:t>
+      </w:r>
+      <w:r>
+        <w:rPr>
+          <w:rFonts w:ascii="Arial" w:hAnsi="Arial" w:eastAsia="Arial" w:cs="Arial"/>
+          <w:b w:val="0"/>
+          <w:i w:val="0"/>
+          <w:color w:val="000000"/>
+          <w:sz w:val="18"/>
+          <w:highlight w:val="lightGray"/>
+        </w:rPr>
+        <w:t>o</w:t>
+      </w:r>
+      <w:r>
+        <w:rPr>
+          <w:rFonts w:ascii="Arial" w:hAnsi="Arial" w:eastAsia="Arial" w:cs="Arial"/>
+          <w:b w:val="0"/>
+          <w:i w:val="0"/>
+          <w:color w:val="000000"/>
+          <w:sz w:val="18"/>
+          <w:highlight w:val="lightGray"/>
+        </w:rPr>
+        <w:t>n</w:t>
+      </w:r>
+      <w:r>
+        <w:rPr>
+          <w:rFonts w:ascii="Arial" w:hAnsi="Arial" w:eastAsia="Arial" w:cs="Arial"/>
+          <w:b w:val="0"/>
+          <w:i w:val="0"/>
+          <w:color w:val="000000"/>
+          <w:sz w:val="18"/>
+          <w:highlight w:val="lightGray"/>
+        </w:rPr>
+        <w:t>s</w:t>
+      </w:r>
+      <w:r>
+        <w:rPr>
+          <w:rFonts w:ascii="Arial" w:hAnsi="Arial" w:eastAsia="Arial" w:cs="Arial"/>
+          <w:b w:val="0"/>
+          <w:i w:val="0"/>
+          <w:color w:val="000000"/>
+          <w:sz w:val="18"/>
+          <w:highlight w:val="lightGray"/>
+        </w:rPr>
+        <w:t xml:space="preserve"> </w:t>
+      </w:r>
+      <w:r>
+        <w:rPr>
+          <w:rFonts w:ascii="Arial" w:hAnsi="Arial" w:eastAsia="Arial" w:cs="Arial"/>
+          <w:b w:val="0"/>
+          <w:i w:val="0"/>
+          <w:color w:val="000000"/>
+          <w:sz w:val="18"/>
+          <w:highlight w:val="lightGray"/>
+        </w:rPr>
+        <w:t>T</w:t>
+      </w:r>
+      <w:r>
+        <w:rPr>
+          <w:rFonts w:ascii="Arial" w:hAnsi="Arial" w:eastAsia="Arial" w:cs="Arial"/>
+          <w:b w:val="0"/>
+          <w:i w:val="0"/>
+          <w:color w:val="000000"/>
+          <w:sz w:val="18"/>
+          <w:highlight w:val="lightGray"/>
+        </w:rPr>
+        <w:t>a</w:t>
+      </w:r>
+      <w:r>
+        <w:rPr>
+          <w:rFonts w:ascii="Arial" w:hAnsi="Arial" w:eastAsia="Arial" w:cs="Arial"/>
+          <w:b w:val="0"/>
+          <w:i w:val="0"/>
+          <w:color w:val="000000"/>
+          <w:sz w:val="18"/>
+          <w:highlight w:val="lightGray"/>
+        </w:rPr>
+        <w:t>b</w:t>
+      </w:r>
+      <w:r>
+        <w:rPr>
+          <w:rFonts w:ascii="Arial" w:hAnsi="Arial" w:eastAsia="Arial" w:cs="Arial"/>
+          <w:b w:val="0"/>
+          <w:i w:val="0"/>
+          <w:color w:val="000000"/>
+          <w:sz w:val="18"/>
+          <w:highlight w:val="lightGray"/>
+        </w:rPr>
+        <w:t>l</w:t>
+      </w:r>
+      <w:r>
+        <w:rPr>
+          <w:rFonts w:ascii="Arial" w:hAnsi="Arial" w:eastAsia="Arial" w:cs="Arial"/>
+          <w:b w:val="0"/>
+          <w:i w:val="0"/>
+          <w:color w:val="000000"/>
+          <w:sz w:val="18"/>
+          <w:highlight w:val="lightGray"/>
+        </w:rPr>
+        <w:t>e</w:t>
+      </w:r>
+      <w:r>
+        <w:rPr>
+          <w:rFonts w:ascii="Arial" w:hAnsi="Arial" w:eastAsia="Arial" w:cs="Arial"/>
+          <w:b w:val="0"/>
+          <w:i w:val="0"/>
+          <w:color w:val="000000"/>
+          <w:sz w:val="18"/>
+          <w:highlight w:val="lightGray"/>
+        </w:rPr>
+        <w:t xml:space="preserve"> </w:t>
+      </w:r>
+      <w:r>
+        <w:rPr>
+          <w:rFonts w:ascii="Arial" w:hAnsi="Arial" w:eastAsia="Arial" w:cs="Arial"/>
+          <w:b w:val="0"/>
+          <w:i w:val="0"/>
+          <w:color w:val="000000"/>
+          <w:sz w:val="18"/>
+          <w:highlight w:val="lightGray"/>
+        </w:rPr>
+        <w:t>-</w:t>
+      </w:r>
+      <w:r>
+        <w:rPr>
+          <w:rFonts w:ascii="Arial" w:hAnsi="Arial" w:eastAsia="Arial" w:cs="Arial"/>
+          <w:b w:val="0"/>
+          <w:i w:val="0"/>
+          <w:color w:val="000000"/>
+          <w:sz w:val="18"/>
+          <w:highlight w:val="lightGray"/>
+        </w:rPr>
+        <w:t>&gt;</w:t>
+      </w:r>
+      <w:r>
+        <w:rPr>
+          <w:rFonts w:ascii="Arial" w:hAnsi="Arial" w:eastAsia="Arial" w:cs="Arial"/>
+          <w:b w:val="0"/>
+          <w:i w:val="0"/>
+          <w:color w:val="000000"/>
+          <w:sz w:val="18"/>
+          <w:highlight w:val="lightGray"/>
+        </w:rPr>
+        <w:t xml:space="preserve"> </w:t>
+      </w:r>
+      <w:r>
+        <w:rPr>
+          <w:rFonts w:ascii="Arial" w:hAnsi="Arial" w:eastAsia="Arial" w:cs="Arial"/>
+          <w:b w:val="0"/>
+          <w:i w:val="0"/>
+          <w:color w:val="000000"/>
+          <w:sz w:val="18"/>
+          <w:highlight w:val="lightGray"/>
+        </w:rPr>
+        <w:t>I</w:t>
+      </w:r>
+      <w:r>
+        <w:rPr>
+          <w:rFonts w:ascii="Arial" w:hAnsi="Arial" w:eastAsia="Arial" w:cs="Arial"/>
+          <w:b w:val="0"/>
+          <w:i w:val="0"/>
+          <w:color w:val="000000"/>
+          <w:sz w:val="18"/>
+          <w:highlight w:val="lightGray"/>
+        </w:rPr>
+        <w:t>D</w:t>
+      </w:r>
+      <w:r>
+        <w:rPr>
+          <w:rFonts w:ascii="Arial" w:hAnsi="Arial" w:eastAsia="Arial" w:cs="Arial"/>
+          <w:b w:val="0"/>
+          <w:i w:val="0"/>
+          <w:color w:val="000000"/>
+          <w:sz w:val="18"/>
+          <w:highlight w:val="lightGray"/>
+        </w:rPr>
+        <w:t xml:space="preserve"> </w:t>
+      </w:r>
+      <w:r>
+        <w:rPr>
+          <w:rFonts w:ascii="Arial" w:hAnsi="Arial" w:eastAsia="Arial" w:cs="Arial"/>
+          <w:b w:val="0"/>
+          <w:i w:val="0"/>
+          <w:color w:val="000000"/>
+          <w:sz w:val="18"/>
+          <w:highlight w:val="lightGray"/>
+        </w:rPr>
+        <w:t>C</w:t>
+      </w:r>
+      <w:r>
+        <w:rPr>
+          <w:rFonts w:ascii="Arial" w:hAnsi="Arial" w:eastAsia="Arial" w:cs="Arial"/>
+          <w:b w:val="0"/>
+          <w:i w:val="0"/>
+          <w:color w:val="000000"/>
+          <w:sz w:val="18"/>
+          <w:highlight w:val="lightGray"/>
+        </w:rPr>
+        <w:t>o</w:t>
+      </w:r>
+      <w:r>
+        <w:rPr>
+          <w:rFonts w:ascii="Arial" w:hAnsi="Arial" w:eastAsia="Arial" w:cs="Arial"/>
+          <w:b w:val="0"/>
+          <w:i w:val="0"/>
+          <w:color w:val="000000"/>
+          <w:sz w:val="18"/>
+          <w:highlight w:val="lightGray"/>
+        </w:rPr>
+        <w:t>l</w:t>
+      </w:r>
+      <w:r>
+        <w:rPr>
+          <w:rFonts w:ascii="Arial" w:hAnsi="Arial" w:eastAsia="Arial" w:cs="Arial"/>
+          <w:b w:val="0"/>
+          <w:i w:val="0"/>
+          <w:color w:val="000000"/>
+          <w:sz w:val="18"/>
+          <w:highlight w:val="lightGray"/>
+        </w:rPr>
+        <w:t>u</w:t>
+      </w:r>
+      <w:r>
+        <w:rPr>
+          <w:rFonts w:ascii="Arial" w:hAnsi="Arial" w:eastAsia="Arial" w:cs="Arial"/>
+          <w:b w:val="0"/>
+          <w:i w:val="0"/>
+          <w:color w:val="000000"/>
+          <w:sz w:val="18"/>
+          <w:highlight w:val="lightGray"/>
+        </w:rPr>
+        <w:t>m</w:t>
+      </w:r>
+      <w:r>
+        <w:rPr>
+          <w:rFonts w:ascii="Arial" w:hAnsi="Arial" w:eastAsia="Arial" w:cs="Arial"/>
+          <w:b w:val="0"/>
+          <w:i w:val="0"/>
+          <w:color w:val="000000"/>
+          <w:sz w:val="18"/>
+          <w:highlight w:val="lightGray"/>
+        </w:rPr>
+        <w:t>n</w:t>
+      </w:r>
+      <w:r>
+        <w:rPr>
+          <w:rFonts w:ascii="Arial" w:hAnsi="Arial" w:eastAsia="Arial" w:cs="Arial"/>
+          <w:b w:val="0"/>
+          <w:i w:val="0"/>
+          <w:color w:val="000000"/>
+          <w:sz w:val="18"/>
+          <w:highlight w:val="lightGray"/>
+        </w:rPr>
+        <w:t>:</w:t>
+      </w:r>
+      <w:r>
+        <w:rPr>
+          <w:rFonts w:ascii="Arial" w:hAnsi="Arial" w:eastAsia="Arial" w:cs="Arial"/>
+          <w:b w:val="0"/>
+          <w:i w:val="0"/>
+          <w:color w:val="000000"/>
+          <w:sz w:val="18"/>
+          <w:highlight w:val="lightGray"/>
+        </w:rPr>
+        <w:t xml:space="preserve"> </w:t>
+      </w:r>
+      <w:r>
+        <w:rPr>
+          <w:rFonts w:ascii="Arial" w:hAnsi="Arial" w:eastAsia="Arial" w:cs="Arial"/>
+          <w:b w:val="0"/>
+          <w:i w:val="0"/>
+          <w:color w:val="000000"/>
+          <w:sz w:val="18"/>
+          <w:highlight w:val="lightGray"/>
+        </w:rPr>
+        <w:t>1</w:t>
+      </w:r>
+      <w:r>
+        <w:rPr>
+          <w:rFonts w:ascii="Arial" w:hAnsi="Arial" w:eastAsia="Arial" w:cs="Arial"/>
+          <w:b w:val="0"/>
+          <w:i w:val="0"/>
+          <w:color w:val="000000"/>
+          <w:sz w:val="18"/>
+          <w:highlight w:val="lightGray"/>
+        </w:rPr>
+        <w:t>,</w:t>
+      </w:r>
+      <w:r>
+        <w:rPr>
+          <w:rFonts w:ascii="Arial" w:hAnsi="Arial" w:eastAsia="Arial" w:cs="Arial"/>
+          <w:b w:val="0"/>
+          <w:i w:val="0"/>
+          <w:color w:val="000000"/>
+          <w:sz w:val="18"/>
+          <w:highlight w:val="lightGray"/>
+        </w:rPr>
+        <w:t xml:space="preserve"> </w:t>
+      </w:r>
+      <w:r>
+        <w:rPr>
+          <w:rFonts w:ascii="Arial" w:hAnsi="Arial" w:eastAsia="Arial" w:cs="Arial"/>
+          <w:b w:val="0"/>
+          <w:i w:val="0"/>
+          <w:color w:val="000000"/>
+          <w:sz w:val="18"/>
+          <w:highlight w:val="lightGray"/>
+        </w:rPr>
+        <w:t>N</w:t>
+      </w:r>
+      <w:r>
+        <w:rPr>
+          <w:rFonts w:ascii="Arial" w:hAnsi="Arial" w:eastAsia="Arial" w:cs="Arial"/>
+          <w:b w:val="0"/>
+          <w:i w:val="0"/>
+          <w:color w:val="000000"/>
+          <w:sz w:val="18"/>
+          <w:highlight w:val="lightGray"/>
+        </w:rPr>
+        <w:t>a</w:t>
+      </w:r>
+      <w:r>
+        <w:rPr>
+          <w:rFonts w:ascii="Arial" w:hAnsi="Arial" w:eastAsia="Arial" w:cs="Arial"/>
+          <w:b w:val="0"/>
+          <w:i w:val="0"/>
+          <w:color w:val="000000"/>
+          <w:sz w:val="18"/>
+          <w:highlight w:val="lightGray"/>
+        </w:rPr>
+        <w:t>m</w:t>
+      </w:r>
+      <w:r>
+        <w:rPr>
+          <w:rFonts w:ascii="Arial" w:hAnsi="Arial" w:eastAsia="Arial" w:cs="Arial"/>
+          <w:b w:val="0"/>
+          <w:i w:val="0"/>
+          <w:color w:val="000000"/>
+          <w:sz w:val="18"/>
+          <w:highlight w:val="lightGray"/>
+        </w:rPr>
+        <w:t>e</w:t>
+      </w:r>
+      <w:r>
+        <w:rPr>
+          <w:rFonts w:ascii="Arial" w:hAnsi="Arial" w:eastAsia="Arial" w:cs="Arial"/>
+          <w:b w:val="0"/>
+          <w:i w:val="0"/>
+          <w:color w:val="000000"/>
+          <w:sz w:val="18"/>
+          <w:highlight w:val="lightGray"/>
+        </w:rPr>
+        <w:t>_</w:t>
+      </w:r>
+      <w:r>
+        <w:rPr>
+          <w:rFonts w:ascii="Arial" w:hAnsi="Arial" w:eastAsia="Arial" w:cs="Arial"/>
+          <w:b w:val="0"/>
+          <w:i w:val="0"/>
+          <w:color w:val="000000"/>
+          <w:sz w:val="18"/>
+          <w:highlight w:val="lightGray"/>
+        </w:rPr>
+        <w:t>E</w:t>
+      </w:r>
+      <w:r>
+        <w:rPr>
+          <w:rFonts w:ascii="Arial" w:hAnsi="Arial" w:eastAsia="Arial" w:cs="Arial"/>
+          <w:b w:val="0"/>
+          <w:i w:val="0"/>
+          <w:color w:val="000000"/>
+          <w:sz w:val="18"/>
+          <w:highlight w:val="lightGray"/>
+        </w:rPr>
+        <w:t>n</w:t>
+      </w:r>
+      <w:r>
+        <w:rPr>
+          <w:rFonts w:ascii="Arial" w:hAnsi="Arial" w:eastAsia="Arial" w:cs="Arial"/>
+          <w:b w:val="0"/>
+          <w:i w:val="0"/>
+          <w:color w:val="000000"/>
+          <w:sz w:val="18"/>
+          <w:highlight w:val="lightGray"/>
+        </w:rPr>
+        <w:t xml:space="preserve"> </w:t>
+      </w:r>
+      <w:r>
+        <w:rPr>
+          <w:rFonts w:ascii="Arial" w:hAnsi="Arial" w:eastAsia="Arial" w:cs="Arial"/>
+          <w:b w:val="0"/>
+          <w:i w:val="0"/>
+          <w:color w:val="000000"/>
+          <w:sz w:val="18"/>
+          <w:highlight w:val="lightGray"/>
+        </w:rPr>
+        <w:t>C</w:t>
+      </w:r>
+      <w:r>
+        <w:rPr>
+          <w:rFonts w:ascii="Arial" w:hAnsi="Arial" w:eastAsia="Arial" w:cs="Arial"/>
+          <w:b w:val="0"/>
+          <w:i w:val="0"/>
+          <w:color w:val="000000"/>
+          <w:sz w:val="18"/>
+          <w:highlight w:val="lightGray"/>
+        </w:rPr>
+        <w:t>o</w:t>
+      </w:r>
+      <w:r>
+        <w:rPr>
+          <w:rFonts w:ascii="Arial" w:hAnsi="Arial" w:eastAsia="Arial" w:cs="Arial"/>
+          <w:b w:val="0"/>
+          <w:i w:val="0"/>
+          <w:color w:val="000000"/>
+          <w:sz w:val="18"/>
+          <w:highlight w:val="lightGray"/>
+        </w:rPr>
+        <w:t>l</w:t>
+      </w:r>
+      <w:r>
+        <w:rPr>
+          <w:rFonts w:ascii="Arial" w:hAnsi="Arial" w:eastAsia="Arial" w:cs="Arial"/>
+          <w:b w:val="0"/>
+          <w:i w:val="0"/>
+          <w:color w:val="000000"/>
+          <w:sz w:val="18"/>
+          <w:highlight w:val="lightGray"/>
+        </w:rPr>
+        <w:t>u</w:t>
+      </w:r>
+      <w:r>
+        <w:rPr>
+          <w:rFonts w:ascii="Arial" w:hAnsi="Arial" w:eastAsia="Arial" w:cs="Arial"/>
+          <w:b w:val="0"/>
+          <w:i w:val="0"/>
+          <w:color w:val="000000"/>
+          <w:sz w:val="18"/>
+          <w:highlight w:val="lightGray"/>
+        </w:rPr>
+        <w:t>m</w:t>
+      </w:r>
+      <w:r>
+        <w:rPr>
+          <w:rFonts w:ascii="Arial" w:hAnsi="Arial" w:eastAsia="Arial" w:cs="Arial"/>
+          <w:b w:val="0"/>
+          <w:i w:val="0"/>
+          <w:color w:val="000000"/>
+          <w:sz w:val="18"/>
+          <w:highlight w:val="lightGray"/>
+        </w:rPr>
+        <w:t>n</w:t>
+      </w:r>
+      <w:r>
+        <w:rPr>
+          <w:rFonts w:ascii="Arial" w:hAnsi="Arial" w:eastAsia="Arial" w:cs="Arial"/>
+          <w:b w:val="0"/>
+          <w:i w:val="0"/>
+          <w:color w:val="000000"/>
+          <w:sz w:val="18"/>
+          <w:highlight w:val="lightGray"/>
+        </w:rPr>
+        <w:t>:</w:t>
+      </w:r>
+      <w:r>
+        <w:rPr>
+          <w:rFonts w:ascii="Arial" w:hAnsi="Arial" w:eastAsia="Arial" w:cs="Arial"/>
+          <w:b w:val="0"/>
+          <w:i w:val="0"/>
+          <w:color w:val="000000"/>
+          <w:sz w:val="18"/>
+          <w:highlight w:val="lightGray"/>
+        </w:rPr>
+        <w:t xml:space="preserve"> </w:t>
+      </w:r>
+      <w:r>
+        <w:rPr>
+          <w:rFonts w:ascii="Arial" w:hAnsi="Arial" w:eastAsia="Arial" w:cs="Arial"/>
+          <w:b w:val="0"/>
+          <w:i w:val="0"/>
+          <w:color w:val="000000"/>
+          <w:sz w:val="18"/>
+          <w:highlight w:val="lightGray"/>
+        </w:rPr>
+        <w:t>M</w:t>
+      </w:r>
+      <w:r>
+        <w:rPr>
+          <w:rFonts w:ascii="Arial" w:hAnsi="Arial" w:eastAsia="Arial" w:cs="Arial"/>
+          <w:b w:val="0"/>
+          <w:i w:val="0"/>
+          <w:color w:val="000000"/>
+          <w:sz w:val="18"/>
+          <w:highlight w:val="lightGray"/>
+        </w:rPr>
+        <w:t>o</w:t>
+      </w:r>
+      <w:r>
+        <w:rPr>
+          <w:rFonts w:ascii="Arial" w:hAnsi="Arial" w:eastAsia="Arial" w:cs="Arial"/>
+          <w:b w:val="0"/>
+          <w:i w:val="0"/>
+          <w:color w:val="000000"/>
+          <w:sz w:val="18"/>
+          <w:highlight w:val="lightGray"/>
+        </w:rPr>
+        <w:t>t</w:t>
+      </w:r>
+      <w:r>
+        <w:rPr>
+          <w:rFonts w:ascii="Arial" w:hAnsi="Arial" w:eastAsia="Arial" w:cs="Arial"/>
+          <w:b w:val="0"/>
+          <w:i w:val="0"/>
+          <w:color w:val="000000"/>
+          <w:sz w:val="18"/>
+          <w:highlight w:val="lightGray"/>
+        </w:rPr>
+        <w:t>a</w:t>
+      </w:r>
+      <w:r>
+        <w:rPr>
+          <w:rFonts w:ascii="Arial" w:hAnsi="Arial" w:eastAsia="Arial" w:cs="Arial"/>
+          <w:b w:val="0"/>
+          <w:i w:val="0"/>
+          <w:color w:val="000000"/>
+          <w:sz w:val="18"/>
+          <w:highlight w:val="lightGray"/>
+        </w:rPr>
+        <w:t>s</w:t>
+      </w:r>
+      <w:r>
+        <w:rPr>
+          <w:rFonts w:ascii="Arial" w:hAnsi="Arial" w:eastAsia="Arial" w:cs="Arial"/>
+          <w:b w:val="0"/>
+          <w:i w:val="0"/>
+          <w:color w:val="000000"/>
+          <w:sz w:val="18"/>
+          <w:highlight w:val="lightGray"/>
+        </w:rPr>
+        <w:t>e</w:t>
+      </w:r>
+      <w:r>
+        <w:rPr>
+          <w:rFonts w:ascii="Arial" w:hAnsi="Arial" w:eastAsia="Arial" w:cs="Arial"/>
+          <w:b w:val="0"/>
+          <w:i w:val="0"/>
+          <w:color w:val="000000"/>
+          <w:sz w:val="18"/>
+          <w:highlight w:val="lightGray"/>
+        </w:rPr>
+        <w:t>m</w:t>
+      </w:r>
+      <w:r>
+        <w:rPr>
+          <w:rFonts w:ascii="Arial" w:hAnsi="Arial" w:eastAsia="Arial" w:cs="Arial"/>
+          <w:b w:val="0"/>
+          <w:i w:val="0"/>
+          <w:color w:val="000000"/>
+          <w:sz w:val="18"/>
+          <w:highlight w:val="lightGray"/>
+        </w:rPr>
+        <w:t xml:space="preserve"> </w:t>
+      </w:r>
+      <w:r>
+        <w:rPr>
+          <w:rFonts w:ascii="Arial" w:hAnsi="Arial" w:eastAsia="Arial" w:cs="Arial"/>
+          <w:b w:val="0"/>
+          <w:i w:val="0"/>
+          <w:color w:val="000000"/>
+          <w:sz w:val="18"/>
+          <w:highlight w:val="lightGray"/>
+        </w:rPr>
+        <w:t>E</w:t>
+      </w:r>
+      <w:r>
+        <w:rPr>
+          <w:rFonts w:ascii="Arial" w:hAnsi="Arial" w:eastAsia="Arial" w:cs="Arial"/>
+          <w:b w:val="0"/>
+          <w:i w:val="0"/>
+          <w:color w:val="000000"/>
+          <w:sz w:val="18"/>
+          <w:highlight w:val="lightGray"/>
+        </w:rPr>
+        <w:t>s</w:t>
+      </w:r>
+      <w:r>
+        <w:rPr>
+          <w:rFonts w:ascii="Arial" w:hAnsi="Arial" w:eastAsia="Arial" w:cs="Arial"/>
+          <w:b w:val="0"/>
+          <w:i w:val="0"/>
+          <w:color w:val="000000"/>
+          <w:sz w:val="18"/>
+          <w:highlight w:val="lightGray"/>
+        </w:rPr>
+        <w:t>s</w:t>
+      </w:r>
+      <w:r>
+        <w:rPr>
+          <w:rFonts w:ascii="Arial" w:hAnsi="Arial" w:eastAsia="Arial" w:cs="Arial"/>
+          <w:b w:val="0"/>
+          <w:i w:val="0"/>
+          <w:color w:val="000000"/>
+          <w:sz w:val="18"/>
+          <w:highlight w:val="lightGray"/>
+        </w:rPr>
+        <w:t>a</w:t>
+      </w:r>
+      <w:r>
+        <w:rPr>
+          <w:rFonts w:ascii="Arial" w:hAnsi="Arial" w:eastAsia="Arial" w:cs="Arial"/>
+          <w:b w:val="0"/>
+          <w:i w:val="0"/>
+          <w:color w:val="000000"/>
+          <w:sz w:val="18"/>
+          <w:highlight w:val="lightGray"/>
+        </w:rPr>
+        <w:t>m</w:t>
+      </w:r>
+      <w:r>
+        <w:rPr>
+          <w:rFonts w:ascii="Arial" w:hAnsi="Arial" w:eastAsia="Arial" w:cs="Arial"/>
+          <w:b w:val="0"/>
+          <w:i w:val="0"/>
+          <w:color w:val="000000"/>
+          <w:sz w:val="18"/>
+          <w:highlight w:val="lightGray"/>
+        </w:rPr>
+        <w:t>]</w:t>
+      </w:r>
+      <w:r>
+        <w:rPr>
+          <w:rFonts w:ascii="Arial" w:hAnsi="Arial" w:eastAsia="Arial" w:cs="Arial"/>
+          <w:b w:val="0"/>
+          <w:i w:val="0"/>
+          <w:color w:val="000000"/>
+          <w:sz w:val="18"/>
+          <w:highlight w:val="lightGray"/>
+        </w:rPr>
+        <w:t xml:space="preserve"> </w:t>
+      </w:r>
+      <w:r>
+        <w:rPr>
+          <w:rFonts w:ascii="Arial" w:hAnsi="Arial" w:eastAsia="Arial" w:cs="Arial"/>
+          <w:b w:val="0"/>
+          <w:i w:val="0"/>
+          <w:color w:val="000000"/>
+          <w:sz w:val="18"/>
+          <w:highlight w:val="lightGray"/>
+        </w:rPr>
+        <w:t>-</w:t>
+      </w:r>
+      <w:r>
+        <w:rPr>
+          <w:rFonts w:ascii="Arial" w:hAnsi="Arial" w:eastAsia="Arial" w:cs="Arial"/>
+          <w:b w:val="0"/>
+          <w:i w:val="0"/>
+          <w:color w:val="000000"/>
+          <w:sz w:val="18"/>
+          <w:highlight w:val="lightGray"/>
+        </w:rPr>
+        <w:t>&gt;</w:t>
+      </w:r>
+      <w:r>
+        <w:rPr>
+          <w:rFonts w:ascii="Arial" w:hAnsi="Arial" w:eastAsia="Arial" w:cs="Arial"/>
+          <w:b w:val="0"/>
+          <w:i w:val="0"/>
+          <w:color w:val="000000"/>
+          <w:sz w:val="18"/>
+          <w:highlight w:val="lightGray"/>
+        </w:rPr>
+        <w:t xml:space="preserve"> </w:t>
+      </w:r>
+      <w:r>
+        <w:rPr>
+          <w:rFonts w:ascii="Arial" w:hAnsi="Arial" w:eastAsia="Arial" w:cs="Arial"/>
+          <w:b/>
+          <w:i w:val="0"/>
+          <w:color w:val="000000"/>
+          <w:sz w:val="18"/>
+          <w:highlight w:val="lightGray"/>
+        </w:rPr>
+        <w:t>F</w:t>
+      </w:r>
+      <w:r>
+        <w:rPr>
+          <w:rFonts w:ascii="Arial" w:hAnsi="Arial" w:eastAsia="Arial" w:cs="Arial"/>
+          <w:b/>
+          <w:i w:val="0"/>
+          <w:color w:val="000000"/>
+          <w:sz w:val="18"/>
+          <w:highlight w:val="lightGray"/>
+        </w:rPr>
+        <w:t>r</w:t>
+      </w:r>
+      <w:r>
+        <w:rPr>
+          <w:rFonts w:ascii="Arial" w:hAnsi="Arial" w:eastAsia="Arial" w:cs="Arial"/>
+          <w:b/>
+          <w:i w:val="0"/>
+          <w:color w:val="000000"/>
+          <w:sz w:val="18"/>
+          <w:highlight w:val="lightGray"/>
+        </w:rPr>
+        <w:t>o</w:t>
+      </w:r>
+      <w:r>
+        <w:rPr>
+          <w:rFonts w:ascii="Arial" w:hAnsi="Arial" w:eastAsia="Arial" w:cs="Arial"/>
+          <w:b/>
+          <w:i w:val="0"/>
+          <w:color w:val="000000"/>
+          <w:sz w:val="18"/>
+          <w:highlight w:val="lightGray"/>
+        </w:rPr>
+        <w:t>m</w:t>
+      </w:r>
+      <w:r>
+        <w:rPr>
+          <w:rFonts w:ascii="Arial" w:hAnsi="Arial" w:eastAsia="Arial" w:cs="Arial"/>
+          <w:b/>
+          <w:i w:val="0"/>
+          <w:color w:val="000000"/>
+          <w:sz w:val="18"/>
+          <w:highlight w:val="lightGray"/>
+        </w:rPr>
+        <w:t>:</w:t>
+      </w:r>
+      <w:r>
+        <w:rPr>
+          <w:rFonts w:ascii="Arial" w:hAnsi="Arial" w:eastAsia="Arial" w:cs="Arial"/>
+          <w:b w:val="0"/>
+          <w:i w:val="0"/>
+          <w:color w:val="000000"/>
+          <w:sz w:val="18"/>
+          <w:highlight w:val="lightGray"/>
+        </w:rPr>
+        <w:t xml:space="preserve"> </w:t>
+      </w:r>
+      <w:r>
+        <w:rPr>
+          <w:rFonts w:ascii="Arial" w:hAnsi="Arial" w:eastAsia="Arial" w:cs="Arial"/>
+          <w:b w:val="0"/>
+          <w:i w:val="0"/>
+          <w:color w:val="000000"/>
+          <w:sz w:val="18"/>
+          <w:highlight w:val="lightGray"/>
+        </w:rPr>
+        <w:t>[</w:t>
+      </w:r>
+      <w:r>
+        <w:rPr>
+          <w:rFonts w:ascii="Arial" w:hAnsi="Arial" w:eastAsia="Arial" w:cs="Arial"/>
+          <w:b w:val="0"/>
+          <w:i w:val="0"/>
+          <w:color w:val="000000"/>
+          <w:sz w:val="18"/>
+          <w:highlight w:val="lightGray"/>
+        </w:rPr>
+        <w:t>C</w:t>
+      </w:r>
+      <w:r>
+        <w:rPr>
+          <w:rFonts w:ascii="Arial" w:hAnsi="Arial" w:eastAsia="Arial" w:cs="Arial"/>
+          <w:b w:val="0"/>
+          <w:i w:val="0"/>
+          <w:color w:val="000000"/>
+          <w:sz w:val="18"/>
+          <w:highlight w:val="lightGray"/>
+        </w:rPr>
+        <w:t>h</w:t>
+      </w:r>
+      <w:r>
+        <w:rPr>
+          <w:rFonts w:ascii="Arial" w:hAnsi="Arial" w:eastAsia="Arial" w:cs="Arial"/>
+          <w:b w:val="0"/>
+          <w:i w:val="0"/>
+          <w:color w:val="000000"/>
+          <w:sz w:val="18"/>
+          <w:highlight w:val="lightGray"/>
+        </w:rPr>
+        <w:t>a</w:t>
+      </w:r>
+      <w:r>
+        <w:rPr>
+          <w:rFonts w:ascii="Arial" w:hAnsi="Arial" w:eastAsia="Arial" w:cs="Arial"/>
+          <w:b w:val="0"/>
+          <w:i w:val="0"/>
+          <w:color w:val="000000"/>
+          <w:sz w:val="18"/>
+          <w:highlight w:val="lightGray"/>
+        </w:rPr>
+        <w:t>t</w:t>
+      </w:r>
+      <w:r>
+        <w:rPr>
+          <w:rFonts w:ascii="Arial" w:hAnsi="Arial" w:eastAsia="Arial" w:cs="Arial"/>
+          <w:b w:val="0"/>
+          <w:i w:val="0"/>
+          <w:color w:val="000000"/>
+          <w:sz w:val="18"/>
+          <w:highlight w:val="lightGray"/>
+        </w:rPr>
+        <w:t>G</w:t>
+      </w:r>
+      <w:r>
+        <w:rPr>
+          <w:rFonts w:ascii="Arial" w:hAnsi="Arial" w:eastAsia="Arial" w:cs="Arial"/>
+          <w:b w:val="0"/>
+          <w:i w:val="0"/>
+          <w:color w:val="000000"/>
+          <w:sz w:val="18"/>
+          <w:highlight w:val="lightGray"/>
+        </w:rPr>
+        <w:t>P</w:t>
+      </w:r>
+      <w:r>
+        <w:rPr>
+          <w:rFonts w:ascii="Arial" w:hAnsi="Arial" w:eastAsia="Arial" w:cs="Arial"/>
+          <w:b w:val="0"/>
+          <w:i w:val="0"/>
+          <w:color w:val="000000"/>
+          <w:sz w:val="18"/>
+          <w:highlight w:val="lightGray"/>
+        </w:rPr>
+        <w:t>T</w:t>
+      </w:r>
+      <w:r>
+        <w:rPr>
+          <w:rFonts w:ascii="Arial" w:hAnsi="Arial" w:eastAsia="Arial" w:cs="Arial"/>
+          <w:b w:val="0"/>
+          <w:i w:val="0"/>
+          <w:color w:val="000000"/>
+          <w:sz w:val="18"/>
+          <w:highlight w:val="lightGray"/>
+        </w:rPr>
+        <w:t>]</w:t>
+      </w:r>
+      <w:r>
+        <w:rPr>
+          <w:rFonts w:ascii="Arial" w:hAnsi="Arial"/>
+          <w:color w:val="000000"/>
+          <w:sz w:val="18"/>
+          <w:highlight w:val="lightGray"/>
+        </w:rPr>
+        <w:t xml:space="preserve"> </w:t>
+      </w:r>
+      <w:r>
+        <w:rPr>
+          <w:rFonts w:ascii="Arial" w:hAnsi="Arial"/>
           <w:b/>
           <w:color w:val="000000"/>
           <w:sz w:val="18"/>
@@ -591,7 +3148,7 @@
       </w:r>
       <w:r>
         <w:rPr>
-          <w:rFonts w:ascii="Arial" w:eastAsia="Arial" w:hAnsi="Arial"/>
+          <w:rFonts w:ascii="Arial" w:hAnsi="Arial"/>
           <w:sz w:val="18"/>
           <w:highlight w:val="lightGray"/>
         </w:rPr>
@@ -759,103 +3316,1402 @@
       </w:pPr>
       <w:r>
         <w:rPr>
-          <w:rFonts w:ascii="Arial" w:eastAsia="Arial" w:hAnsi="Arial" w:cs="Arial"/>
-          <w:b/>
-          <w:color w:val="000000"/>
-          <w:sz w:val="18"/>
-          <w:highlight w:val="lightGray"/>
-        </w:rPr>
-        <w:t># Source: AI Source: Provided by: [Data Path</w:t>
-      </w:r>
-      <w:r>
-        <w:rPr>
-          <w:rFonts w:ascii="Arial" w:eastAsia="Arial" w:hAnsi="Arial" w:cs="Arial"/>
-          <w:color w:val="000000"/>
-          <w:sz w:val="18"/>
-          <w:highlight w:val="lightGray"/>
-        </w:rPr>
-        <w:t xml:space="preserve">: Persons Table -&gt; ID Column: 1, </w:t>
-      </w:r>
-      <w:proofErr w:type="spellStart"/>
-      <w:r>
-        <w:rPr>
-          <w:rFonts w:ascii="Arial" w:eastAsia="Arial" w:hAnsi="Arial" w:cs="Arial"/>
-          <w:color w:val="000000"/>
-          <w:sz w:val="18"/>
-          <w:highlight w:val="lightGray"/>
-        </w:rPr>
-        <w:t>Name_En</w:t>
-      </w:r>
-      <w:proofErr w:type="spellEnd"/>
-      <w:r>
-        <w:rPr>
-          <w:rFonts w:ascii="Arial" w:eastAsia="Arial" w:hAnsi="Arial" w:cs="Arial"/>
-          <w:color w:val="000000"/>
-          <w:sz w:val="18"/>
-          <w:highlight w:val="lightGray"/>
-        </w:rPr>
-        <w:t xml:space="preserve"> Column: Motasem Essam] -&gt; </w:t>
-      </w:r>
-      <w:r>
-        <w:rPr>
-          <w:rFonts w:ascii="Arial" w:eastAsia="Arial" w:hAnsi="Arial" w:cs="Arial"/>
-          <w:b/>
-          <w:color w:val="000000"/>
-          <w:sz w:val="18"/>
-          <w:highlight w:val="lightGray"/>
-        </w:rPr>
-        <w:t>From:</w:t>
-      </w:r>
-      <w:r>
-        <w:rPr>
-          <w:rFonts w:ascii="Arial" w:eastAsia="Arial" w:hAnsi="Arial" w:cs="Arial"/>
-          <w:color w:val="000000"/>
-          <w:sz w:val="18"/>
-          <w:highlight w:val="lightGray"/>
-        </w:rPr>
-        <w:t xml:space="preserve"> [</w:t>
-      </w:r>
-      <w:proofErr w:type="spellStart"/>
-      <w:r>
-        <w:rPr>
-          <w:rFonts w:ascii="Arial" w:eastAsia="Arial" w:hAnsi="Arial" w:cs="Arial"/>
-          <w:color w:val="000000"/>
-          <w:sz w:val="18"/>
-          <w:highlight w:val="lightGray"/>
-        </w:rPr>
-        <w:t>Chatgpt</w:t>
-      </w:r>
-      <w:proofErr w:type="spellEnd"/>
-      <w:r>
-        <w:rPr>
-          <w:rFonts w:ascii="Arial" w:eastAsia="Arial" w:hAnsi="Arial" w:cs="Arial"/>
-          <w:color w:val="000000"/>
-          <w:sz w:val="18"/>
-          <w:highlight w:val="lightGray"/>
-        </w:rPr>
-        <w:t xml:space="preserve"> (GPT</w:t>
-      </w:r>
-      <w:r>
-        <w:rPr>
-          <w:rFonts w:ascii="Arial" w:eastAsia="Arial" w:hAnsi="Arial" w:cs="Cambria Math"/>
-          <w:color w:val="000000"/>
-          <w:sz w:val="18"/>
-          <w:highlight w:val="lightGray"/>
-        </w:rPr>
-        <w:t>‑</w:t>
-      </w:r>
-      <w:r>
-        <w:rPr>
-          <w:rFonts w:ascii="Arial" w:eastAsia="Arial" w:hAnsi="Arial" w:cs="Arial"/>
-          <w:color w:val="000000"/>
-          <w:sz w:val="18"/>
-          <w:highlight w:val="lightGray"/>
-        </w:rPr>
-        <w:t xml:space="preserve">5 Mini)] </w:t>
-      </w:r>
-      <w:r>
-        <w:rPr>
-          <w:rFonts w:ascii="Arial" w:eastAsia="Arial" w:hAnsi="Arial" w:cs="Arial"/>
+          <w:rFonts w:ascii="Arial" w:hAnsi="Arial" w:eastAsia="Arial" w:cs="Arial"/>
+          <w:b/>
+          <w:i w:val="0"/>
+          <w:color w:val="000000"/>
+          <w:sz w:val="18"/>
+          <w:highlight w:val="lightGray"/>
+        </w:rPr>
+        <w:t>#</w:t>
+      </w:r>
+      <w:r>
+        <w:rPr>
+          <w:rFonts w:ascii="Arial" w:hAnsi="Arial" w:eastAsia="Arial" w:cs="Arial"/>
+          <w:b/>
+          <w:i w:val="0"/>
+          <w:color w:val="000000"/>
+          <w:sz w:val="18"/>
+          <w:highlight w:val="lightGray"/>
+        </w:rPr>
+        <w:t xml:space="preserve"> </w:t>
+      </w:r>
+      <w:r>
+        <w:rPr>
+          <w:rFonts w:ascii="Arial" w:hAnsi="Arial" w:eastAsia="Arial" w:cs="Arial"/>
+          <w:b/>
+          <w:i w:val="0"/>
+          <w:color w:val="000000"/>
+          <w:sz w:val="18"/>
+          <w:highlight w:val="lightGray"/>
+        </w:rPr>
+        <w:t>S</w:t>
+      </w:r>
+      <w:r>
+        <w:rPr>
+          <w:rFonts w:ascii="Arial" w:hAnsi="Arial" w:eastAsia="Arial" w:cs="Arial"/>
+          <w:b/>
+          <w:i w:val="0"/>
+          <w:color w:val="000000"/>
+          <w:sz w:val="18"/>
+          <w:highlight w:val="lightGray"/>
+        </w:rPr>
+        <w:t>o</w:t>
+      </w:r>
+      <w:r>
+        <w:rPr>
+          <w:rFonts w:ascii="Arial" w:hAnsi="Arial" w:eastAsia="Arial" w:cs="Arial"/>
+          <w:b/>
+          <w:i w:val="0"/>
+          <w:color w:val="000000"/>
+          <w:sz w:val="18"/>
+          <w:highlight w:val="lightGray"/>
+        </w:rPr>
+        <w:t>u</w:t>
+      </w:r>
+      <w:r>
+        <w:rPr>
+          <w:rFonts w:ascii="Arial" w:hAnsi="Arial" w:eastAsia="Arial" w:cs="Arial"/>
+          <w:b/>
+          <w:i w:val="0"/>
+          <w:color w:val="000000"/>
+          <w:sz w:val="18"/>
+          <w:highlight w:val="lightGray"/>
+        </w:rPr>
+        <w:t>r</w:t>
+      </w:r>
+      <w:r>
+        <w:rPr>
+          <w:rFonts w:ascii="Arial" w:hAnsi="Arial" w:eastAsia="Arial" w:cs="Arial"/>
+          <w:b/>
+          <w:i w:val="0"/>
+          <w:color w:val="000000"/>
+          <w:sz w:val="18"/>
+          <w:highlight w:val="lightGray"/>
+        </w:rPr>
+        <w:t>c</w:t>
+      </w:r>
+      <w:r>
+        <w:rPr>
+          <w:rFonts w:ascii="Arial" w:hAnsi="Arial" w:eastAsia="Arial" w:cs="Arial"/>
+          <w:b/>
+          <w:i w:val="0"/>
+          <w:color w:val="000000"/>
+          <w:sz w:val="18"/>
+          <w:highlight w:val="lightGray"/>
+        </w:rPr>
+        <w:t>e</w:t>
+      </w:r>
+      <w:r>
+        <w:rPr>
+          <w:rFonts w:ascii="Arial" w:hAnsi="Arial" w:eastAsia="Arial" w:cs="Arial"/>
+          <w:b/>
+          <w:i w:val="0"/>
+          <w:color w:val="000000"/>
+          <w:sz w:val="18"/>
+          <w:highlight w:val="lightGray"/>
+        </w:rPr>
+        <w:t>:</w:t>
+      </w:r>
+      <w:r>
+        <w:rPr>
+          <w:rFonts w:ascii="Arial" w:hAnsi="Arial" w:eastAsia="Arial" w:cs="Arial"/>
+          <w:b/>
+          <w:i w:val="0"/>
+          <w:color w:val="000000"/>
+          <w:sz w:val="18"/>
+          <w:highlight w:val="lightGray"/>
+        </w:rPr>
+        <w:t xml:space="preserve"> </w:t>
+      </w:r>
+      <w:r>
+        <w:rPr>
+          <w:rFonts w:ascii="Arial" w:hAnsi="Arial" w:eastAsia="Arial" w:cs="Arial"/>
+          <w:b/>
+          <w:i w:val="0"/>
+          <w:color w:val="000000"/>
+          <w:sz w:val="18"/>
+          <w:highlight w:val="lightGray"/>
+        </w:rPr>
+        <w:t>A</w:t>
+      </w:r>
+      <w:r>
+        <w:rPr>
+          <w:rFonts w:ascii="Arial" w:hAnsi="Arial" w:eastAsia="Arial" w:cs="Arial"/>
+          <w:b/>
+          <w:i w:val="0"/>
+          <w:color w:val="000000"/>
+          <w:sz w:val="18"/>
+          <w:highlight w:val="lightGray"/>
+        </w:rPr>
+        <w:t>I</w:t>
+      </w:r>
+      <w:r>
+        <w:rPr>
+          <w:rFonts w:ascii="Arial" w:hAnsi="Arial" w:eastAsia="Arial" w:cs="Arial"/>
+          <w:b/>
+          <w:i w:val="0"/>
+          <w:color w:val="000000"/>
+          <w:sz w:val="18"/>
+          <w:highlight w:val="lightGray"/>
+        </w:rPr>
+        <w:t xml:space="preserve"> </w:t>
+      </w:r>
+      <w:r>
+        <w:rPr>
+          <w:rFonts w:ascii="Arial" w:hAnsi="Arial" w:eastAsia="Arial" w:cs="Arial"/>
+          <w:b/>
+          <w:i w:val="0"/>
+          <w:color w:val="000000"/>
+          <w:sz w:val="18"/>
+          <w:highlight w:val="lightGray"/>
+        </w:rPr>
+        <w:t>S</w:t>
+      </w:r>
+      <w:r>
+        <w:rPr>
+          <w:rFonts w:ascii="Arial" w:hAnsi="Arial" w:eastAsia="Arial" w:cs="Arial"/>
+          <w:b/>
+          <w:i w:val="0"/>
+          <w:color w:val="000000"/>
+          <w:sz w:val="18"/>
+          <w:highlight w:val="lightGray"/>
+        </w:rPr>
+        <w:t>o</w:t>
+      </w:r>
+      <w:r>
+        <w:rPr>
+          <w:rFonts w:ascii="Arial" w:hAnsi="Arial" w:eastAsia="Arial" w:cs="Arial"/>
+          <w:b/>
+          <w:i w:val="0"/>
+          <w:color w:val="000000"/>
+          <w:sz w:val="18"/>
+          <w:highlight w:val="lightGray"/>
+        </w:rPr>
+        <w:t>u</w:t>
+      </w:r>
+      <w:r>
+        <w:rPr>
+          <w:rFonts w:ascii="Arial" w:hAnsi="Arial" w:eastAsia="Arial" w:cs="Arial"/>
+          <w:b/>
+          <w:i w:val="0"/>
+          <w:color w:val="000000"/>
+          <w:sz w:val="18"/>
+          <w:highlight w:val="lightGray"/>
+        </w:rPr>
+        <w:t>r</w:t>
+      </w:r>
+      <w:r>
+        <w:rPr>
+          <w:rFonts w:ascii="Arial" w:hAnsi="Arial" w:eastAsia="Arial" w:cs="Arial"/>
+          <w:b/>
+          <w:i w:val="0"/>
+          <w:color w:val="000000"/>
+          <w:sz w:val="18"/>
+          <w:highlight w:val="lightGray"/>
+        </w:rPr>
+        <w:t>c</w:t>
+      </w:r>
+      <w:r>
+        <w:rPr>
+          <w:rFonts w:ascii="Arial" w:hAnsi="Arial" w:eastAsia="Arial" w:cs="Arial"/>
+          <w:b/>
+          <w:i w:val="0"/>
+          <w:color w:val="000000"/>
+          <w:sz w:val="18"/>
+          <w:highlight w:val="lightGray"/>
+        </w:rPr>
+        <w:t>e</w:t>
+      </w:r>
+      <w:r>
+        <w:rPr>
+          <w:rFonts w:ascii="Arial" w:hAnsi="Arial" w:eastAsia="Arial" w:cs="Arial"/>
+          <w:b/>
+          <w:i w:val="0"/>
+          <w:color w:val="000000"/>
+          <w:sz w:val="18"/>
+          <w:highlight w:val="lightGray"/>
+        </w:rPr>
+        <w:t>:</w:t>
+      </w:r>
+      <w:r>
+        <w:rPr>
+          <w:rFonts w:ascii="Arial" w:hAnsi="Arial" w:eastAsia="Arial" w:cs="Arial"/>
+          <w:b/>
+          <w:i w:val="0"/>
+          <w:color w:val="000000"/>
+          <w:sz w:val="18"/>
+          <w:highlight w:val="lightGray"/>
+        </w:rPr>
+        <w:t xml:space="preserve"> </w:t>
+      </w:r>
+      <w:r>
+        <w:rPr>
+          <w:rFonts w:ascii="Arial" w:hAnsi="Arial" w:eastAsia="Arial" w:cs="Arial"/>
+          <w:b/>
+          <w:i w:val="0"/>
+          <w:color w:val="000000"/>
+          <w:sz w:val="18"/>
+          <w:highlight w:val="lightGray"/>
+        </w:rPr>
+        <w:t>P</w:t>
+      </w:r>
+      <w:r>
+        <w:rPr>
+          <w:rFonts w:ascii="Arial" w:hAnsi="Arial" w:eastAsia="Arial" w:cs="Arial"/>
+          <w:b/>
+          <w:i w:val="0"/>
+          <w:color w:val="000000"/>
+          <w:sz w:val="18"/>
+          <w:highlight w:val="lightGray"/>
+        </w:rPr>
+        <w:t>r</w:t>
+      </w:r>
+      <w:r>
+        <w:rPr>
+          <w:rFonts w:ascii="Arial" w:hAnsi="Arial" w:eastAsia="Arial" w:cs="Arial"/>
+          <w:b/>
+          <w:i w:val="0"/>
+          <w:color w:val="000000"/>
+          <w:sz w:val="18"/>
+          <w:highlight w:val="lightGray"/>
+        </w:rPr>
+        <w:t>o</w:t>
+      </w:r>
+      <w:r>
+        <w:rPr>
+          <w:rFonts w:ascii="Arial" w:hAnsi="Arial" w:eastAsia="Arial" w:cs="Arial"/>
+          <w:b/>
+          <w:i w:val="0"/>
+          <w:color w:val="000000"/>
+          <w:sz w:val="18"/>
+          <w:highlight w:val="lightGray"/>
+        </w:rPr>
+        <w:t>v</w:t>
+      </w:r>
+      <w:r>
+        <w:rPr>
+          <w:rFonts w:ascii="Arial" w:hAnsi="Arial" w:eastAsia="Arial" w:cs="Arial"/>
+          <w:b/>
+          <w:i w:val="0"/>
+          <w:color w:val="000000"/>
+          <w:sz w:val="18"/>
+          <w:highlight w:val="lightGray"/>
+        </w:rPr>
+        <w:t>i</w:t>
+      </w:r>
+      <w:r>
+        <w:rPr>
+          <w:rFonts w:ascii="Arial" w:hAnsi="Arial" w:eastAsia="Arial" w:cs="Arial"/>
+          <w:b/>
+          <w:i w:val="0"/>
+          <w:color w:val="000000"/>
+          <w:sz w:val="18"/>
+          <w:highlight w:val="lightGray"/>
+        </w:rPr>
+        <w:t>d</w:t>
+      </w:r>
+      <w:r>
+        <w:rPr>
+          <w:rFonts w:ascii="Arial" w:hAnsi="Arial" w:eastAsia="Arial" w:cs="Arial"/>
+          <w:b/>
+          <w:i w:val="0"/>
+          <w:color w:val="000000"/>
+          <w:sz w:val="18"/>
+          <w:highlight w:val="lightGray"/>
+        </w:rPr>
+        <w:t>e</w:t>
+      </w:r>
+      <w:r>
+        <w:rPr>
+          <w:rFonts w:ascii="Arial" w:hAnsi="Arial" w:eastAsia="Arial" w:cs="Arial"/>
+          <w:b/>
+          <w:i w:val="0"/>
+          <w:color w:val="000000"/>
+          <w:sz w:val="18"/>
+          <w:highlight w:val="lightGray"/>
+        </w:rPr>
+        <w:t>d</w:t>
+      </w:r>
+      <w:r>
+        <w:rPr>
+          <w:rFonts w:ascii="Arial" w:hAnsi="Arial" w:eastAsia="Arial" w:cs="Arial"/>
+          <w:b/>
+          <w:i w:val="0"/>
+          <w:color w:val="000000"/>
+          <w:sz w:val="18"/>
+          <w:highlight w:val="lightGray"/>
+        </w:rPr>
+        <w:t xml:space="preserve"> </w:t>
+      </w:r>
+      <w:r>
+        <w:rPr>
+          <w:rFonts w:ascii="Arial" w:hAnsi="Arial" w:eastAsia="Arial" w:cs="Arial"/>
+          <w:b/>
+          <w:i w:val="0"/>
+          <w:color w:val="000000"/>
+          <w:sz w:val="18"/>
+          <w:highlight w:val="lightGray"/>
+        </w:rPr>
+        <w:t>b</w:t>
+      </w:r>
+      <w:r>
+        <w:rPr>
+          <w:rFonts w:ascii="Arial" w:hAnsi="Arial" w:eastAsia="Arial" w:cs="Arial"/>
+          <w:b/>
+          <w:i w:val="0"/>
+          <w:color w:val="000000"/>
+          <w:sz w:val="18"/>
+          <w:highlight w:val="lightGray"/>
+        </w:rPr>
+        <w:t>y</w:t>
+      </w:r>
+      <w:r>
+        <w:rPr>
+          <w:rFonts w:ascii="Arial" w:hAnsi="Arial" w:eastAsia="Arial" w:cs="Arial"/>
+          <w:b/>
+          <w:i w:val="0"/>
+          <w:color w:val="000000"/>
+          <w:sz w:val="18"/>
+          <w:highlight w:val="lightGray"/>
+        </w:rPr>
+        <w:t>:</w:t>
+      </w:r>
+      <w:r>
+        <w:rPr>
+          <w:rFonts w:ascii="Arial" w:hAnsi="Arial" w:eastAsia="Arial" w:cs="Arial"/>
+          <w:b/>
+          <w:i w:val="0"/>
+          <w:color w:val="000000"/>
+          <w:sz w:val="18"/>
+          <w:highlight w:val="lightGray"/>
+        </w:rPr>
+        <w:t xml:space="preserve"> </w:t>
+      </w:r>
+      <w:r>
+        <w:rPr>
+          <w:rFonts w:ascii="Arial" w:hAnsi="Arial" w:eastAsia="Arial" w:cs="Arial"/>
+          <w:b/>
+          <w:i w:val="0"/>
+          <w:color w:val="000000"/>
+          <w:sz w:val="18"/>
+          <w:highlight w:val="lightGray"/>
+        </w:rPr>
+        <w:t>[</w:t>
+      </w:r>
+      <w:r>
+        <w:rPr>
+          <w:rFonts w:ascii="Arial" w:hAnsi="Arial" w:eastAsia="Arial" w:cs="Arial"/>
+          <w:b/>
+          <w:i w:val="0"/>
+          <w:color w:val="000000"/>
+          <w:sz w:val="18"/>
+          <w:highlight w:val="lightGray"/>
+        </w:rPr>
+        <w:t>D</w:t>
+      </w:r>
+      <w:r>
+        <w:rPr>
+          <w:rFonts w:ascii="Arial" w:hAnsi="Arial" w:eastAsia="Arial" w:cs="Arial"/>
+          <w:b/>
+          <w:i w:val="0"/>
+          <w:color w:val="000000"/>
+          <w:sz w:val="18"/>
+          <w:highlight w:val="lightGray"/>
+        </w:rPr>
+        <w:t>a</w:t>
+      </w:r>
+      <w:r>
+        <w:rPr>
+          <w:rFonts w:ascii="Arial" w:hAnsi="Arial" w:eastAsia="Arial" w:cs="Arial"/>
+          <w:b/>
+          <w:i w:val="0"/>
+          <w:color w:val="000000"/>
+          <w:sz w:val="18"/>
+          <w:highlight w:val="lightGray"/>
+        </w:rPr>
+        <w:t>t</w:t>
+      </w:r>
+      <w:r>
+        <w:rPr>
+          <w:rFonts w:ascii="Arial" w:hAnsi="Arial" w:eastAsia="Arial" w:cs="Arial"/>
+          <w:b/>
+          <w:i w:val="0"/>
+          <w:color w:val="000000"/>
+          <w:sz w:val="18"/>
+          <w:highlight w:val="lightGray"/>
+        </w:rPr>
+        <w:t>a</w:t>
+      </w:r>
+      <w:r>
+        <w:rPr>
+          <w:rFonts w:ascii="Arial" w:hAnsi="Arial" w:eastAsia="Arial" w:cs="Arial"/>
+          <w:b/>
+          <w:i w:val="0"/>
+          <w:color w:val="000000"/>
+          <w:sz w:val="18"/>
+          <w:highlight w:val="lightGray"/>
+        </w:rPr>
+        <w:t xml:space="preserve"> </w:t>
+      </w:r>
+      <w:r>
+        <w:rPr>
+          <w:rFonts w:ascii="Arial" w:hAnsi="Arial" w:eastAsia="Arial" w:cs="Arial"/>
+          <w:b/>
+          <w:i w:val="0"/>
+          <w:color w:val="000000"/>
+          <w:sz w:val="18"/>
+          <w:highlight w:val="lightGray"/>
+        </w:rPr>
+        <w:t>P</w:t>
+      </w:r>
+      <w:r>
+        <w:rPr>
+          <w:rFonts w:ascii="Arial" w:hAnsi="Arial" w:eastAsia="Arial" w:cs="Arial"/>
+          <w:b/>
+          <w:i w:val="0"/>
+          <w:color w:val="000000"/>
+          <w:sz w:val="18"/>
+          <w:highlight w:val="lightGray"/>
+        </w:rPr>
+        <w:t>a</w:t>
+      </w:r>
+      <w:r>
+        <w:rPr>
+          <w:rFonts w:ascii="Arial" w:hAnsi="Arial" w:eastAsia="Arial" w:cs="Arial"/>
+          <w:b/>
+          <w:i w:val="0"/>
+          <w:color w:val="000000"/>
+          <w:sz w:val="18"/>
+          <w:highlight w:val="lightGray"/>
+        </w:rPr>
+        <w:t>t</w:t>
+      </w:r>
+      <w:r>
+        <w:rPr>
+          <w:rFonts w:ascii="Arial" w:hAnsi="Arial" w:eastAsia="Arial" w:cs="Arial"/>
+          <w:b/>
+          <w:i w:val="0"/>
+          <w:color w:val="000000"/>
+          <w:sz w:val="18"/>
+          <w:highlight w:val="lightGray"/>
+        </w:rPr>
+        <w:t>h</w:t>
+      </w:r>
+      <w:r>
+        <w:rPr>
+          <w:rFonts w:ascii="Arial" w:hAnsi="Arial" w:eastAsia="Arial" w:cs="Arial"/>
+          <w:b w:val="0"/>
+          <w:i w:val="0"/>
+          <w:color w:val="000000"/>
+          <w:sz w:val="18"/>
+          <w:highlight w:val="lightGray"/>
+        </w:rPr>
+        <w:t>:</w:t>
+      </w:r>
+      <w:r>
+        <w:rPr>
+          <w:rFonts w:ascii="Arial" w:hAnsi="Arial" w:eastAsia="Arial" w:cs="Arial"/>
+          <w:b w:val="0"/>
+          <w:i w:val="0"/>
+          <w:color w:val="000000"/>
+          <w:sz w:val="18"/>
+          <w:highlight w:val="lightGray"/>
+        </w:rPr>
+        <w:t xml:space="preserve"> </w:t>
+      </w:r>
+      <w:r>
+        <w:rPr>
+          <w:rFonts w:ascii="Arial" w:hAnsi="Arial" w:eastAsia="Arial" w:cs="Arial"/>
+          <w:b w:val="0"/>
+          <w:i w:val="0"/>
+          <w:color w:val="000000"/>
+          <w:sz w:val="18"/>
+          <w:highlight w:val="lightGray"/>
+        </w:rPr>
+        <w:t>P</w:t>
+      </w:r>
+      <w:r>
+        <w:rPr>
+          <w:rFonts w:ascii="Arial" w:hAnsi="Arial" w:eastAsia="Arial" w:cs="Arial"/>
+          <w:b w:val="0"/>
+          <w:i w:val="0"/>
+          <w:color w:val="000000"/>
+          <w:sz w:val="18"/>
+          <w:highlight w:val="lightGray"/>
+        </w:rPr>
+        <w:t>e</w:t>
+      </w:r>
+      <w:r>
+        <w:rPr>
+          <w:rFonts w:ascii="Arial" w:hAnsi="Arial" w:eastAsia="Arial" w:cs="Arial"/>
+          <w:b w:val="0"/>
+          <w:i w:val="0"/>
+          <w:color w:val="000000"/>
+          <w:sz w:val="18"/>
+          <w:highlight w:val="lightGray"/>
+        </w:rPr>
+        <w:t>r</w:t>
+      </w:r>
+      <w:r>
+        <w:rPr>
+          <w:rFonts w:ascii="Arial" w:hAnsi="Arial" w:eastAsia="Arial" w:cs="Arial"/>
+          <w:b w:val="0"/>
+          <w:i w:val="0"/>
+          <w:color w:val="000000"/>
+          <w:sz w:val="18"/>
+          <w:highlight w:val="lightGray"/>
+        </w:rPr>
+        <w:t>s</w:t>
+      </w:r>
+      <w:r>
+        <w:rPr>
+          <w:rFonts w:ascii="Arial" w:hAnsi="Arial" w:eastAsia="Arial" w:cs="Arial"/>
+          <w:b w:val="0"/>
+          <w:i w:val="0"/>
+          <w:color w:val="000000"/>
+          <w:sz w:val="18"/>
+          <w:highlight w:val="lightGray"/>
+        </w:rPr>
+        <w:t>o</w:t>
+      </w:r>
+      <w:r>
+        <w:rPr>
+          <w:rFonts w:ascii="Arial" w:hAnsi="Arial" w:eastAsia="Arial" w:cs="Arial"/>
+          <w:b w:val="0"/>
+          <w:i w:val="0"/>
+          <w:color w:val="000000"/>
+          <w:sz w:val="18"/>
+          <w:highlight w:val="lightGray"/>
+        </w:rPr>
+        <w:t>n</w:t>
+      </w:r>
+      <w:r>
+        <w:rPr>
+          <w:rFonts w:ascii="Arial" w:hAnsi="Arial" w:eastAsia="Arial" w:cs="Arial"/>
+          <w:b w:val="0"/>
+          <w:i w:val="0"/>
+          <w:color w:val="000000"/>
+          <w:sz w:val="18"/>
+          <w:highlight w:val="lightGray"/>
+        </w:rPr>
+        <w:t>s</w:t>
+      </w:r>
+      <w:r>
+        <w:rPr>
+          <w:rFonts w:ascii="Arial" w:hAnsi="Arial" w:eastAsia="Arial" w:cs="Arial"/>
+          <w:b w:val="0"/>
+          <w:i w:val="0"/>
+          <w:color w:val="000000"/>
+          <w:sz w:val="18"/>
+          <w:highlight w:val="lightGray"/>
+        </w:rPr>
+        <w:t xml:space="preserve"> </w:t>
+      </w:r>
+      <w:r>
+        <w:rPr>
+          <w:rFonts w:ascii="Arial" w:hAnsi="Arial" w:eastAsia="Arial" w:cs="Arial"/>
+          <w:b w:val="0"/>
+          <w:i w:val="0"/>
+          <w:color w:val="000000"/>
+          <w:sz w:val="18"/>
+          <w:highlight w:val="lightGray"/>
+        </w:rPr>
+        <w:t>T</w:t>
+      </w:r>
+      <w:r>
+        <w:rPr>
+          <w:rFonts w:ascii="Arial" w:hAnsi="Arial" w:eastAsia="Arial" w:cs="Arial"/>
+          <w:b w:val="0"/>
+          <w:i w:val="0"/>
+          <w:color w:val="000000"/>
+          <w:sz w:val="18"/>
+          <w:highlight w:val="lightGray"/>
+        </w:rPr>
+        <w:t>a</w:t>
+      </w:r>
+      <w:r>
+        <w:rPr>
+          <w:rFonts w:ascii="Arial" w:hAnsi="Arial" w:eastAsia="Arial" w:cs="Arial"/>
+          <w:b w:val="0"/>
+          <w:i w:val="0"/>
+          <w:color w:val="000000"/>
+          <w:sz w:val="18"/>
+          <w:highlight w:val="lightGray"/>
+        </w:rPr>
+        <w:t>b</w:t>
+      </w:r>
+      <w:r>
+        <w:rPr>
+          <w:rFonts w:ascii="Arial" w:hAnsi="Arial" w:eastAsia="Arial" w:cs="Arial"/>
+          <w:b w:val="0"/>
+          <w:i w:val="0"/>
+          <w:color w:val="000000"/>
+          <w:sz w:val="18"/>
+          <w:highlight w:val="lightGray"/>
+        </w:rPr>
+        <w:t>l</w:t>
+      </w:r>
+      <w:r>
+        <w:rPr>
+          <w:rFonts w:ascii="Arial" w:hAnsi="Arial" w:eastAsia="Arial" w:cs="Arial"/>
+          <w:b w:val="0"/>
+          <w:i w:val="0"/>
+          <w:color w:val="000000"/>
+          <w:sz w:val="18"/>
+          <w:highlight w:val="lightGray"/>
+        </w:rPr>
+        <w:t>e</w:t>
+      </w:r>
+      <w:r>
+        <w:rPr>
+          <w:rFonts w:ascii="Arial" w:hAnsi="Arial" w:eastAsia="Arial" w:cs="Arial"/>
+          <w:b w:val="0"/>
+          <w:i w:val="0"/>
+          <w:color w:val="000000"/>
+          <w:sz w:val="18"/>
+          <w:highlight w:val="lightGray"/>
+        </w:rPr>
+        <w:t xml:space="preserve"> </w:t>
+      </w:r>
+      <w:r>
+        <w:rPr>
+          <w:rFonts w:ascii="Arial" w:hAnsi="Arial" w:eastAsia="Arial" w:cs="Arial"/>
+          <w:b w:val="0"/>
+          <w:i w:val="0"/>
+          <w:color w:val="000000"/>
+          <w:sz w:val="18"/>
+          <w:highlight w:val="lightGray"/>
+        </w:rPr>
+        <w:t>-</w:t>
+      </w:r>
+      <w:r>
+        <w:rPr>
+          <w:rFonts w:ascii="Arial" w:hAnsi="Arial" w:eastAsia="Arial" w:cs="Arial"/>
+          <w:b w:val="0"/>
+          <w:i w:val="0"/>
+          <w:color w:val="000000"/>
+          <w:sz w:val="18"/>
+          <w:highlight w:val="lightGray"/>
+        </w:rPr>
+        <w:t>&gt;</w:t>
+      </w:r>
+      <w:r>
+        <w:rPr>
+          <w:rFonts w:ascii="Arial" w:hAnsi="Arial" w:eastAsia="Arial" w:cs="Arial"/>
+          <w:b w:val="0"/>
+          <w:i w:val="0"/>
+          <w:color w:val="000000"/>
+          <w:sz w:val="18"/>
+          <w:highlight w:val="lightGray"/>
+        </w:rPr>
+        <w:t xml:space="preserve"> </w:t>
+      </w:r>
+      <w:r>
+        <w:rPr>
+          <w:rFonts w:ascii="Arial" w:hAnsi="Arial" w:eastAsia="Arial" w:cs="Arial"/>
+          <w:b w:val="0"/>
+          <w:i w:val="0"/>
+          <w:color w:val="000000"/>
+          <w:sz w:val="18"/>
+          <w:highlight w:val="lightGray"/>
+        </w:rPr>
+        <w:t>I</w:t>
+      </w:r>
+      <w:r>
+        <w:rPr>
+          <w:rFonts w:ascii="Arial" w:hAnsi="Arial" w:eastAsia="Arial" w:cs="Arial"/>
+          <w:b w:val="0"/>
+          <w:i w:val="0"/>
+          <w:color w:val="000000"/>
+          <w:sz w:val="18"/>
+          <w:highlight w:val="lightGray"/>
+        </w:rPr>
+        <w:t>D</w:t>
+      </w:r>
+      <w:r>
+        <w:rPr>
+          <w:rFonts w:ascii="Arial" w:hAnsi="Arial" w:eastAsia="Arial" w:cs="Arial"/>
+          <w:b w:val="0"/>
+          <w:i w:val="0"/>
+          <w:color w:val="000000"/>
+          <w:sz w:val="18"/>
+          <w:highlight w:val="lightGray"/>
+        </w:rPr>
+        <w:t xml:space="preserve"> </w:t>
+      </w:r>
+      <w:r>
+        <w:rPr>
+          <w:rFonts w:ascii="Arial" w:hAnsi="Arial" w:eastAsia="Arial" w:cs="Arial"/>
+          <w:b w:val="0"/>
+          <w:i w:val="0"/>
+          <w:color w:val="000000"/>
+          <w:sz w:val="18"/>
+          <w:highlight w:val="lightGray"/>
+        </w:rPr>
+        <w:t>C</w:t>
+      </w:r>
+      <w:r>
+        <w:rPr>
+          <w:rFonts w:ascii="Arial" w:hAnsi="Arial" w:eastAsia="Arial" w:cs="Arial"/>
+          <w:b w:val="0"/>
+          <w:i w:val="0"/>
+          <w:color w:val="000000"/>
+          <w:sz w:val="18"/>
+          <w:highlight w:val="lightGray"/>
+        </w:rPr>
+        <w:t>o</w:t>
+      </w:r>
+      <w:r>
+        <w:rPr>
+          <w:rFonts w:ascii="Arial" w:hAnsi="Arial" w:eastAsia="Arial" w:cs="Arial"/>
+          <w:b w:val="0"/>
+          <w:i w:val="0"/>
+          <w:color w:val="000000"/>
+          <w:sz w:val="18"/>
+          <w:highlight w:val="lightGray"/>
+        </w:rPr>
+        <w:t>l</w:t>
+      </w:r>
+      <w:r>
+        <w:rPr>
+          <w:rFonts w:ascii="Arial" w:hAnsi="Arial" w:eastAsia="Arial" w:cs="Arial"/>
+          <w:b w:val="0"/>
+          <w:i w:val="0"/>
+          <w:color w:val="000000"/>
+          <w:sz w:val="18"/>
+          <w:highlight w:val="lightGray"/>
+        </w:rPr>
+        <w:t>u</w:t>
+      </w:r>
+      <w:r>
+        <w:rPr>
+          <w:rFonts w:ascii="Arial" w:hAnsi="Arial" w:eastAsia="Arial" w:cs="Arial"/>
+          <w:b w:val="0"/>
+          <w:i w:val="0"/>
+          <w:color w:val="000000"/>
+          <w:sz w:val="18"/>
+          <w:highlight w:val="lightGray"/>
+        </w:rPr>
+        <w:t>m</w:t>
+      </w:r>
+      <w:r>
+        <w:rPr>
+          <w:rFonts w:ascii="Arial" w:hAnsi="Arial" w:eastAsia="Arial" w:cs="Arial"/>
+          <w:b w:val="0"/>
+          <w:i w:val="0"/>
+          <w:color w:val="000000"/>
+          <w:sz w:val="18"/>
+          <w:highlight w:val="lightGray"/>
+        </w:rPr>
+        <w:t>n</w:t>
+      </w:r>
+      <w:r>
+        <w:rPr>
+          <w:rFonts w:ascii="Arial" w:hAnsi="Arial" w:eastAsia="Arial" w:cs="Arial"/>
+          <w:b w:val="0"/>
+          <w:i w:val="0"/>
+          <w:color w:val="000000"/>
+          <w:sz w:val="18"/>
+          <w:highlight w:val="lightGray"/>
+        </w:rPr>
+        <w:t>:</w:t>
+      </w:r>
+      <w:r>
+        <w:rPr>
+          <w:rFonts w:ascii="Arial" w:hAnsi="Arial" w:eastAsia="Arial" w:cs="Arial"/>
+          <w:b w:val="0"/>
+          <w:i w:val="0"/>
+          <w:color w:val="000000"/>
+          <w:sz w:val="18"/>
+          <w:highlight w:val="lightGray"/>
+        </w:rPr>
+        <w:t xml:space="preserve"> </w:t>
+      </w:r>
+      <w:r>
+        <w:rPr>
+          <w:rFonts w:ascii="Arial" w:hAnsi="Arial" w:eastAsia="Arial" w:cs="Arial"/>
+          <w:b w:val="0"/>
+          <w:i w:val="0"/>
+          <w:color w:val="000000"/>
+          <w:sz w:val="18"/>
+          <w:highlight w:val="lightGray"/>
+        </w:rPr>
+        <w:t>1</w:t>
+      </w:r>
+      <w:r>
+        <w:rPr>
+          <w:rFonts w:ascii="Arial" w:hAnsi="Arial" w:eastAsia="Arial" w:cs="Arial"/>
+          <w:b w:val="0"/>
+          <w:i w:val="0"/>
+          <w:color w:val="000000"/>
+          <w:sz w:val="18"/>
+          <w:highlight w:val="lightGray"/>
+        </w:rPr>
+        <w:t>,</w:t>
+      </w:r>
+      <w:r>
+        <w:rPr>
+          <w:rFonts w:ascii="Arial" w:hAnsi="Arial" w:eastAsia="Arial" w:cs="Arial"/>
+          <w:b w:val="0"/>
+          <w:i w:val="0"/>
+          <w:color w:val="000000"/>
+          <w:sz w:val="18"/>
+          <w:highlight w:val="lightGray"/>
+        </w:rPr>
+        <w:t xml:space="preserve"> </w:t>
+      </w:r>
+      <w:r>
+        <w:rPr>
+          <w:rFonts w:ascii="Arial" w:hAnsi="Arial" w:eastAsia="Arial" w:cs="Arial"/>
+          <w:b w:val="0"/>
+          <w:i w:val="0"/>
+          <w:color w:val="000000"/>
+          <w:sz w:val="18"/>
+          <w:highlight w:val="lightGray"/>
+        </w:rPr>
+        <w:t>N</w:t>
+      </w:r>
+      <w:r>
+        <w:rPr>
+          <w:rFonts w:ascii="Arial" w:hAnsi="Arial" w:eastAsia="Arial" w:cs="Arial"/>
+          <w:b w:val="0"/>
+          <w:i w:val="0"/>
+          <w:color w:val="000000"/>
+          <w:sz w:val="18"/>
+          <w:highlight w:val="lightGray"/>
+        </w:rPr>
+        <w:t>a</w:t>
+      </w:r>
+      <w:r>
+        <w:rPr>
+          <w:rFonts w:ascii="Arial" w:hAnsi="Arial" w:eastAsia="Arial" w:cs="Arial"/>
+          <w:b w:val="0"/>
+          <w:i w:val="0"/>
+          <w:color w:val="000000"/>
+          <w:sz w:val="18"/>
+          <w:highlight w:val="lightGray"/>
+        </w:rPr>
+        <w:t>m</w:t>
+      </w:r>
+      <w:r>
+        <w:rPr>
+          <w:rFonts w:ascii="Arial" w:hAnsi="Arial" w:eastAsia="Arial" w:cs="Arial"/>
+          <w:b w:val="0"/>
+          <w:i w:val="0"/>
+          <w:color w:val="000000"/>
+          <w:sz w:val="18"/>
+          <w:highlight w:val="lightGray"/>
+        </w:rPr>
+        <w:t>e</w:t>
+      </w:r>
+      <w:r>
+        <w:rPr>
+          <w:rFonts w:ascii="Arial" w:hAnsi="Arial" w:eastAsia="Arial" w:cs="Arial"/>
+          <w:b w:val="0"/>
+          <w:i w:val="0"/>
+          <w:color w:val="000000"/>
+          <w:sz w:val="18"/>
+          <w:highlight w:val="lightGray"/>
+        </w:rPr>
+        <w:t>_</w:t>
+      </w:r>
+      <w:r>
+        <w:rPr>
+          <w:rFonts w:ascii="Arial" w:hAnsi="Arial" w:eastAsia="Arial" w:cs="Arial"/>
+          <w:b w:val="0"/>
+          <w:i w:val="0"/>
+          <w:color w:val="000000"/>
+          <w:sz w:val="18"/>
+          <w:highlight w:val="lightGray"/>
+        </w:rPr>
+        <w:t>E</w:t>
+      </w:r>
+      <w:r>
+        <w:rPr>
+          <w:rFonts w:ascii="Arial" w:hAnsi="Arial" w:eastAsia="Arial" w:cs="Arial"/>
+          <w:b w:val="0"/>
+          <w:i w:val="0"/>
+          <w:color w:val="000000"/>
+          <w:sz w:val="18"/>
+          <w:highlight w:val="lightGray"/>
+        </w:rPr>
+        <w:t>n</w:t>
+      </w:r>
+      <w:r>
+        <w:rPr>
+          <w:rFonts w:ascii="Arial" w:hAnsi="Arial" w:eastAsia="Arial" w:cs="Arial"/>
+          <w:b w:val="0"/>
+          <w:i w:val="0"/>
+          <w:color w:val="000000"/>
+          <w:sz w:val="18"/>
+          <w:highlight w:val="lightGray"/>
+        </w:rPr>
+        <w:t xml:space="preserve"> </w:t>
+      </w:r>
+      <w:r>
+        <w:rPr>
+          <w:rFonts w:ascii="Arial" w:hAnsi="Arial" w:eastAsia="Arial" w:cs="Arial"/>
+          <w:b w:val="0"/>
+          <w:i w:val="0"/>
+          <w:color w:val="000000"/>
+          <w:sz w:val="18"/>
+          <w:highlight w:val="lightGray"/>
+        </w:rPr>
+        <w:t>C</w:t>
+      </w:r>
+      <w:r>
+        <w:rPr>
+          <w:rFonts w:ascii="Arial" w:hAnsi="Arial" w:eastAsia="Arial" w:cs="Arial"/>
+          <w:b w:val="0"/>
+          <w:i w:val="0"/>
+          <w:color w:val="000000"/>
+          <w:sz w:val="18"/>
+          <w:highlight w:val="lightGray"/>
+        </w:rPr>
+        <w:t>o</w:t>
+      </w:r>
+      <w:r>
+        <w:rPr>
+          <w:rFonts w:ascii="Arial" w:hAnsi="Arial" w:eastAsia="Arial" w:cs="Arial"/>
+          <w:b w:val="0"/>
+          <w:i w:val="0"/>
+          <w:color w:val="000000"/>
+          <w:sz w:val="18"/>
+          <w:highlight w:val="lightGray"/>
+        </w:rPr>
+        <w:t>l</w:t>
+      </w:r>
+      <w:r>
+        <w:rPr>
+          <w:rFonts w:ascii="Arial" w:hAnsi="Arial" w:eastAsia="Arial" w:cs="Arial"/>
+          <w:b w:val="0"/>
+          <w:i w:val="0"/>
+          <w:color w:val="000000"/>
+          <w:sz w:val="18"/>
+          <w:highlight w:val="lightGray"/>
+        </w:rPr>
+        <w:t>u</w:t>
+      </w:r>
+      <w:r>
+        <w:rPr>
+          <w:rFonts w:ascii="Arial" w:hAnsi="Arial" w:eastAsia="Arial" w:cs="Arial"/>
+          <w:b w:val="0"/>
+          <w:i w:val="0"/>
+          <w:color w:val="000000"/>
+          <w:sz w:val="18"/>
+          <w:highlight w:val="lightGray"/>
+        </w:rPr>
+        <w:t>m</w:t>
+      </w:r>
+      <w:r>
+        <w:rPr>
+          <w:rFonts w:ascii="Arial" w:hAnsi="Arial" w:eastAsia="Arial" w:cs="Arial"/>
+          <w:b w:val="0"/>
+          <w:i w:val="0"/>
+          <w:color w:val="000000"/>
+          <w:sz w:val="18"/>
+          <w:highlight w:val="lightGray"/>
+        </w:rPr>
+        <w:t>n</w:t>
+      </w:r>
+      <w:r>
+        <w:rPr>
+          <w:rFonts w:ascii="Arial" w:hAnsi="Arial" w:eastAsia="Arial" w:cs="Arial"/>
+          <w:b w:val="0"/>
+          <w:i w:val="0"/>
+          <w:color w:val="000000"/>
+          <w:sz w:val="18"/>
+          <w:highlight w:val="lightGray"/>
+        </w:rPr>
+        <w:t>:</w:t>
+      </w:r>
+      <w:r>
+        <w:rPr>
+          <w:rFonts w:ascii="Arial" w:hAnsi="Arial" w:eastAsia="Arial" w:cs="Arial"/>
+          <w:b w:val="0"/>
+          <w:i w:val="0"/>
+          <w:color w:val="000000"/>
+          <w:sz w:val="18"/>
+          <w:highlight w:val="lightGray"/>
+        </w:rPr>
+        <w:t xml:space="preserve"> </w:t>
+      </w:r>
+      <w:r>
+        <w:rPr>
+          <w:rFonts w:ascii="Arial" w:hAnsi="Arial" w:eastAsia="Arial" w:cs="Arial"/>
+          <w:b w:val="0"/>
+          <w:i w:val="0"/>
+          <w:color w:val="000000"/>
+          <w:sz w:val="18"/>
+          <w:highlight w:val="lightGray"/>
+        </w:rPr>
+        <w:t>M</w:t>
+      </w:r>
+      <w:r>
+        <w:rPr>
+          <w:rFonts w:ascii="Arial" w:hAnsi="Arial" w:eastAsia="Arial" w:cs="Arial"/>
+          <w:b w:val="0"/>
+          <w:i w:val="0"/>
+          <w:color w:val="000000"/>
+          <w:sz w:val="18"/>
+          <w:highlight w:val="lightGray"/>
+        </w:rPr>
+        <w:t>o</w:t>
+      </w:r>
+      <w:r>
+        <w:rPr>
+          <w:rFonts w:ascii="Arial" w:hAnsi="Arial" w:eastAsia="Arial" w:cs="Arial"/>
+          <w:b w:val="0"/>
+          <w:i w:val="0"/>
+          <w:color w:val="000000"/>
+          <w:sz w:val="18"/>
+          <w:highlight w:val="lightGray"/>
+        </w:rPr>
+        <w:t>t</w:t>
+      </w:r>
+      <w:r>
+        <w:rPr>
+          <w:rFonts w:ascii="Arial" w:hAnsi="Arial" w:eastAsia="Arial" w:cs="Arial"/>
+          <w:b w:val="0"/>
+          <w:i w:val="0"/>
+          <w:color w:val="000000"/>
+          <w:sz w:val="18"/>
+          <w:highlight w:val="lightGray"/>
+        </w:rPr>
+        <w:t>a</w:t>
+      </w:r>
+      <w:r>
+        <w:rPr>
+          <w:rFonts w:ascii="Arial" w:hAnsi="Arial" w:eastAsia="Arial" w:cs="Arial"/>
+          <w:b w:val="0"/>
+          <w:i w:val="0"/>
+          <w:color w:val="000000"/>
+          <w:sz w:val="18"/>
+          <w:highlight w:val="lightGray"/>
+        </w:rPr>
+        <w:t>s</w:t>
+      </w:r>
+      <w:r>
+        <w:rPr>
+          <w:rFonts w:ascii="Arial" w:hAnsi="Arial" w:eastAsia="Arial" w:cs="Arial"/>
+          <w:b w:val="0"/>
+          <w:i w:val="0"/>
+          <w:color w:val="000000"/>
+          <w:sz w:val="18"/>
+          <w:highlight w:val="lightGray"/>
+        </w:rPr>
+        <w:t>e</w:t>
+      </w:r>
+      <w:r>
+        <w:rPr>
+          <w:rFonts w:ascii="Arial" w:hAnsi="Arial" w:eastAsia="Arial" w:cs="Arial"/>
+          <w:b w:val="0"/>
+          <w:i w:val="0"/>
+          <w:color w:val="000000"/>
+          <w:sz w:val="18"/>
+          <w:highlight w:val="lightGray"/>
+        </w:rPr>
+        <w:t>m</w:t>
+      </w:r>
+      <w:r>
+        <w:rPr>
+          <w:rFonts w:ascii="Arial" w:hAnsi="Arial" w:eastAsia="Arial" w:cs="Arial"/>
+          <w:b w:val="0"/>
+          <w:i w:val="0"/>
+          <w:color w:val="000000"/>
+          <w:sz w:val="18"/>
+          <w:highlight w:val="lightGray"/>
+        </w:rPr>
+        <w:t xml:space="preserve"> </w:t>
+      </w:r>
+      <w:r>
+        <w:rPr>
+          <w:rFonts w:ascii="Arial" w:hAnsi="Arial" w:eastAsia="Arial" w:cs="Arial"/>
+          <w:b w:val="0"/>
+          <w:i w:val="0"/>
+          <w:color w:val="000000"/>
+          <w:sz w:val="18"/>
+          <w:highlight w:val="lightGray"/>
+        </w:rPr>
+        <w:t>E</w:t>
+      </w:r>
+      <w:r>
+        <w:rPr>
+          <w:rFonts w:ascii="Arial" w:hAnsi="Arial" w:eastAsia="Arial" w:cs="Arial"/>
+          <w:b w:val="0"/>
+          <w:i w:val="0"/>
+          <w:color w:val="000000"/>
+          <w:sz w:val="18"/>
+          <w:highlight w:val="lightGray"/>
+        </w:rPr>
+        <w:t>s</w:t>
+      </w:r>
+      <w:r>
+        <w:rPr>
+          <w:rFonts w:ascii="Arial" w:hAnsi="Arial" w:eastAsia="Arial" w:cs="Arial"/>
+          <w:b w:val="0"/>
+          <w:i w:val="0"/>
+          <w:color w:val="000000"/>
+          <w:sz w:val="18"/>
+          <w:highlight w:val="lightGray"/>
+        </w:rPr>
+        <w:t>s</w:t>
+      </w:r>
+      <w:r>
+        <w:rPr>
+          <w:rFonts w:ascii="Arial" w:hAnsi="Arial" w:eastAsia="Arial" w:cs="Arial"/>
+          <w:b w:val="0"/>
+          <w:i w:val="0"/>
+          <w:color w:val="000000"/>
+          <w:sz w:val="18"/>
+          <w:highlight w:val="lightGray"/>
+        </w:rPr>
+        <w:t>a</w:t>
+      </w:r>
+      <w:r>
+        <w:rPr>
+          <w:rFonts w:ascii="Arial" w:hAnsi="Arial" w:eastAsia="Arial" w:cs="Arial"/>
+          <w:b w:val="0"/>
+          <w:i w:val="0"/>
+          <w:color w:val="000000"/>
+          <w:sz w:val="18"/>
+          <w:highlight w:val="lightGray"/>
+        </w:rPr>
+        <w:t>m</w:t>
+      </w:r>
+      <w:r>
+        <w:rPr>
+          <w:rFonts w:ascii="Arial" w:hAnsi="Arial" w:eastAsia="Arial" w:cs="Arial"/>
+          <w:b w:val="0"/>
+          <w:i w:val="0"/>
+          <w:color w:val="000000"/>
+          <w:sz w:val="18"/>
+          <w:highlight w:val="lightGray"/>
+        </w:rPr>
+        <w:t>]</w:t>
+      </w:r>
+      <w:r>
+        <w:rPr>
+          <w:rFonts w:ascii="Arial" w:hAnsi="Arial" w:eastAsia="Arial" w:cs="Arial"/>
+          <w:b w:val="0"/>
+          <w:i w:val="0"/>
+          <w:color w:val="000000"/>
+          <w:sz w:val="18"/>
+          <w:highlight w:val="lightGray"/>
+        </w:rPr>
+        <w:t xml:space="preserve"> </w:t>
+      </w:r>
+      <w:r>
+        <w:rPr>
+          <w:rFonts w:ascii="Arial" w:hAnsi="Arial" w:eastAsia="Arial" w:cs="Arial"/>
+          <w:b w:val="0"/>
+          <w:i w:val="0"/>
+          <w:color w:val="000000"/>
+          <w:sz w:val="18"/>
+          <w:highlight w:val="lightGray"/>
+        </w:rPr>
+        <w:t>-</w:t>
+      </w:r>
+      <w:r>
+        <w:rPr>
+          <w:rFonts w:ascii="Arial" w:hAnsi="Arial" w:eastAsia="Arial" w:cs="Arial"/>
+          <w:b w:val="0"/>
+          <w:i w:val="0"/>
+          <w:color w:val="000000"/>
+          <w:sz w:val="18"/>
+          <w:highlight w:val="lightGray"/>
+        </w:rPr>
+        <w:t>&gt;</w:t>
+      </w:r>
+      <w:r>
+        <w:rPr>
+          <w:rFonts w:ascii="Arial" w:hAnsi="Arial" w:eastAsia="Arial" w:cs="Arial"/>
+          <w:b w:val="0"/>
+          <w:i w:val="0"/>
+          <w:color w:val="000000"/>
+          <w:sz w:val="18"/>
+          <w:highlight w:val="lightGray"/>
+        </w:rPr>
+        <w:t xml:space="preserve"> </w:t>
+      </w:r>
+      <w:r>
+        <w:rPr>
+          <w:rFonts w:ascii="Arial" w:hAnsi="Arial" w:eastAsia="Arial" w:cs="Arial"/>
+          <w:b/>
+          <w:i w:val="0"/>
+          <w:color w:val="000000"/>
+          <w:sz w:val="18"/>
+          <w:highlight w:val="lightGray"/>
+        </w:rPr>
+        <w:t>F</w:t>
+      </w:r>
+      <w:r>
+        <w:rPr>
+          <w:rFonts w:ascii="Arial" w:hAnsi="Arial" w:eastAsia="Arial" w:cs="Arial"/>
+          <w:b/>
+          <w:i w:val="0"/>
+          <w:color w:val="000000"/>
+          <w:sz w:val="18"/>
+          <w:highlight w:val="lightGray"/>
+        </w:rPr>
+        <w:t>r</w:t>
+      </w:r>
+      <w:r>
+        <w:rPr>
+          <w:rFonts w:ascii="Arial" w:hAnsi="Arial" w:eastAsia="Arial" w:cs="Arial"/>
+          <w:b/>
+          <w:i w:val="0"/>
+          <w:color w:val="000000"/>
+          <w:sz w:val="18"/>
+          <w:highlight w:val="lightGray"/>
+        </w:rPr>
+        <w:t>o</w:t>
+      </w:r>
+      <w:r>
+        <w:rPr>
+          <w:rFonts w:ascii="Arial" w:hAnsi="Arial" w:eastAsia="Arial" w:cs="Arial"/>
+          <w:b/>
+          <w:i w:val="0"/>
+          <w:color w:val="000000"/>
+          <w:sz w:val="18"/>
+          <w:highlight w:val="lightGray"/>
+        </w:rPr>
+        <w:t>m</w:t>
+      </w:r>
+      <w:r>
+        <w:rPr>
+          <w:rFonts w:ascii="Arial" w:hAnsi="Arial" w:eastAsia="Arial" w:cs="Arial"/>
+          <w:b/>
+          <w:i w:val="0"/>
+          <w:color w:val="000000"/>
+          <w:sz w:val="18"/>
+          <w:highlight w:val="lightGray"/>
+        </w:rPr>
+        <w:t>:</w:t>
+      </w:r>
+      <w:r>
+        <w:rPr>
+          <w:rFonts w:ascii="Arial" w:hAnsi="Arial" w:eastAsia="Arial" w:cs="Arial"/>
+          <w:b w:val="0"/>
+          <w:i w:val="0"/>
+          <w:color w:val="000000"/>
+          <w:sz w:val="18"/>
+          <w:highlight w:val="lightGray"/>
+        </w:rPr>
+        <w:t xml:space="preserve"> </w:t>
+      </w:r>
+      <w:r>
+        <w:rPr>
+          <w:rFonts w:ascii="Arial" w:hAnsi="Arial" w:eastAsia="Arial" w:cs="Arial"/>
+          <w:b w:val="0"/>
+          <w:i w:val="0"/>
+          <w:color w:val="000000"/>
+          <w:sz w:val="18"/>
+          <w:highlight w:val="lightGray"/>
+        </w:rPr>
+        <w:t>[</w:t>
+      </w:r>
+      <w:r>
+        <w:rPr>
+          <w:rFonts w:ascii="Arial" w:hAnsi="Arial" w:eastAsia="Arial" w:cs="Arial"/>
+          <w:b w:val="0"/>
+          <w:i w:val="0"/>
+          <w:color w:val="000000"/>
+          <w:sz w:val="18"/>
+          <w:highlight w:val="lightGray"/>
+        </w:rPr>
+        <w:t>C</w:t>
+      </w:r>
+      <w:r>
+        <w:rPr>
+          <w:rFonts w:ascii="Arial" w:hAnsi="Arial" w:eastAsia="Arial" w:cs="Arial"/>
+          <w:b w:val="0"/>
+          <w:i w:val="0"/>
+          <w:color w:val="000000"/>
+          <w:sz w:val="18"/>
+          <w:highlight w:val="lightGray"/>
+        </w:rPr>
+        <w:t>h</w:t>
+      </w:r>
+      <w:r>
+        <w:rPr>
+          <w:rFonts w:ascii="Arial" w:hAnsi="Arial" w:eastAsia="Arial" w:cs="Arial"/>
+          <w:b w:val="0"/>
+          <w:i w:val="0"/>
+          <w:color w:val="000000"/>
+          <w:sz w:val="18"/>
+          <w:highlight w:val="lightGray"/>
+        </w:rPr>
+        <w:t>a</w:t>
+      </w:r>
+      <w:r>
+        <w:rPr>
+          <w:rFonts w:ascii="Arial" w:hAnsi="Arial" w:eastAsia="Arial" w:cs="Arial"/>
+          <w:b w:val="0"/>
+          <w:i w:val="0"/>
+          <w:color w:val="000000"/>
+          <w:sz w:val="18"/>
+          <w:highlight w:val="lightGray"/>
+        </w:rPr>
+        <w:t>t</w:t>
+      </w:r>
+      <w:r>
+        <w:rPr>
+          <w:rFonts w:ascii="Arial" w:hAnsi="Arial" w:eastAsia="Arial" w:cs="Arial"/>
+          <w:b w:val="0"/>
+          <w:i w:val="0"/>
+          <w:color w:val="000000"/>
+          <w:sz w:val="18"/>
+          <w:highlight w:val="lightGray"/>
+        </w:rPr>
+        <w:t>G</w:t>
+      </w:r>
+      <w:r>
+        <w:rPr>
+          <w:rFonts w:ascii="Arial" w:hAnsi="Arial" w:eastAsia="Arial" w:cs="Arial"/>
+          <w:b w:val="0"/>
+          <w:i w:val="0"/>
+          <w:color w:val="000000"/>
+          <w:sz w:val="18"/>
+          <w:highlight w:val="lightGray"/>
+        </w:rPr>
+        <w:t>P</w:t>
+      </w:r>
+      <w:r>
+        <w:rPr>
+          <w:rFonts w:ascii="Arial" w:hAnsi="Arial" w:eastAsia="Arial" w:cs="Arial"/>
+          <w:b w:val="0"/>
+          <w:i w:val="0"/>
+          <w:color w:val="000000"/>
+          <w:sz w:val="18"/>
+          <w:highlight w:val="lightGray"/>
+        </w:rPr>
+        <w:t>T</w:t>
+      </w:r>
+      <w:r>
+        <w:rPr>
+          <w:rFonts w:ascii="Arial" w:hAnsi="Arial" w:eastAsia="Arial" w:cs="Arial"/>
+          <w:b w:val="0"/>
+          <w:i w:val="0"/>
+          <w:color w:val="000000"/>
+          <w:sz w:val="18"/>
+          <w:highlight w:val="lightGray"/>
+        </w:rPr>
+        <w:t>]</w:t>
+      </w:r>
+      <w:r>
+        <w:rPr>
+          <w:rFonts w:ascii="Arial" w:hAnsi="Arial"/>
+          <w:color w:val="000000"/>
+          <w:sz w:val="18"/>
+          <w:highlight w:val="lightGray"/>
+        </w:rPr>
+        <w:t xml:space="preserve"> </w:t>
+      </w:r>
+      <w:r>
+        <w:rPr>
+          <w:rFonts w:ascii="Arial" w:hAnsi="Arial"/>
           <w:b/>
           <w:color w:val="000000"/>
           <w:sz w:val="18"/>
@@ -865,7 +4721,7 @@
       </w:r>
       <w:r>
         <w:rPr>
-          <w:rFonts w:ascii="Arial" w:eastAsia="Arial" w:hAnsi="Arial"/>
+          <w:rFonts w:ascii="Arial" w:hAnsi="Arial"/>
           <w:sz w:val="18"/>
           <w:highlight w:val="lightGray"/>
         </w:rPr>
@@ -1032,103 +4888,1402 @@
       </w:pPr>
       <w:r>
         <w:rPr>
-          <w:rFonts w:ascii="Arial" w:eastAsia="Arial" w:hAnsi="Arial" w:cs="Arial"/>
-          <w:b/>
-          <w:color w:val="000000"/>
-          <w:sz w:val="18"/>
-          <w:highlight w:val="lightGray"/>
-        </w:rPr>
-        <w:t># Source: AI Source: Provided by: [Data Path</w:t>
-      </w:r>
-      <w:r>
-        <w:rPr>
-          <w:rFonts w:ascii="Arial" w:eastAsia="Arial" w:hAnsi="Arial" w:cs="Arial"/>
-          <w:color w:val="000000"/>
-          <w:sz w:val="18"/>
-          <w:highlight w:val="lightGray"/>
-        </w:rPr>
-        <w:t xml:space="preserve">: Persons Table -&gt; ID Column: 1, </w:t>
-      </w:r>
-      <w:proofErr w:type="spellStart"/>
-      <w:r>
-        <w:rPr>
-          <w:rFonts w:ascii="Arial" w:eastAsia="Arial" w:hAnsi="Arial" w:cs="Arial"/>
-          <w:color w:val="000000"/>
-          <w:sz w:val="18"/>
-          <w:highlight w:val="lightGray"/>
-        </w:rPr>
-        <w:t>Name_En</w:t>
-      </w:r>
-      <w:proofErr w:type="spellEnd"/>
-      <w:r>
-        <w:rPr>
-          <w:rFonts w:ascii="Arial" w:eastAsia="Arial" w:hAnsi="Arial" w:cs="Arial"/>
-          <w:color w:val="000000"/>
-          <w:sz w:val="18"/>
-          <w:highlight w:val="lightGray"/>
-        </w:rPr>
-        <w:t xml:space="preserve"> Column: Motasem Essam] -&gt; </w:t>
-      </w:r>
-      <w:r>
-        <w:rPr>
-          <w:rFonts w:ascii="Arial" w:eastAsia="Arial" w:hAnsi="Arial" w:cs="Arial"/>
-          <w:b/>
-          <w:color w:val="000000"/>
-          <w:sz w:val="18"/>
-          <w:highlight w:val="lightGray"/>
-        </w:rPr>
-        <w:t>From:</w:t>
-      </w:r>
-      <w:r>
-        <w:rPr>
-          <w:rFonts w:ascii="Arial" w:eastAsia="Arial" w:hAnsi="Arial" w:cs="Arial"/>
-          <w:color w:val="000000"/>
-          <w:sz w:val="18"/>
-          <w:highlight w:val="lightGray"/>
-        </w:rPr>
-        <w:t xml:space="preserve"> [</w:t>
-      </w:r>
-      <w:proofErr w:type="spellStart"/>
-      <w:r>
-        <w:rPr>
-          <w:rFonts w:ascii="Arial" w:eastAsia="Arial" w:hAnsi="Arial" w:cs="Arial"/>
-          <w:color w:val="000000"/>
-          <w:sz w:val="18"/>
-          <w:highlight w:val="lightGray"/>
-        </w:rPr>
-        <w:t>Chatgpt</w:t>
-      </w:r>
-      <w:proofErr w:type="spellEnd"/>
-      <w:r>
-        <w:rPr>
-          <w:rFonts w:ascii="Arial" w:eastAsia="Arial" w:hAnsi="Arial" w:cs="Arial"/>
-          <w:color w:val="000000"/>
-          <w:sz w:val="18"/>
-          <w:highlight w:val="lightGray"/>
-        </w:rPr>
-        <w:t xml:space="preserve"> (GPT</w:t>
-      </w:r>
-      <w:r>
-        <w:rPr>
-          <w:rFonts w:ascii="Arial" w:eastAsia="Arial" w:hAnsi="Arial" w:cs="Cambria Math"/>
-          <w:color w:val="000000"/>
-          <w:sz w:val="18"/>
-          <w:highlight w:val="lightGray"/>
-        </w:rPr>
-        <w:t>‑</w:t>
-      </w:r>
-      <w:r>
-        <w:rPr>
-          <w:rFonts w:ascii="Arial" w:eastAsia="Arial" w:hAnsi="Arial" w:cs="Arial"/>
-          <w:color w:val="000000"/>
-          <w:sz w:val="18"/>
-          <w:highlight w:val="lightGray"/>
-        </w:rPr>
-        <w:t xml:space="preserve">5 Mini)] </w:t>
-      </w:r>
-      <w:r>
-        <w:rPr>
-          <w:rFonts w:ascii="Arial" w:eastAsia="Arial" w:hAnsi="Arial" w:cs="Arial"/>
+          <w:rFonts w:ascii="Arial" w:hAnsi="Arial" w:eastAsia="Arial" w:cs="Arial"/>
+          <w:b/>
+          <w:i w:val="0"/>
+          <w:color w:val="000000"/>
+          <w:sz w:val="18"/>
+          <w:highlight w:val="lightGray"/>
+        </w:rPr>
+        <w:t>#</w:t>
+      </w:r>
+      <w:r>
+        <w:rPr>
+          <w:rFonts w:ascii="Arial" w:hAnsi="Arial" w:eastAsia="Arial" w:cs="Arial"/>
+          <w:b/>
+          <w:i w:val="0"/>
+          <w:color w:val="000000"/>
+          <w:sz w:val="18"/>
+          <w:highlight w:val="lightGray"/>
+        </w:rPr>
+        <w:t xml:space="preserve"> </w:t>
+      </w:r>
+      <w:r>
+        <w:rPr>
+          <w:rFonts w:ascii="Arial" w:hAnsi="Arial" w:eastAsia="Arial" w:cs="Arial"/>
+          <w:b/>
+          <w:i w:val="0"/>
+          <w:color w:val="000000"/>
+          <w:sz w:val="18"/>
+          <w:highlight w:val="lightGray"/>
+        </w:rPr>
+        <w:t>S</w:t>
+      </w:r>
+      <w:r>
+        <w:rPr>
+          <w:rFonts w:ascii="Arial" w:hAnsi="Arial" w:eastAsia="Arial" w:cs="Arial"/>
+          <w:b/>
+          <w:i w:val="0"/>
+          <w:color w:val="000000"/>
+          <w:sz w:val="18"/>
+          <w:highlight w:val="lightGray"/>
+        </w:rPr>
+        <w:t>o</w:t>
+      </w:r>
+      <w:r>
+        <w:rPr>
+          <w:rFonts w:ascii="Arial" w:hAnsi="Arial" w:eastAsia="Arial" w:cs="Arial"/>
+          <w:b/>
+          <w:i w:val="0"/>
+          <w:color w:val="000000"/>
+          <w:sz w:val="18"/>
+          <w:highlight w:val="lightGray"/>
+        </w:rPr>
+        <w:t>u</w:t>
+      </w:r>
+      <w:r>
+        <w:rPr>
+          <w:rFonts w:ascii="Arial" w:hAnsi="Arial" w:eastAsia="Arial" w:cs="Arial"/>
+          <w:b/>
+          <w:i w:val="0"/>
+          <w:color w:val="000000"/>
+          <w:sz w:val="18"/>
+          <w:highlight w:val="lightGray"/>
+        </w:rPr>
+        <w:t>r</w:t>
+      </w:r>
+      <w:r>
+        <w:rPr>
+          <w:rFonts w:ascii="Arial" w:hAnsi="Arial" w:eastAsia="Arial" w:cs="Arial"/>
+          <w:b/>
+          <w:i w:val="0"/>
+          <w:color w:val="000000"/>
+          <w:sz w:val="18"/>
+          <w:highlight w:val="lightGray"/>
+        </w:rPr>
+        <w:t>c</w:t>
+      </w:r>
+      <w:r>
+        <w:rPr>
+          <w:rFonts w:ascii="Arial" w:hAnsi="Arial" w:eastAsia="Arial" w:cs="Arial"/>
+          <w:b/>
+          <w:i w:val="0"/>
+          <w:color w:val="000000"/>
+          <w:sz w:val="18"/>
+          <w:highlight w:val="lightGray"/>
+        </w:rPr>
+        <w:t>e</w:t>
+      </w:r>
+      <w:r>
+        <w:rPr>
+          <w:rFonts w:ascii="Arial" w:hAnsi="Arial" w:eastAsia="Arial" w:cs="Arial"/>
+          <w:b/>
+          <w:i w:val="0"/>
+          <w:color w:val="000000"/>
+          <w:sz w:val="18"/>
+          <w:highlight w:val="lightGray"/>
+        </w:rPr>
+        <w:t>:</w:t>
+      </w:r>
+      <w:r>
+        <w:rPr>
+          <w:rFonts w:ascii="Arial" w:hAnsi="Arial" w:eastAsia="Arial" w:cs="Arial"/>
+          <w:b/>
+          <w:i w:val="0"/>
+          <w:color w:val="000000"/>
+          <w:sz w:val="18"/>
+          <w:highlight w:val="lightGray"/>
+        </w:rPr>
+        <w:t xml:space="preserve"> </w:t>
+      </w:r>
+      <w:r>
+        <w:rPr>
+          <w:rFonts w:ascii="Arial" w:hAnsi="Arial" w:eastAsia="Arial" w:cs="Arial"/>
+          <w:b/>
+          <w:i w:val="0"/>
+          <w:color w:val="000000"/>
+          <w:sz w:val="18"/>
+          <w:highlight w:val="lightGray"/>
+        </w:rPr>
+        <w:t>A</w:t>
+      </w:r>
+      <w:r>
+        <w:rPr>
+          <w:rFonts w:ascii="Arial" w:hAnsi="Arial" w:eastAsia="Arial" w:cs="Arial"/>
+          <w:b/>
+          <w:i w:val="0"/>
+          <w:color w:val="000000"/>
+          <w:sz w:val="18"/>
+          <w:highlight w:val="lightGray"/>
+        </w:rPr>
+        <w:t>I</w:t>
+      </w:r>
+      <w:r>
+        <w:rPr>
+          <w:rFonts w:ascii="Arial" w:hAnsi="Arial" w:eastAsia="Arial" w:cs="Arial"/>
+          <w:b/>
+          <w:i w:val="0"/>
+          <w:color w:val="000000"/>
+          <w:sz w:val="18"/>
+          <w:highlight w:val="lightGray"/>
+        </w:rPr>
+        <w:t xml:space="preserve"> </w:t>
+      </w:r>
+      <w:r>
+        <w:rPr>
+          <w:rFonts w:ascii="Arial" w:hAnsi="Arial" w:eastAsia="Arial" w:cs="Arial"/>
+          <w:b/>
+          <w:i w:val="0"/>
+          <w:color w:val="000000"/>
+          <w:sz w:val="18"/>
+          <w:highlight w:val="lightGray"/>
+        </w:rPr>
+        <w:t>S</w:t>
+      </w:r>
+      <w:r>
+        <w:rPr>
+          <w:rFonts w:ascii="Arial" w:hAnsi="Arial" w:eastAsia="Arial" w:cs="Arial"/>
+          <w:b/>
+          <w:i w:val="0"/>
+          <w:color w:val="000000"/>
+          <w:sz w:val="18"/>
+          <w:highlight w:val="lightGray"/>
+        </w:rPr>
+        <w:t>o</w:t>
+      </w:r>
+      <w:r>
+        <w:rPr>
+          <w:rFonts w:ascii="Arial" w:hAnsi="Arial" w:eastAsia="Arial" w:cs="Arial"/>
+          <w:b/>
+          <w:i w:val="0"/>
+          <w:color w:val="000000"/>
+          <w:sz w:val="18"/>
+          <w:highlight w:val="lightGray"/>
+        </w:rPr>
+        <w:t>u</w:t>
+      </w:r>
+      <w:r>
+        <w:rPr>
+          <w:rFonts w:ascii="Arial" w:hAnsi="Arial" w:eastAsia="Arial" w:cs="Arial"/>
+          <w:b/>
+          <w:i w:val="0"/>
+          <w:color w:val="000000"/>
+          <w:sz w:val="18"/>
+          <w:highlight w:val="lightGray"/>
+        </w:rPr>
+        <w:t>r</w:t>
+      </w:r>
+      <w:r>
+        <w:rPr>
+          <w:rFonts w:ascii="Arial" w:hAnsi="Arial" w:eastAsia="Arial" w:cs="Arial"/>
+          <w:b/>
+          <w:i w:val="0"/>
+          <w:color w:val="000000"/>
+          <w:sz w:val="18"/>
+          <w:highlight w:val="lightGray"/>
+        </w:rPr>
+        <w:t>c</w:t>
+      </w:r>
+      <w:r>
+        <w:rPr>
+          <w:rFonts w:ascii="Arial" w:hAnsi="Arial" w:eastAsia="Arial" w:cs="Arial"/>
+          <w:b/>
+          <w:i w:val="0"/>
+          <w:color w:val="000000"/>
+          <w:sz w:val="18"/>
+          <w:highlight w:val="lightGray"/>
+        </w:rPr>
+        <w:t>e</w:t>
+      </w:r>
+      <w:r>
+        <w:rPr>
+          <w:rFonts w:ascii="Arial" w:hAnsi="Arial" w:eastAsia="Arial" w:cs="Arial"/>
+          <w:b/>
+          <w:i w:val="0"/>
+          <w:color w:val="000000"/>
+          <w:sz w:val="18"/>
+          <w:highlight w:val="lightGray"/>
+        </w:rPr>
+        <w:t>:</w:t>
+      </w:r>
+      <w:r>
+        <w:rPr>
+          <w:rFonts w:ascii="Arial" w:hAnsi="Arial" w:eastAsia="Arial" w:cs="Arial"/>
+          <w:b/>
+          <w:i w:val="0"/>
+          <w:color w:val="000000"/>
+          <w:sz w:val="18"/>
+          <w:highlight w:val="lightGray"/>
+        </w:rPr>
+        <w:t xml:space="preserve"> </w:t>
+      </w:r>
+      <w:r>
+        <w:rPr>
+          <w:rFonts w:ascii="Arial" w:hAnsi="Arial" w:eastAsia="Arial" w:cs="Arial"/>
+          <w:b/>
+          <w:i w:val="0"/>
+          <w:color w:val="000000"/>
+          <w:sz w:val="18"/>
+          <w:highlight w:val="lightGray"/>
+        </w:rPr>
+        <w:t>P</w:t>
+      </w:r>
+      <w:r>
+        <w:rPr>
+          <w:rFonts w:ascii="Arial" w:hAnsi="Arial" w:eastAsia="Arial" w:cs="Arial"/>
+          <w:b/>
+          <w:i w:val="0"/>
+          <w:color w:val="000000"/>
+          <w:sz w:val="18"/>
+          <w:highlight w:val="lightGray"/>
+        </w:rPr>
+        <w:t>r</w:t>
+      </w:r>
+      <w:r>
+        <w:rPr>
+          <w:rFonts w:ascii="Arial" w:hAnsi="Arial" w:eastAsia="Arial" w:cs="Arial"/>
+          <w:b/>
+          <w:i w:val="0"/>
+          <w:color w:val="000000"/>
+          <w:sz w:val="18"/>
+          <w:highlight w:val="lightGray"/>
+        </w:rPr>
+        <w:t>o</w:t>
+      </w:r>
+      <w:r>
+        <w:rPr>
+          <w:rFonts w:ascii="Arial" w:hAnsi="Arial" w:eastAsia="Arial" w:cs="Arial"/>
+          <w:b/>
+          <w:i w:val="0"/>
+          <w:color w:val="000000"/>
+          <w:sz w:val="18"/>
+          <w:highlight w:val="lightGray"/>
+        </w:rPr>
+        <w:t>v</w:t>
+      </w:r>
+      <w:r>
+        <w:rPr>
+          <w:rFonts w:ascii="Arial" w:hAnsi="Arial" w:eastAsia="Arial" w:cs="Arial"/>
+          <w:b/>
+          <w:i w:val="0"/>
+          <w:color w:val="000000"/>
+          <w:sz w:val="18"/>
+          <w:highlight w:val="lightGray"/>
+        </w:rPr>
+        <w:t>i</w:t>
+      </w:r>
+      <w:r>
+        <w:rPr>
+          <w:rFonts w:ascii="Arial" w:hAnsi="Arial" w:eastAsia="Arial" w:cs="Arial"/>
+          <w:b/>
+          <w:i w:val="0"/>
+          <w:color w:val="000000"/>
+          <w:sz w:val="18"/>
+          <w:highlight w:val="lightGray"/>
+        </w:rPr>
+        <w:t>d</w:t>
+      </w:r>
+      <w:r>
+        <w:rPr>
+          <w:rFonts w:ascii="Arial" w:hAnsi="Arial" w:eastAsia="Arial" w:cs="Arial"/>
+          <w:b/>
+          <w:i w:val="0"/>
+          <w:color w:val="000000"/>
+          <w:sz w:val="18"/>
+          <w:highlight w:val="lightGray"/>
+        </w:rPr>
+        <w:t>e</w:t>
+      </w:r>
+      <w:r>
+        <w:rPr>
+          <w:rFonts w:ascii="Arial" w:hAnsi="Arial" w:eastAsia="Arial" w:cs="Arial"/>
+          <w:b/>
+          <w:i w:val="0"/>
+          <w:color w:val="000000"/>
+          <w:sz w:val="18"/>
+          <w:highlight w:val="lightGray"/>
+        </w:rPr>
+        <w:t>d</w:t>
+      </w:r>
+      <w:r>
+        <w:rPr>
+          <w:rFonts w:ascii="Arial" w:hAnsi="Arial" w:eastAsia="Arial" w:cs="Arial"/>
+          <w:b/>
+          <w:i w:val="0"/>
+          <w:color w:val="000000"/>
+          <w:sz w:val="18"/>
+          <w:highlight w:val="lightGray"/>
+        </w:rPr>
+        <w:t xml:space="preserve"> </w:t>
+      </w:r>
+      <w:r>
+        <w:rPr>
+          <w:rFonts w:ascii="Arial" w:hAnsi="Arial" w:eastAsia="Arial" w:cs="Arial"/>
+          <w:b/>
+          <w:i w:val="0"/>
+          <w:color w:val="000000"/>
+          <w:sz w:val="18"/>
+          <w:highlight w:val="lightGray"/>
+        </w:rPr>
+        <w:t>b</w:t>
+      </w:r>
+      <w:r>
+        <w:rPr>
+          <w:rFonts w:ascii="Arial" w:hAnsi="Arial" w:eastAsia="Arial" w:cs="Arial"/>
+          <w:b/>
+          <w:i w:val="0"/>
+          <w:color w:val="000000"/>
+          <w:sz w:val="18"/>
+          <w:highlight w:val="lightGray"/>
+        </w:rPr>
+        <w:t>y</w:t>
+      </w:r>
+      <w:r>
+        <w:rPr>
+          <w:rFonts w:ascii="Arial" w:hAnsi="Arial" w:eastAsia="Arial" w:cs="Arial"/>
+          <w:b/>
+          <w:i w:val="0"/>
+          <w:color w:val="000000"/>
+          <w:sz w:val="18"/>
+          <w:highlight w:val="lightGray"/>
+        </w:rPr>
+        <w:t>:</w:t>
+      </w:r>
+      <w:r>
+        <w:rPr>
+          <w:rFonts w:ascii="Arial" w:hAnsi="Arial" w:eastAsia="Arial" w:cs="Arial"/>
+          <w:b/>
+          <w:i w:val="0"/>
+          <w:color w:val="000000"/>
+          <w:sz w:val="18"/>
+          <w:highlight w:val="lightGray"/>
+        </w:rPr>
+        <w:t xml:space="preserve"> </w:t>
+      </w:r>
+      <w:r>
+        <w:rPr>
+          <w:rFonts w:ascii="Arial" w:hAnsi="Arial" w:eastAsia="Arial" w:cs="Arial"/>
+          <w:b/>
+          <w:i w:val="0"/>
+          <w:color w:val="000000"/>
+          <w:sz w:val="18"/>
+          <w:highlight w:val="lightGray"/>
+        </w:rPr>
+        <w:t>[</w:t>
+      </w:r>
+      <w:r>
+        <w:rPr>
+          <w:rFonts w:ascii="Arial" w:hAnsi="Arial" w:eastAsia="Arial" w:cs="Arial"/>
+          <w:b/>
+          <w:i w:val="0"/>
+          <w:color w:val="000000"/>
+          <w:sz w:val="18"/>
+          <w:highlight w:val="lightGray"/>
+        </w:rPr>
+        <w:t>D</w:t>
+      </w:r>
+      <w:r>
+        <w:rPr>
+          <w:rFonts w:ascii="Arial" w:hAnsi="Arial" w:eastAsia="Arial" w:cs="Arial"/>
+          <w:b/>
+          <w:i w:val="0"/>
+          <w:color w:val="000000"/>
+          <w:sz w:val="18"/>
+          <w:highlight w:val="lightGray"/>
+        </w:rPr>
+        <w:t>a</w:t>
+      </w:r>
+      <w:r>
+        <w:rPr>
+          <w:rFonts w:ascii="Arial" w:hAnsi="Arial" w:eastAsia="Arial" w:cs="Arial"/>
+          <w:b/>
+          <w:i w:val="0"/>
+          <w:color w:val="000000"/>
+          <w:sz w:val="18"/>
+          <w:highlight w:val="lightGray"/>
+        </w:rPr>
+        <w:t>t</w:t>
+      </w:r>
+      <w:r>
+        <w:rPr>
+          <w:rFonts w:ascii="Arial" w:hAnsi="Arial" w:eastAsia="Arial" w:cs="Arial"/>
+          <w:b/>
+          <w:i w:val="0"/>
+          <w:color w:val="000000"/>
+          <w:sz w:val="18"/>
+          <w:highlight w:val="lightGray"/>
+        </w:rPr>
+        <w:t>a</w:t>
+      </w:r>
+      <w:r>
+        <w:rPr>
+          <w:rFonts w:ascii="Arial" w:hAnsi="Arial" w:eastAsia="Arial" w:cs="Arial"/>
+          <w:b/>
+          <w:i w:val="0"/>
+          <w:color w:val="000000"/>
+          <w:sz w:val="18"/>
+          <w:highlight w:val="lightGray"/>
+        </w:rPr>
+        <w:t xml:space="preserve"> </w:t>
+      </w:r>
+      <w:r>
+        <w:rPr>
+          <w:rFonts w:ascii="Arial" w:hAnsi="Arial" w:eastAsia="Arial" w:cs="Arial"/>
+          <w:b/>
+          <w:i w:val="0"/>
+          <w:color w:val="000000"/>
+          <w:sz w:val="18"/>
+          <w:highlight w:val="lightGray"/>
+        </w:rPr>
+        <w:t>P</w:t>
+      </w:r>
+      <w:r>
+        <w:rPr>
+          <w:rFonts w:ascii="Arial" w:hAnsi="Arial" w:eastAsia="Arial" w:cs="Arial"/>
+          <w:b/>
+          <w:i w:val="0"/>
+          <w:color w:val="000000"/>
+          <w:sz w:val="18"/>
+          <w:highlight w:val="lightGray"/>
+        </w:rPr>
+        <w:t>a</w:t>
+      </w:r>
+      <w:r>
+        <w:rPr>
+          <w:rFonts w:ascii="Arial" w:hAnsi="Arial" w:eastAsia="Arial" w:cs="Arial"/>
+          <w:b/>
+          <w:i w:val="0"/>
+          <w:color w:val="000000"/>
+          <w:sz w:val="18"/>
+          <w:highlight w:val="lightGray"/>
+        </w:rPr>
+        <w:t>t</w:t>
+      </w:r>
+      <w:r>
+        <w:rPr>
+          <w:rFonts w:ascii="Arial" w:hAnsi="Arial" w:eastAsia="Arial" w:cs="Arial"/>
+          <w:b/>
+          <w:i w:val="0"/>
+          <w:color w:val="000000"/>
+          <w:sz w:val="18"/>
+          <w:highlight w:val="lightGray"/>
+        </w:rPr>
+        <w:t>h</w:t>
+      </w:r>
+      <w:r>
+        <w:rPr>
+          <w:rFonts w:ascii="Arial" w:hAnsi="Arial" w:eastAsia="Arial" w:cs="Arial"/>
+          <w:b w:val="0"/>
+          <w:i w:val="0"/>
+          <w:color w:val="000000"/>
+          <w:sz w:val="18"/>
+          <w:highlight w:val="lightGray"/>
+        </w:rPr>
+        <w:t>:</w:t>
+      </w:r>
+      <w:r>
+        <w:rPr>
+          <w:rFonts w:ascii="Arial" w:hAnsi="Arial" w:eastAsia="Arial" w:cs="Arial"/>
+          <w:b w:val="0"/>
+          <w:i w:val="0"/>
+          <w:color w:val="000000"/>
+          <w:sz w:val="18"/>
+          <w:highlight w:val="lightGray"/>
+        </w:rPr>
+        <w:t xml:space="preserve"> </w:t>
+      </w:r>
+      <w:r>
+        <w:rPr>
+          <w:rFonts w:ascii="Arial" w:hAnsi="Arial" w:eastAsia="Arial" w:cs="Arial"/>
+          <w:b w:val="0"/>
+          <w:i w:val="0"/>
+          <w:color w:val="000000"/>
+          <w:sz w:val="18"/>
+          <w:highlight w:val="lightGray"/>
+        </w:rPr>
+        <w:t>P</w:t>
+      </w:r>
+      <w:r>
+        <w:rPr>
+          <w:rFonts w:ascii="Arial" w:hAnsi="Arial" w:eastAsia="Arial" w:cs="Arial"/>
+          <w:b w:val="0"/>
+          <w:i w:val="0"/>
+          <w:color w:val="000000"/>
+          <w:sz w:val="18"/>
+          <w:highlight w:val="lightGray"/>
+        </w:rPr>
+        <w:t>e</w:t>
+      </w:r>
+      <w:r>
+        <w:rPr>
+          <w:rFonts w:ascii="Arial" w:hAnsi="Arial" w:eastAsia="Arial" w:cs="Arial"/>
+          <w:b w:val="0"/>
+          <w:i w:val="0"/>
+          <w:color w:val="000000"/>
+          <w:sz w:val="18"/>
+          <w:highlight w:val="lightGray"/>
+        </w:rPr>
+        <w:t>r</w:t>
+      </w:r>
+      <w:r>
+        <w:rPr>
+          <w:rFonts w:ascii="Arial" w:hAnsi="Arial" w:eastAsia="Arial" w:cs="Arial"/>
+          <w:b w:val="0"/>
+          <w:i w:val="0"/>
+          <w:color w:val="000000"/>
+          <w:sz w:val="18"/>
+          <w:highlight w:val="lightGray"/>
+        </w:rPr>
+        <w:t>s</w:t>
+      </w:r>
+      <w:r>
+        <w:rPr>
+          <w:rFonts w:ascii="Arial" w:hAnsi="Arial" w:eastAsia="Arial" w:cs="Arial"/>
+          <w:b w:val="0"/>
+          <w:i w:val="0"/>
+          <w:color w:val="000000"/>
+          <w:sz w:val="18"/>
+          <w:highlight w:val="lightGray"/>
+        </w:rPr>
+        <w:t>o</w:t>
+      </w:r>
+      <w:r>
+        <w:rPr>
+          <w:rFonts w:ascii="Arial" w:hAnsi="Arial" w:eastAsia="Arial" w:cs="Arial"/>
+          <w:b w:val="0"/>
+          <w:i w:val="0"/>
+          <w:color w:val="000000"/>
+          <w:sz w:val="18"/>
+          <w:highlight w:val="lightGray"/>
+        </w:rPr>
+        <w:t>n</w:t>
+      </w:r>
+      <w:r>
+        <w:rPr>
+          <w:rFonts w:ascii="Arial" w:hAnsi="Arial" w:eastAsia="Arial" w:cs="Arial"/>
+          <w:b w:val="0"/>
+          <w:i w:val="0"/>
+          <w:color w:val="000000"/>
+          <w:sz w:val="18"/>
+          <w:highlight w:val="lightGray"/>
+        </w:rPr>
+        <w:t>s</w:t>
+      </w:r>
+      <w:r>
+        <w:rPr>
+          <w:rFonts w:ascii="Arial" w:hAnsi="Arial" w:eastAsia="Arial" w:cs="Arial"/>
+          <w:b w:val="0"/>
+          <w:i w:val="0"/>
+          <w:color w:val="000000"/>
+          <w:sz w:val="18"/>
+          <w:highlight w:val="lightGray"/>
+        </w:rPr>
+        <w:t xml:space="preserve"> </w:t>
+      </w:r>
+      <w:r>
+        <w:rPr>
+          <w:rFonts w:ascii="Arial" w:hAnsi="Arial" w:eastAsia="Arial" w:cs="Arial"/>
+          <w:b w:val="0"/>
+          <w:i w:val="0"/>
+          <w:color w:val="000000"/>
+          <w:sz w:val="18"/>
+          <w:highlight w:val="lightGray"/>
+        </w:rPr>
+        <w:t>T</w:t>
+      </w:r>
+      <w:r>
+        <w:rPr>
+          <w:rFonts w:ascii="Arial" w:hAnsi="Arial" w:eastAsia="Arial" w:cs="Arial"/>
+          <w:b w:val="0"/>
+          <w:i w:val="0"/>
+          <w:color w:val="000000"/>
+          <w:sz w:val="18"/>
+          <w:highlight w:val="lightGray"/>
+        </w:rPr>
+        <w:t>a</w:t>
+      </w:r>
+      <w:r>
+        <w:rPr>
+          <w:rFonts w:ascii="Arial" w:hAnsi="Arial" w:eastAsia="Arial" w:cs="Arial"/>
+          <w:b w:val="0"/>
+          <w:i w:val="0"/>
+          <w:color w:val="000000"/>
+          <w:sz w:val="18"/>
+          <w:highlight w:val="lightGray"/>
+        </w:rPr>
+        <w:t>b</w:t>
+      </w:r>
+      <w:r>
+        <w:rPr>
+          <w:rFonts w:ascii="Arial" w:hAnsi="Arial" w:eastAsia="Arial" w:cs="Arial"/>
+          <w:b w:val="0"/>
+          <w:i w:val="0"/>
+          <w:color w:val="000000"/>
+          <w:sz w:val="18"/>
+          <w:highlight w:val="lightGray"/>
+        </w:rPr>
+        <w:t>l</w:t>
+      </w:r>
+      <w:r>
+        <w:rPr>
+          <w:rFonts w:ascii="Arial" w:hAnsi="Arial" w:eastAsia="Arial" w:cs="Arial"/>
+          <w:b w:val="0"/>
+          <w:i w:val="0"/>
+          <w:color w:val="000000"/>
+          <w:sz w:val="18"/>
+          <w:highlight w:val="lightGray"/>
+        </w:rPr>
+        <w:t>e</w:t>
+      </w:r>
+      <w:r>
+        <w:rPr>
+          <w:rFonts w:ascii="Arial" w:hAnsi="Arial" w:eastAsia="Arial" w:cs="Arial"/>
+          <w:b w:val="0"/>
+          <w:i w:val="0"/>
+          <w:color w:val="000000"/>
+          <w:sz w:val="18"/>
+          <w:highlight w:val="lightGray"/>
+        </w:rPr>
+        <w:t xml:space="preserve"> </w:t>
+      </w:r>
+      <w:r>
+        <w:rPr>
+          <w:rFonts w:ascii="Arial" w:hAnsi="Arial" w:eastAsia="Arial" w:cs="Arial"/>
+          <w:b w:val="0"/>
+          <w:i w:val="0"/>
+          <w:color w:val="000000"/>
+          <w:sz w:val="18"/>
+          <w:highlight w:val="lightGray"/>
+        </w:rPr>
+        <w:t>-</w:t>
+      </w:r>
+      <w:r>
+        <w:rPr>
+          <w:rFonts w:ascii="Arial" w:hAnsi="Arial" w:eastAsia="Arial" w:cs="Arial"/>
+          <w:b w:val="0"/>
+          <w:i w:val="0"/>
+          <w:color w:val="000000"/>
+          <w:sz w:val="18"/>
+          <w:highlight w:val="lightGray"/>
+        </w:rPr>
+        <w:t>&gt;</w:t>
+      </w:r>
+      <w:r>
+        <w:rPr>
+          <w:rFonts w:ascii="Arial" w:hAnsi="Arial" w:eastAsia="Arial" w:cs="Arial"/>
+          <w:b w:val="0"/>
+          <w:i w:val="0"/>
+          <w:color w:val="000000"/>
+          <w:sz w:val="18"/>
+          <w:highlight w:val="lightGray"/>
+        </w:rPr>
+        <w:t xml:space="preserve"> </w:t>
+      </w:r>
+      <w:r>
+        <w:rPr>
+          <w:rFonts w:ascii="Arial" w:hAnsi="Arial" w:eastAsia="Arial" w:cs="Arial"/>
+          <w:b w:val="0"/>
+          <w:i w:val="0"/>
+          <w:color w:val="000000"/>
+          <w:sz w:val="18"/>
+          <w:highlight w:val="lightGray"/>
+        </w:rPr>
+        <w:t>I</w:t>
+      </w:r>
+      <w:r>
+        <w:rPr>
+          <w:rFonts w:ascii="Arial" w:hAnsi="Arial" w:eastAsia="Arial" w:cs="Arial"/>
+          <w:b w:val="0"/>
+          <w:i w:val="0"/>
+          <w:color w:val="000000"/>
+          <w:sz w:val="18"/>
+          <w:highlight w:val="lightGray"/>
+        </w:rPr>
+        <w:t>D</w:t>
+      </w:r>
+      <w:r>
+        <w:rPr>
+          <w:rFonts w:ascii="Arial" w:hAnsi="Arial" w:eastAsia="Arial" w:cs="Arial"/>
+          <w:b w:val="0"/>
+          <w:i w:val="0"/>
+          <w:color w:val="000000"/>
+          <w:sz w:val="18"/>
+          <w:highlight w:val="lightGray"/>
+        </w:rPr>
+        <w:t xml:space="preserve"> </w:t>
+      </w:r>
+      <w:r>
+        <w:rPr>
+          <w:rFonts w:ascii="Arial" w:hAnsi="Arial" w:eastAsia="Arial" w:cs="Arial"/>
+          <w:b w:val="0"/>
+          <w:i w:val="0"/>
+          <w:color w:val="000000"/>
+          <w:sz w:val="18"/>
+          <w:highlight w:val="lightGray"/>
+        </w:rPr>
+        <w:t>C</w:t>
+      </w:r>
+      <w:r>
+        <w:rPr>
+          <w:rFonts w:ascii="Arial" w:hAnsi="Arial" w:eastAsia="Arial" w:cs="Arial"/>
+          <w:b w:val="0"/>
+          <w:i w:val="0"/>
+          <w:color w:val="000000"/>
+          <w:sz w:val="18"/>
+          <w:highlight w:val="lightGray"/>
+        </w:rPr>
+        <w:t>o</w:t>
+      </w:r>
+      <w:r>
+        <w:rPr>
+          <w:rFonts w:ascii="Arial" w:hAnsi="Arial" w:eastAsia="Arial" w:cs="Arial"/>
+          <w:b w:val="0"/>
+          <w:i w:val="0"/>
+          <w:color w:val="000000"/>
+          <w:sz w:val="18"/>
+          <w:highlight w:val="lightGray"/>
+        </w:rPr>
+        <w:t>l</w:t>
+      </w:r>
+      <w:r>
+        <w:rPr>
+          <w:rFonts w:ascii="Arial" w:hAnsi="Arial" w:eastAsia="Arial" w:cs="Arial"/>
+          <w:b w:val="0"/>
+          <w:i w:val="0"/>
+          <w:color w:val="000000"/>
+          <w:sz w:val="18"/>
+          <w:highlight w:val="lightGray"/>
+        </w:rPr>
+        <w:t>u</w:t>
+      </w:r>
+      <w:r>
+        <w:rPr>
+          <w:rFonts w:ascii="Arial" w:hAnsi="Arial" w:eastAsia="Arial" w:cs="Arial"/>
+          <w:b w:val="0"/>
+          <w:i w:val="0"/>
+          <w:color w:val="000000"/>
+          <w:sz w:val="18"/>
+          <w:highlight w:val="lightGray"/>
+        </w:rPr>
+        <w:t>m</w:t>
+      </w:r>
+      <w:r>
+        <w:rPr>
+          <w:rFonts w:ascii="Arial" w:hAnsi="Arial" w:eastAsia="Arial" w:cs="Arial"/>
+          <w:b w:val="0"/>
+          <w:i w:val="0"/>
+          <w:color w:val="000000"/>
+          <w:sz w:val="18"/>
+          <w:highlight w:val="lightGray"/>
+        </w:rPr>
+        <w:t>n</w:t>
+      </w:r>
+      <w:r>
+        <w:rPr>
+          <w:rFonts w:ascii="Arial" w:hAnsi="Arial" w:eastAsia="Arial" w:cs="Arial"/>
+          <w:b w:val="0"/>
+          <w:i w:val="0"/>
+          <w:color w:val="000000"/>
+          <w:sz w:val="18"/>
+          <w:highlight w:val="lightGray"/>
+        </w:rPr>
+        <w:t>:</w:t>
+      </w:r>
+      <w:r>
+        <w:rPr>
+          <w:rFonts w:ascii="Arial" w:hAnsi="Arial" w:eastAsia="Arial" w:cs="Arial"/>
+          <w:b w:val="0"/>
+          <w:i w:val="0"/>
+          <w:color w:val="000000"/>
+          <w:sz w:val="18"/>
+          <w:highlight w:val="lightGray"/>
+        </w:rPr>
+        <w:t xml:space="preserve"> </w:t>
+      </w:r>
+      <w:r>
+        <w:rPr>
+          <w:rFonts w:ascii="Arial" w:hAnsi="Arial" w:eastAsia="Arial" w:cs="Arial"/>
+          <w:b w:val="0"/>
+          <w:i w:val="0"/>
+          <w:color w:val="000000"/>
+          <w:sz w:val="18"/>
+          <w:highlight w:val="lightGray"/>
+        </w:rPr>
+        <w:t>1</w:t>
+      </w:r>
+      <w:r>
+        <w:rPr>
+          <w:rFonts w:ascii="Arial" w:hAnsi="Arial" w:eastAsia="Arial" w:cs="Arial"/>
+          <w:b w:val="0"/>
+          <w:i w:val="0"/>
+          <w:color w:val="000000"/>
+          <w:sz w:val="18"/>
+          <w:highlight w:val="lightGray"/>
+        </w:rPr>
+        <w:t>,</w:t>
+      </w:r>
+      <w:r>
+        <w:rPr>
+          <w:rFonts w:ascii="Arial" w:hAnsi="Arial" w:eastAsia="Arial" w:cs="Arial"/>
+          <w:b w:val="0"/>
+          <w:i w:val="0"/>
+          <w:color w:val="000000"/>
+          <w:sz w:val="18"/>
+          <w:highlight w:val="lightGray"/>
+        </w:rPr>
+        <w:t xml:space="preserve"> </w:t>
+      </w:r>
+      <w:r>
+        <w:rPr>
+          <w:rFonts w:ascii="Arial" w:hAnsi="Arial" w:eastAsia="Arial" w:cs="Arial"/>
+          <w:b w:val="0"/>
+          <w:i w:val="0"/>
+          <w:color w:val="000000"/>
+          <w:sz w:val="18"/>
+          <w:highlight w:val="lightGray"/>
+        </w:rPr>
+        <w:t>N</w:t>
+      </w:r>
+      <w:r>
+        <w:rPr>
+          <w:rFonts w:ascii="Arial" w:hAnsi="Arial" w:eastAsia="Arial" w:cs="Arial"/>
+          <w:b w:val="0"/>
+          <w:i w:val="0"/>
+          <w:color w:val="000000"/>
+          <w:sz w:val="18"/>
+          <w:highlight w:val="lightGray"/>
+        </w:rPr>
+        <w:t>a</w:t>
+      </w:r>
+      <w:r>
+        <w:rPr>
+          <w:rFonts w:ascii="Arial" w:hAnsi="Arial" w:eastAsia="Arial" w:cs="Arial"/>
+          <w:b w:val="0"/>
+          <w:i w:val="0"/>
+          <w:color w:val="000000"/>
+          <w:sz w:val="18"/>
+          <w:highlight w:val="lightGray"/>
+        </w:rPr>
+        <w:t>m</w:t>
+      </w:r>
+      <w:r>
+        <w:rPr>
+          <w:rFonts w:ascii="Arial" w:hAnsi="Arial" w:eastAsia="Arial" w:cs="Arial"/>
+          <w:b w:val="0"/>
+          <w:i w:val="0"/>
+          <w:color w:val="000000"/>
+          <w:sz w:val="18"/>
+          <w:highlight w:val="lightGray"/>
+        </w:rPr>
+        <w:t>e</w:t>
+      </w:r>
+      <w:r>
+        <w:rPr>
+          <w:rFonts w:ascii="Arial" w:hAnsi="Arial" w:eastAsia="Arial" w:cs="Arial"/>
+          <w:b w:val="0"/>
+          <w:i w:val="0"/>
+          <w:color w:val="000000"/>
+          <w:sz w:val="18"/>
+          <w:highlight w:val="lightGray"/>
+        </w:rPr>
+        <w:t>_</w:t>
+      </w:r>
+      <w:r>
+        <w:rPr>
+          <w:rFonts w:ascii="Arial" w:hAnsi="Arial" w:eastAsia="Arial" w:cs="Arial"/>
+          <w:b w:val="0"/>
+          <w:i w:val="0"/>
+          <w:color w:val="000000"/>
+          <w:sz w:val="18"/>
+          <w:highlight w:val="lightGray"/>
+        </w:rPr>
+        <w:t>E</w:t>
+      </w:r>
+      <w:r>
+        <w:rPr>
+          <w:rFonts w:ascii="Arial" w:hAnsi="Arial" w:eastAsia="Arial" w:cs="Arial"/>
+          <w:b w:val="0"/>
+          <w:i w:val="0"/>
+          <w:color w:val="000000"/>
+          <w:sz w:val="18"/>
+          <w:highlight w:val="lightGray"/>
+        </w:rPr>
+        <w:t>n</w:t>
+      </w:r>
+      <w:r>
+        <w:rPr>
+          <w:rFonts w:ascii="Arial" w:hAnsi="Arial" w:eastAsia="Arial" w:cs="Arial"/>
+          <w:b w:val="0"/>
+          <w:i w:val="0"/>
+          <w:color w:val="000000"/>
+          <w:sz w:val="18"/>
+          <w:highlight w:val="lightGray"/>
+        </w:rPr>
+        <w:t xml:space="preserve"> </w:t>
+      </w:r>
+      <w:r>
+        <w:rPr>
+          <w:rFonts w:ascii="Arial" w:hAnsi="Arial" w:eastAsia="Arial" w:cs="Arial"/>
+          <w:b w:val="0"/>
+          <w:i w:val="0"/>
+          <w:color w:val="000000"/>
+          <w:sz w:val="18"/>
+          <w:highlight w:val="lightGray"/>
+        </w:rPr>
+        <w:t>C</w:t>
+      </w:r>
+      <w:r>
+        <w:rPr>
+          <w:rFonts w:ascii="Arial" w:hAnsi="Arial" w:eastAsia="Arial" w:cs="Arial"/>
+          <w:b w:val="0"/>
+          <w:i w:val="0"/>
+          <w:color w:val="000000"/>
+          <w:sz w:val="18"/>
+          <w:highlight w:val="lightGray"/>
+        </w:rPr>
+        <w:t>o</w:t>
+      </w:r>
+      <w:r>
+        <w:rPr>
+          <w:rFonts w:ascii="Arial" w:hAnsi="Arial" w:eastAsia="Arial" w:cs="Arial"/>
+          <w:b w:val="0"/>
+          <w:i w:val="0"/>
+          <w:color w:val="000000"/>
+          <w:sz w:val="18"/>
+          <w:highlight w:val="lightGray"/>
+        </w:rPr>
+        <w:t>l</w:t>
+      </w:r>
+      <w:r>
+        <w:rPr>
+          <w:rFonts w:ascii="Arial" w:hAnsi="Arial" w:eastAsia="Arial" w:cs="Arial"/>
+          <w:b w:val="0"/>
+          <w:i w:val="0"/>
+          <w:color w:val="000000"/>
+          <w:sz w:val="18"/>
+          <w:highlight w:val="lightGray"/>
+        </w:rPr>
+        <w:t>u</w:t>
+      </w:r>
+      <w:r>
+        <w:rPr>
+          <w:rFonts w:ascii="Arial" w:hAnsi="Arial" w:eastAsia="Arial" w:cs="Arial"/>
+          <w:b w:val="0"/>
+          <w:i w:val="0"/>
+          <w:color w:val="000000"/>
+          <w:sz w:val="18"/>
+          <w:highlight w:val="lightGray"/>
+        </w:rPr>
+        <w:t>m</w:t>
+      </w:r>
+      <w:r>
+        <w:rPr>
+          <w:rFonts w:ascii="Arial" w:hAnsi="Arial" w:eastAsia="Arial" w:cs="Arial"/>
+          <w:b w:val="0"/>
+          <w:i w:val="0"/>
+          <w:color w:val="000000"/>
+          <w:sz w:val="18"/>
+          <w:highlight w:val="lightGray"/>
+        </w:rPr>
+        <w:t>n</w:t>
+      </w:r>
+      <w:r>
+        <w:rPr>
+          <w:rFonts w:ascii="Arial" w:hAnsi="Arial" w:eastAsia="Arial" w:cs="Arial"/>
+          <w:b w:val="0"/>
+          <w:i w:val="0"/>
+          <w:color w:val="000000"/>
+          <w:sz w:val="18"/>
+          <w:highlight w:val="lightGray"/>
+        </w:rPr>
+        <w:t>:</w:t>
+      </w:r>
+      <w:r>
+        <w:rPr>
+          <w:rFonts w:ascii="Arial" w:hAnsi="Arial" w:eastAsia="Arial" w:cs="Arial"/>
+          <w:b w:val="0"/>
+          <w:i w:val="0"/>
+          <w:color w:val="000000"/>
+          <w:sz w:val="18"/>
+          <w:highlight w:val="lightGray"/>
+        </w:rPr>
+        <w:t xml:space="preserve"> </w:t>
+      </w:r>
+      <w:r>
+        <w:rPr>
+          <w:rFonts w:ascii="Arial" w:hAnsi="Arial" w:eastAsia="Arial" w:cs="Arial"/>
+          <w:b w:val="0"/>
+          <w:i w:val="0"/>
+          <w:color w:val="000000"/>
+          <w:sz w:val="18"/>
+          <w:highlight w:val="lightGray"/>
+        </w:rPr>
+        <w:t>M</w:t>
+      </w:r>
+      <w:r>
+        <w:rPr>
+          <w:rFonts w:ascii="Arial" w:hAnsi="Arial" w:eastAsia="Arial" w:cs="Arial"/>
+          <w:b w:val="0"/>
+          <w:i w:val="0"/>
+          <w:color w:val="000000"/>
+          <w:sz w:val="18"/>
+          <w:highlight w:val="lightGray"/>
+        </w:rPr>
+        <w:t>o</w:t>
+      </w:r>
+      <w:r>
+        <w:rPr>
+          <w:rFonts w:ascii="Arial" w:hAnsi="Arial" w:eastAsia="Arial" w:cs="Arial"/>
+          <w:b w:val="0"/>
+          <w:i w:val="0"/>
+          <w:color w:val="000000"/>
+          <w:sz w:val="18"/>
+          <w:highlight w:val="lightGray"/>
+        </w:rPr>
+        <w:t>t</w:t>
+      </w:r>
+      <w:r>
+        <w:rPr>
+          <w:rFonts w:ascii="Arial" w:hAnsi="Arial" w:eastAsia="Arial" w:cs="Arial"/>
+          <w:b w:val="0"/>
+          <w:i w:val="0"/>
+          <w:color w:val="000000"/>
+          <w:sz w:val="18"/>
+          <w:highlight w:val="lightGray"/>
+        </w:rPr>
+        <w:t>a</w:t>
+      </w:r>
+      <w:r>
+        <w:rPr>
+          <w:rFonts w:ascii="Arial" w:hAnsi="Arial" w:eastAsia="Arial" w:cs="Arial"/>
+          <w:b w:val="0"/>
+          <w:i w:val="0"/>
+          <w:color w:val="000000"/>
+          <w:sz w:val="18"/>
+          <w:highlight w:val="lightGray"/>
+        </w:rPr>
+        <w:t>s</w:t>
+      </w:r>
+      <w:r>
+        <w:rPr>
+          <w:rFonts w:ascii="Arial" w:hAnsi="Arial" w:eastAsia="Arial" w:cs="Arial"/>
+          <w:b w:val="0"/>
+          <w:i w:val="0"/>
+          <w:color w:val="000000"/>
+          <w:sz w:val="18"/>
+          <w:highlight w:val="lightGray"/>
+        </w:rPr>
+        <w:t>e</w:t>
+      </w:r>
+      <w:r>
+        <w:rPr>
+          <w:rFonts w:ascii="Arial" w:hAnsi="Arial" w:eastAsia="Arial" w:cs="Arial"/>
+          <w:b w:val="0"/>
+          <w:i w:val="0"/>
+          <w:color w:val="000000"/>
+          <w:sz w:val="18"/>
+          <w:highlight w:val="lightGray"/>
+        </w:rPr>
+        <w:t>m</w:t>
+      </w:r>
+      <w:r>
+        <w:rPr>
+          <w:rFonts w:ascii="Arial" w:hAnsi="Arial" w:eastAsia="Arial" w:cs="Arial"/>
+          <w:b w:val="0"/>
+          <w:i w:val="0"/>
+          <w:color w:val="000000"/>
+          <w:sz w:val="18"/>
+          <w:highlight w:val="lightGray"/>
+        </w:rPr>
+        <w:t xml:space="preserve"> </w:t>
+      </w:r>
+      <w:r>
+        <w:rPr>
+          <w:rFonts w:ascii="Arial" w:hAnsi="Arial" w:eastAsia="Arial" w:cs="Arial"/>
+          <w:b w:val="0"/>
+          <w:i w:val="0"/>
+          <w:color w:val="000000"/>
+          <w:sz w:val="18"/>
+          <w:highlight w:val="lightGray"/>
+        </w:rPr>
+        <w:t>E</w:t>
+      </w:r>
+      <w:r>
+        <w:rPr>
+          <w:rFonts w:ascii="Arial" w:hAnsi="Arial" w:eastAsia="Arial" w:cs="Arial"/>
+          <w:b w:val="0"/>
+          <w:i w:val="0"/>
+          <w:color w:val="000000"/>
+          <w:sz w:val="18"/>
+          <w:highlight w:val="lightGray"/>
+        </w:rPr>
+        <w:t>s</w:t>
+      </w:r>
+      <w:r>
+        <w:rPr>
+          <w:rFonts w:ascii="Arial" w:hAnsi="Arial" w:eastAsia="Arial" w:cs="Arial"/>
+          <w:b w:val="0"/>
+          <w:i w:val="0"/>
+          <w:color w:val="000000"/>
+          <w:sz w:val="18"/>
+          <w:highlight w:val="lightGray"/>
+        </w:rPr>
+        <w:t>s</w:t>
+      </w:r>
+      <w:r>
+        <w:rPr>
+          <w:rFonts w:ascii="Arial" w:hAnsi="Arial" w:eastAsia="Arial" w:cs="Arial"/>
+          <w:b w:val="0"/>
+          <w:i w:val="0"/>
+          <w:color w:val="000000"/>
+          <w:sz w:val="18"/>
+          <w:highlight w:val="lightGray"/>
+        </w:rPr>
+        <w:t>a</w:t>
+      </w:r>
+      <w:r>
+        <w:rPr>
+          <w:rFonts w:ascii="Arial" w:hAnsi="Arial" w:eastAsia="Arial" w:cs="Arial"/>
+          <w:b w:val="0"/>
+          <w:i w:val="0"/>
+          <w:color w:val="000000"/>
+          <w:sz w:val="18"/>
+          <w:highlight w:val="lightGray"/>
+        </w:rPr>
+        <w:t>m</w:t>
+      </w:r>
+      <w:r>
+        <w:rPr>
+          <w:rFonts w:ascii="Arial" w:hAnsi="Arial" w:eastAsia="Arial" w:cs="Arial"/>
+          <w:b w:val="0"/>
+          <w:i w:val="0"/>
+          <w:color w:val="000000"/>
+          <w:sz w:val="18"/>
+          <w:highlight w:val="lightGray"/>
+        </w:rPr>
+        <w:t>]</w:t>
+      </w:r>
+      <w:r>
+        <w:rPr>
+          <w:rFonts w:ascii="Arial" w:hAnsi="Arial" w:eastAsia="Arial" w:cs="Arial"/>
+          <w:b w:val="0"/>
+          <w:i w:val="0"/>
+          <w:color w:val="000000"/>
+          <w:sz w:val="18"/>
+          <w:highlight w:val="lightGray"/>
+        </w:rPr>
+        <w:t xml:space="preserve"> </w:t>
+      </w:r>
+      <w:r>
+        <w:rPr>
+          <w:rFonts w:ascii="Arial" w:hAnsi="Arial" w:eastAsia="Arial" w:cs="Arial"/>
+          <w:b w:val="0"/>
+          <w:i w:val="0"/>
+          <w:color w:val="000000"/>
+          <w:sz w:val="18"/>
+          <w:highlight w:val="lightGray"/>
+        </w:rPr>
+        <w:t>-</w:t>
+      </w:r>
+      <w:r>
+        <w:rPr>
+          <w:rFonts w:ascii="Arial" w:hAnsi="Arial" w:eastAsia="Arial" w:cs="Arial"/>
+          <w:b w:val="0"/>
+          <w:i w:val="0"/>
+          <w:color w:val="000000"/>
+          <w:sz w:val="18"/>
+          <w:highlight w:val="lightGray"/>
+        </w:rPr>
+        <w:t>&gt;</w:t>
+      </w:r>
+      <w:r>
+        <w:rPr>
+          <w:rFonts w:ascii="Arial" w:hAnsi="Arial" w:eastAsia="Arial" w:cs="Arial"/>
+          <w:b w:val="0"/>
+          <w:i w:val="0"/>
+          <w:color w:val="000000"/>
+          <w:sz w:val="18"/>
+          <w:highlight w:val="lightGray"/>
+        </w:rPr>
+        <w:t xml:space="preserve"> </w:t>
+      </w:r>
+      <w:r>
+        <w:rPr>
+          <w:rFonts w:ascii="Arial" w:hAnsi="Arial" w:eastAsia="Arial" w:cs="Arial"/>
+          <w:b/>
+          <w:i w:val="0"/>
+          <w:color w:val="000000"/>
+          <w:sz w:val="18"/>
+          <w:highlight w:val="lightGray"/>
+        </w:rPr>
+        <w:t>F</w:t>
+      </w:r>
+      <w:r>
+        <w:rPr>
+          <w:rFonts w:ascii="Arial" w:hAnsi="Arial" w:eastAsia="Arial" w:cs="Arial"/>
+          <w:b/>
+          <w:i w:val="0"/>
+          <w:color w:val="000000"/>
+          <w:sz w:val="18"/>
+          <w:highlight w:val="lightGray"/>
+        </w:rPr>
+        <w:t>r</w:t>
+      </w:r>
+      <w:r>
+        <w:rPr>
+          <w:rFonts w:ascii="Arial" w:hAnsi="Arial" w:eastAsia="Arial" w:cs="Arial"/>
+          <w:b/>
+          <w:i w:val="0"/>
+          <w:color w:val="000000"/>
+          <w:sz w:val="18"/>
+          <w:highlight w:val="lightGray"/>
+        </w:rPr>
+        <w:t>o</w:t>
+      </w:r>
+      <w:r>
+        <w:rPr>
+          <w:rFonts w:ascii="Arial" w:hAnsi="Arial" w:eastAsia="Arial" w:cs="Arial"/>
+          <w:b/>
+          <w:i w:val="0"/>
+          <w:color w:val="000000"/>
+          <w:sz w:val="18"/>
+          <w:highlight w:val="lightGray"/>
+        </w:rPr>
+        <w:t>m</w:t>
+      </w:r>
+      <w:r>
+        <w:rPr>
+          <w:rFonts w:ascii="Arial" w:hAnsi="Arial" w:eastAsia="Arial" w:cs="Arial"/>
+          <w:b/>
+          <w:i w:val="0"/>
+          <w:color w:val="000000"/>
+          <w:sz w:val="18"/>
+          <w:highlight w:val="lightGray"/>
+        </w:rPr>
+        <w:t>:</w:t>
+      </w:r>
+      <w:r>
+        <w:rPr>
+          <w:rFonts w:ascii="Arial" w:hAnsi="Arial" w:eastAsia="Arial" w:cs="Arial"/>
+          <w:b w:val="0"/>
+          <w:i w:val="0"/>
+          <w:color w:val="000000"/>
+          <w:sz w:val="18"/>
+          <w:highlight w:val="lightGray"/>
+        </w:rPr>
+        <w:t xml:space="preserve"> </w:t>
+      </w:r>
+      <w:r>
+        <w:rPr>
+          <w:rFonts w:ascii="Arial" w:hAnsi="Arial" w:eastAsia="Arial" w:cs="Arial"/>
+          <w:b w:val="0"/>
+          <w:i w:val="0"/>
+          <w:color w:val="000000"/>
+          <w:sz w:val="18"/>
+          <w:highlight w:val="lightGray"/>
+        </w:rPr>
+        <w:t>[</w:t>
+      </w:r>
+      <w:r>
+        <w:rPr>
+          <w:rFonts w:ascii="Arial" w:hAnsi="Arial" w:eastAsia="Arial" w:cs="Arial"/>
+          <w:b w:val="0"/>
+          <w:i w:val="0"/>
+          <w:color w:val="000000"/>
+          <w:sz w:val="18"/>
+          <w:highlight w:val="lightGray"/>
+        </w:rPr>
+        <w:t>C</w:t>
+      </w:r>
+      <w:r>
+        <w:rPr>
+          <w:rFonts w:ascii="Arial" w:hAnsi="Arial" w:eastAsia="Arial" w:cs="Arial"/>
+          <w:b w:val="0"/>
+          <w:i w:val="0"/>
+          <w:color w:val="000000"/>
+          <w:sz w:val="18"/>
+          <w:highlight w:val="lightGray"/>
+        </w:rPr>
+        <w:t>h</w:t>
+      </w:r>
+      <w:r>
+        <w:rPr>
+          <w:rFonts w:ascii="Arial" w:hAnsi="Arial" w:eastAsia="Arial" w:cs="Arial"/>
+          <w:b w:val="0"/>
+          <w:i w:val="0"/>
+          <w:color w:val="000000"/>
+          <w:sz w:val="18"/>
+          <w:highlight w:val="lightGray"/>
+        </w:rPr>
+        <w:t>a</w:t>
+      </w:r>
+      <w:r>
+        <w:rPr>
+          <w:rFonts w:ascii="Arial" w:hAnsi="Arial" w:eastAsia="Arial" w:cs="Arial"/>
+          <w:b w:val="0"/>
+          <w:i w:val="0"/>
+          <w:color w:val="000000"/>
+          <w:sz w:val="18"/>
+          <w:highlight w:val="lightGray"/>
+        </w:rPr>
+        <w:t>t</w:t>
+      </w:r>
+      <w:r>
+        <w:rPr>
+          <w:rFonts w:ascii="Arial" w:hAnsi="Arial" w:eastAsia="Arial" w:cs="Arial"/>
+          <w:b w:val="0"/>
+          <w:i w:val="0"/>
+          <w:color w:val="000000"/>
+          <w:sz w:val="18"/>
+          <w:highlight w:val="lightGray"/>
+        </w:rPr>
+        <w:t>G</w:t>
+      </w:r>
+      <w:r>
+        <w:rPr>
+          <w:rFonts w:ascii="Arial" w:hAnsi="Arial" w:eastAsia="Arial" w:cs="Arial"/>
+          <w:b w:val="0"/>
+          <w:i w:val="0"/>
+          <w:color w:val="000000"/>
+          <w:sz w:val="18"/>
+          <w:highlight w:val="lightGray"/>
+        </w:rPr>
+        <w:t>P</w:t>
+      </w:r>
+      <w:r>
+        <w:rPr>
+          <w:rFonts w:ascii="Arial" w:hAnsi="Arial" w:eastAsia="Arial" w:cs="Arial"/>
+          <w:b w:val="0"/>
+          <w:i w:val="0"/>
+          <w:color w:val="000000"/>
+          <w:sz w:val="18"/>
+          <w:highlight w:val="lightGray"/>
+        </w:rPr>
+        <w:t>T</w:t>
+      </w:r>
+      <w:r>
+        <w:rPr>
+          <w:rFonts w:ascii="Arial" w:hAnsi="Arial" w:eastAsia="Arial" w:cs="Arial"/>
+          <w:b w:val="0"/>
+          <w:i w:val="0"/>
+          <w:color w:val="000000"/>
+          <w:sz w:val="18"/>
+          <w:highlight w:val="lightGray"/>
+        </w:rPr>
+        <w:t>]</w:t>
+      </w:r>
+      <w:r>
+        <w:rPr>
+          <w:rFonts w:ascii="Arial" w:hAnsi="Arial"/>
+          <w:color w:val="000000"/>
+          <w:sz w:val="18"/>
+          <w:highlight w:val="lightGray"/>
+        </w:rPr>
+        <w:t xml:space="preserve"> </w:t>
+      </w:r>
+      <w:r>
+        <w:rPr>
+          <w:rFonts w:ascii="Arial" w:hAnsi="Arial"/>
           <w:b/>
           <w:color w:val="000000"/>
           <w:sz w:val="18"/>
@@ -1138,7 +6293,7 @@
       </w:r>
       <w:r>
         <w:rPr>
-          <w:rFonts w:ascii="Arial" w:eastAsia="Arial" w:hAnsi="Arial"/>
+          <w:rFonts w:ascii="Arial" w:hAnsi="Arial"/>
           <w:sz w:val="18"/>
           <w:highlight w:val="lightGray"/>
         </w:rPr>
@@ -1306,103 +6461,1402 @@
       </w:pPr>
       <w:r>
         <w:rPr>
-          <w:rFonts w:ascii="Arial" w:eastAsia="Arial" w:hAnsi="Arial" w:cs="Arial"/>
-          <w:b/>
-          <w:color w:val="000000"/>
-          <w:sz w:val="18"/>
-          <w:highlight w:val="lightGray"/>
-        </w:rPr>
-        <w:t># Source: AI Source: Provided by: [Data Path</w:t>
-      </w:r>
-      <w:r>
-        <w:rPr>
-          <w:rFonts w:ascii="Arial" w:eastAsia="Arial" w:hAnsi="Arial" w:cs="Arial"/>
-          <w:color w:val="000000"/>
-          <w:sz w:val="18"/>
-          <w:highlight w:val="lightGray"/>
-        </w:rPr>
-        <w:t xml:space="preserve">: Persons Table -&gt; ID Column: 1, </w:t>
-      </w:r>
-      <w:proofErr w:type="spellStart"/>
-      <w:r>
-        <w:rPr>
-          <w:rFonts w:ascii="Arial" w:eastAsia="Arial" w:hAnsi="Arial" w:cs="Arial"/>
-          <w:color w:val="000000"/>
-          <w:sz w:val="18"/>
-          <w:highlight w:val="lightGray"/>
-        </w:rPr>
-        <w:t>Name_En</w:t>
-      </w:r>
-      <w:proofErr w:type="spellEnd"/>
-      <w:r>
-        <w:rPr>
-          <w:rFonts w:ascii="Arial" w:eastAsia="Arial" w:hAnsi="Arial" w:cs="Arial"/>
-          <w:color w:val="000000"/>
-          <w:sz w:val="18"/>
-          <w:highlight w:val="lightGray"/>
-        </w:rPr>
-        <w:t xml:space="preserve"> Column: Motasem Essam] -&gt; </w:t>
-      </w:r>
-      <w:r>
-        <w:rPr>
-          <w:rFonts w:ascii="Arial" w:eastAsia="Arial" w:hAnsi="Arial" w:cs="Arial"/>
-          <w:b/>
-          <w:color w:val="000000"/>
-          <w:sz w:val="18"/>
-          <w:highlight w:val="lightGray"/>
-        </w:rPr>
-        <w:t>From:</w:t>
-      </w:r>
-      <w:r>
-        <w:rPr>
-          <w:rFonts w:ascii="Arial" w:eastAsia="Arial" w:hAnsi="Arial" w:cs="Arial"/>
-          <w:color w:val="000000"/>
-          <w:sz w:val="18"/>
-          <w:highlight w:val="lightGray"/>
-        </w:rPr>
-        <w:t xml:space="preserve"> [</w:t>
-      </w:r>
-      <w:proofErr w:type="spellStart"/>
-      <w:r>
-        <w:rPr>
-          <w:rFonts w:ascii="Arial" w:eastAsia="Arial" w:hAnsi="Arial" w:cs="Arial"/>
-          <w:color w:val="000000"/>
-          <w:sz w:val="18"/>
-          <w:highlight w:val="lightGray"/>
-        </w:rPr>
-        <w:t>Chatgpt</w:t>
-      </w:r>
-      <w:proofErr w:type="spellEnd"/>
-      <w:r>
-        <w:rPr>
-          <w:rFonts w:ascii="Arial" w:eastAsia="Arial" w:hAnsi="Arial" w:cs="Arial"/>
-          <w:color w:val="000000"/>
-          <w:sz w:val="18"/>
-          <w:highlight w:val="lightGray"/>
-        </w:rPr>
-        <w:t xml:space="preserve"> (GPT</w:t>
-      </w:r>
-      <w:r>
-        <w:rPr>
-          <w:rFonts w:ascii="Arial" w:eastAsia="Arial" w:hAnsi="Arial" w:cs="Cambria Math"/>
-          <w:color w:val="000000"/>
-          <w:sz w:val="18"/>
-          <w:highlight w:val="lightGray"/>
-        </w:rPr>
-        <w:t>‑</w:t>
-      </w:r>
-      <w:r>
-        <w:rPr>
-          <w:rFonts w:ascii="Arial" w:eastAsia="Arial" w:hAnsi="Arial" w:cs="Arial"/>
-          <w:color w:val="000000"/>
-          <w:sz w:val="18"/>
-          <w:highlight w:val="lightGray"/>
-        </w:rPr>
-        <w:t xml:space="preserve">5 Mini)] </w:t>
-      </w:r>
-      <w:r>
-        <w:rPr>
-          <w:rFonts w:ascii="Arial" w:eastAsia="Arial" w:hAnsi="Arial" w:cs="Arial"/>
+          <w:rFonts w:ascii="Arial" w:hAnsi="Arial" w:eastAsia="Arial" w:cs="Arial"/>
+          <w:b/>
+          <w:i w:val="0"/>
+          <w:color w:val="000000"/>
+          <w:sz w:val="18"/>
+          <w:highlight w:val="lightGray"/>
+        </w:rPr>
+        <w:t>#</w:t>
+      </w:r>
+      <w:r>
+        <w:rPr>
+          <w:rFonts w:ascii="Arial" w:hAnsi="Arial" w:eastAsia="Arial" w:cs="Arial"/>
+          <w:b/>
+          <w:i w:val="0"/>
+          <w:color w:val="000000"/>
+          <w:sz w:val="18"/>
+          <w:highlight w:val="lightGray"/>
+        </w:rPr>
+        <w:t xml:space="preserve"> </w:t>
+      </w:r>
+      <w:r>
+        <w:rPr>
+          <w:rFonts w:ascii="Arial" w:hAnsi="Arial" w:eastAsia="Arial" w:cs="Arial"/>
+          <w:b/>
+          <w:i w:val="0"/>
+          <w:color w:val="000000"/>
+          <w:sz w:val="18"/>
+          <w:highlight w:val="lightGray"/>
+        </w:rPr>
+        <w:t>S</w:t>
+      </w:r>
+      <w:r>
+        <w:rPr>
+          <w:rFonts w:ascii="Arial" w:hAnsi="Arial" w:eastAsia="Arial" w:cs="Arial"/>
+          <w:b/>
+          <w:i w:val="0"/>
+          <w:color w:val="000000"/>
+          <w:sz w:val="18"/>
+          <w:highlight w:val="lightGray"/>
+        </w:rPr>
+        <w:t>o</w:t>
+      </w:r>
+      <w:r>
+        <w:rPr>
+          <w:rFonts w:ascii="Arial" w:hAnsi="Arial" w:eastAsia="Arial" w:cs="Arial"/>
+          <w:b/>
+          <w:i w:val="0"/>
+          <w:color w:val="000000"/>
+          <w:sz w:val="18"/>
+          <w:highlight w:val="lightGray"/>
+        </w:rPr>
+        <w:t>u</w:t>
+      </w:r>
+      <w:r>
+        <w:rPr>
+          <w:rFonts w:ascii="Arial" w:hAnsi="Arial" w:eastAsia="Arial" w:cs="Arial"/>
+          <w:b/>
+          <w:i w:val="0"/>
+          <w:color w:val="000000"/>
+          <w:sz w:val="18"/>
+          <w:highlight w:val="lightGray"/>
+        </w:rPr>
+        <w:t>r</w:t>
+      </w:r>
+      <w:r>
+        <w:rPr>
+          <w:rFonts w:ascii="Arial" w:hAnsi="Arial" w:eastAsia="Arial" w:cs="Arial"/>
+          <w:b/>
+          <w:i w:val="0"/>
+          <w:color w:val="000000"/>
+          <w:sz w:val="18"/>
+          <w:highlight w:val="lightGray"/>
+        </w:rPr>
+        <w:t>c</w:t>
+      </w:r>
+      <w:r>
+        <w:rPr>
+          <w:rFonts w:ascii="Arial" w:hAnsi="Arial" w:eastAsia="Arial" w:cs="Arial"/>
+          <w:b/>
+          <w:i w:val="0"/>
+          <w:color w:val="000000"/>
+          <w:sz w:val="18"/>
+          <w:highlight w:val="lightGray"/>
+        </w:rPr>
+        <w:t>e</w:t>
+      </w:r>
+      <w:r>
+        <w:rPr>
+          <w:rFonts w:ascii="Arial" w:hAnsi="Arial" w:eastAsia="Arial" w:cs="Arial"/>
+          <w:b/>
+          <w:i w:val="0"/>
+          <w:color w:val="000000"/>
+          <w:sz w:val="18"/>
+          <w:highlight w:val="lightGray"/>
+        </w:rPr>
+        <w:t>:</w:t>
+      </w:r>
+      <w:r>
+        <w:rPr>
+          <w:rFonts w:ascii="Arial" w:hAnsi="Arial" w:eastAsia="Arial" w:cs="Arial"/>
+          <w:b/>
+          <w:i w:val="0"/>
+          <w:color w:val="000000"/>
+          <w:sz w:val="18"/>
+          <w:highlight w:val="lightGray"/>
+        </w:rPr>
+        <w:t xml:space="preserve"> </w:t>
+      </w:r>
+      <w:r>
+        <w:rPr>
+          <w:rFonts w:ascii="Arial" w:hAnsi="Arial" w:eastAsia="Arial" w:cs="Arial"/>
+          <w:b/>
+          <w:i w:val="0"/>
+          <w:color w:val="000000"/>
+          <w:sz w:val="18"/>
+          <w:highlight w:val="lightGray"/>
+        </w:rPr>
+        <w:t>A</w:t>
+      </w:r>
+      <w:r>
+        <w:rPr>
+          <w:rFonts w:ascii="Arial" w:hAnsi="Arial" w:eastAsia="Arial" w:cs="Arial"/>
+          <w:b/>
+          <w:i w:val="0"/>
+          <w:color w:val="000000"/>
+          <w:sz w:val="18"/>
+          <w:highlight w:val="lightGray"/>
+        </w:rPr>
+        <w:t>I</w:t>
+      </w:r>
+      <w:r>
+        <w:rPr>
+          <w:rFonts w:ascii="Arial" w:hAnsi="Arial" w:eastAsia="Arial" w:cs="Arial"/>
+          <w:b/>
+          <w:i w:val="0"/>
+          <w:color w:val="000000"/>
+          <w:sz w:val="18"/>
+          <w:highlight w:val="lightGray"/>
+        </w:rPr>
+        <w:t xml:space="preserve"> </w:t>
+      </w:r>
+      <w:r>
+        <w:rPr>
+          <w:rFonts w:ascii="Arial" w:hAnsi="Arial" w:eastAsia="Arial" w:cs="Arial"/>
+          <w:b/>
+          <w:i w:val="0"/>
+          <w:color w:val="000000"/>
+          <w:sz w:val="18"/>
+          <w:highlight w:val="lightGray"/>
+        </w:rPr>
+        <w:t>S</w:t>
+      </w:r>
+      <w:r>
+        <w:rPr>
+          <w:rFonts w:ascii="Arial" w:hAnsi="Arial" w:eastAsia="Arial" w:cs="Arial"/>
+          <w:b/>
+          <w:i w:val="0"/>
+          <w:color w:val="000000"/>
+          <w:sz w:val="18"/>
+          <w:highlight w:val="lightGray"/>
+        </w:rPr>
+        <w:t>o</w:t>
+      </w:r>
+      <w:r>
+        <w:rPr>
+          <w:rFonts w:ascii="Arial" w:hAnsi="Arial" w:eastAsia="Arial" w:cs="Arial"/>
+          <w:b/>
+          <w:i w:val="0"/>
+          <w:color w:val="000000"/>
+          <w:sz w:val="18"/>
+          <w:highlight w:val="lightGray"/>
+        </w:rPr>
+        <w:t>u</w:t>
+      </w:r>
+      <w:r>
+        <w:rPr>
+          <w:rFonts w:ascii="Arial" w:hAnsi="Arial" w:eastAsia="Arial" w:cs="Arial"/>
+          <w:b/>
+          <w:i w:val="0"/>
+          <w:color w:val="000000"/>
+          <w:sz w:val="18"/>
+          <w:highlight w:val="lightGray"/>
+        </w:rPr>
+        <w:t>r</w:t>
+      </w:r>
+      <w:r>
+        <w:rPr>
+          <w:rFonts w:ascii="Arial" w:hAnsi="Arial" w:eastAsia="Arial" w:cs="Arial"/>
+          <w:b/>
+          <w:i w:val="0"/>
+          <w:color w:val="000000"/>
+          <w:sz w:val="18"/>
+          <w:highlight w:val="lightGray"/>
+        </w:rPr>
+        <w:t>c</w:t>
+      </w:r>
+      <w:r>
+        <w:rPr>
+          <w:rFonts w:ascii="Arial" w:hAnsi="Arial" w:eastAsia="Arial" w:cs="Arial"/>
+          <w:b/>
+          <w:i w:val="0"/>
+          <w:color w:val="000000"/>
+          <w:sz w:val="18"/>
+          <w:highlight w:val="lightGray"/>
+        </w:rPr>
+        <w:t>e</w:t>
+      </w:r>
+      <w:r>
+        <w:rPr>
+          <w:rFonts w:ascii="Arial" w:hAnsi="Arial" w:eastAsia="Arial" w:cs="Arial"/>
+          <w:b/>
+          <w:i w:val="0"/>
+          <w:color w:val="000000"/>
+          <w:sz w:val="18"/>
+          <w:highlight w:val="lightGray"/>
+        </w:rPr>
+        <w:t>:</w:t>
+      </w:r>
+      <w:r>
+        <w:rPr>
+          <w:rFonts w:ascii="Arial" w:hAnsi="Arial" w:eastAsia="Arial" w:cs="Arial"/>
+          <w:b/>
+          <w:i w:val="0"/>
+          <w:color w:val="000000"/>
+          <w:sz w:val="18"/>
+          <w:highlight w:val="lightGray"/>
+        </w:rPr>
+        <w:t xml:space="preserve"> </w:t>
+      </w:r>
+      <w:r>
+        <w:rPr>
+          <w:rFonts w:ascii="Arial" w:hAnsi="Arial" w:eastAsia="Arial" w:cs="Arial"/>
+          <w:b/>
+          <w:i w:val="0"/>
+          <w:color w:val="000000"/>
+          <w:sz w:val="18"/>
+          <w:highlight w:val="lightGray"/>
+        </w:rPr>
+        <w:t>P</w:t>
+      </w:r>
+      <w:r>
+        <w:rPr>
+          <w:rFonts w:ascii="Arial" w:hAnsi="Arial" w:eastAsia="Arial" w:cs="Arial"/>
+          <w:b/>
+          <w:i w:val="0"/>
+          <w:color w:val="000000"/>
+          <w:sz w:val="18"/>
+          <w:highlight w:val="lightGray"/>
+        </w:rPr>
+        <w:t>r</w:t>
+      </w:r>
+      <w:r>
+        <w:rPr>
+          <w:rFonts w:ascii="Arial" w:hAnsi="Arial" w:eastAsia="Arial" w:cs="Arial"/>
+          <w:b/>
+          <w:i w:val="0"/>
+          <w:color w:val="000000"/>
+          <w:sz w:val="18"/>
+          <w:highlight w:val="lightGray"/>
+        </w:rPr>
+        <w:t>o</w:t>
+      </w:r>
+      <w:r>
+        <w:rPr>
+          <w:rFonts w:ascii="Arial" w:hAnsi="Arial" w:eastAsia="Arial" w:cs="Arial"/>
+          <w:b/>
+          <w:i w:val="0"/>
+          <w:color w:val="000000"/>
+          <w:sz w:val="18"/>
+          <w:highlight w:val="lightGray"/>
+        </w:rPr>
+        <w:t>v</w:t>
+      </w:r>
+      <w:r>
+        <w:rPr>
+          <w:rFonts w:ascii="Arial" w:hAnsi="Arial" w:eastAsia="Arial" w:cs="Arial"/>
+          <w:b/>
+          <w:i w:val="0"/>
+          <w:color w:val="000000"/>
+          <w:sz w:val="18"/>
+          <w:highlight w:val="lightGray"/>
+        </w:rPr>
+        <w:t>i</w:t>
+      </w:r>
+      <w:r>
+        <w:rPr>
+          <w:rFonts w:ascii="Arial" w:hAnsi="Arial" w:eastAsia="Arial" w:cs="Arial"/>
+          <w:b/>
+          <w:i w:val="0"/>
+          <w:color w:val="000000"/>
+          <w:sz w:val="18"/>
+          <w:highlight w:val="lightGray"/>
+        </w:rPr>
+        <w:t>d</w:t>
+      </w:r>
+      <w:r>
+        <w:rPr>
+          <w:rFonts w:ascii="Arial" w:hAnsi="Arial" w:eastAsia="Arial" w:cs="Arial"/>
+          <w:b/>
+          <w:i w:val="0"/>
+          <w:color w:val="000000"/>
+          <w:sz w:val="18"/>
+          <w:highlight w:val="lightGray"/>
+        </w:rPr>
+        <w:t>e</w:t>
+      </w:r>
+      <w:r>
+        <w:rPr>
+          <w:rFonts w:ascii="Arial" w:hAnsi="Arial" w:eastAsia="Arial" w:cs="Arial"/>
+          <w:b/>
+          <w:i w:val="0"/>
+          <w:color w:val="000000"/>
+          <w:sz w:val="18"/>
+          <w:highlight w:val="lightGray"/>
+        </w:rPr>
+        <w:t>d</w:t>
+      </w:r>
+      <w:r>
+        <w:rPr>
+          <w:rFonts w:ascii="Arial" w:hAnsi="Arial" w:eastAsia="Arial" w:cs="Arial"/>
+          <w:b/>
+          <w:i w:val="0"/>
+          <w:color w:val="000000"/>
+          <w:sz w:val="18"/>
+          <w:highlight w:val="lightGray"/>
+        </w:rPr>
+        <w:t xml:space="preserve"> </w:t>
+      </w:r>
+      <w:r>
+        <w:rPr>
+          <w:rFonts w:ascii="Arial" w:hAnsi="Arial" w:eastAsia="Arial" w:cs="Arial"/>
+          <w:b/>
+          <w:i w:val="0"/>
+          <w:color w:val="000000"/>
+          <w:sz w:val="18"/>
+          <w:highlight w:val="lightGray"/>
+        </w:rPr>
+        <w:t>b</w:t>
+      </w:r>
+      <w:r>
+        <w:rPr>
+          <w:rFonts w:ascii="Arial" w:hAnsi="Arial" w:eastAsia="Arial" w:cs="Arial"/>
+          <w:b/>
+          <w:i w:val="0"/>
+          <w:color w:val="000000"/>
+          <w:sz w:val="18"/>
+          <w:highlight w:val="lightGray"/>
+        </w:rPr>
+        <w:t>y</w:t>
+      </w:r>
+      <w:r>
+        <w:rPr>
+          <w:rFonts w:ascii="Arial" w:hAnsi="Arial" w:eastAsia="Arial" w:cs="Arial"/>
+          <w:b/>
+          <w:i w:val="0"/>
+          <w:color w:val="000000"/>
+          <w:sz w:val="18"/>
+          <w:highlight w:val="lightGray"/>
+        </w:rPr>
+        <w:t>:</w:t>
+      </w:r>
+      <w:r>
+        <w:rPr>
+          <w:rFonts w:ascii="Arial" w:hAnsi="Arial" w:eastAsia="Arial" w:cs="Arial"/>
+          <w:b/>
+          <w:i w:val="0"/>
+          <w:color w:val="000000"/>
+          <w:sz w:val="18"/>
+          <w:highlight w:val="lightGray"/>
+        </w:rPr>
+        <w:t xml:space="preserve"> </w:t>
+      </w:r>
+      <w:r>
+        <w:rPr>
+          <w:rFonts w:ascii="Arial" w:hAnsi="Arial" w:eastAsia="Arial" w:cs="Arial"/>
+          <w:b/>
+          <w:i w:val="0"/>
+          <w:color w:val="000000"/>
+          <w:sz w:val="18"/>
+          <w:highlight w:val="lightGray"/>
+        </w:rPr>
+        <w:t>[</w:t>
+      </w:r>
+      <w:r>
+        <w:rPr>
+          <w:rFonts w:ascii="Arial" w:hAnsi="Arial" w:eastAsia="Arial" w:cs="Arial"/>
+          <w:b/>
+          <w:i w:val="0"/>
+          <w:color w:val="000000"/>
+          <w:sz w:val="18"/>
+          <w:highlight w:val="lightGray"/>
+        </w:rPr>
+        <w:t>D</w:t>
+      </w:r>
+      <w:r>
+        <w:rPr>
+          <w:rFonts w:ascii="Arial" w:hAnsi="Arial" w:eastAsia="Arial" w:cs="Arial"/>
+          <w:b/>
+          <w:i w:val="0"/>
+          <w:color w:val="000000"/>
+          <w:sz w:val="18"/>
+          <w:highlight w:val="lightGray"/>
+        </w:rPr>
+        <w:t>a</w:t>
+      </w:r>
+      <w:r>
+        <w:rPr>
+          <w:rFonts w:ascii="Arial" w:hAnsi="Arial" w:eastAsia="Arial" w:cs="Arial"/>
+          <w:b/>
+          <w:i w:val="0"/>
+          <w:color w:val="000000"/>
+          <w:sz w:val="18"/>
+          <w:highlight w:val="lightGray"/>
+        </w:rPr>
+        <w:t>t</w:t>
+      </w:r>
+      <w:r>
+        <w:rPr>
+          <w:rFonts w:ascii="Arial" w:hAnsi="Arial" w:eastAsia="Arial" w:cs="Arial"/>
+          <w:b/>
+          <w:i w:val="0"/>
+          <w:color w:val="000000"/>
+          <w:sz w:val="18"/>
+          <w:highlight w:val="lightGray"/>
+        </w:rPr>
+        <w:t>a</w:t>
+      </w:r>
+      <w:r>
+        <w:rPr>
+          <w:rFonts w:ascii="Arial" w:hAnsi="Arial" w:eastAsia="Arial" w:cs="Arial"/>
+          <w:b/>
+          <w:i w:val="0"/>
+          <w:color w:val="000000"/>
+          <w:sz w:val="18"/>
+          <w:highlight w:val="lightGray"/>
+        </w:rPr>
+        <w:t xml:space="preserve"> </w:t>
+      </w:r>
+      <w:r>
+        <w:rPr>
+          <w:rFonts w:ascii="Arial" w:hAnsi="Arial" w:eastAsia="Arial" w:cs="Arial"/>
+          <w:b/>
+          <w:i w:val="0"/>
+          <w:color w:val="000000"/>
+          <w:sz w:val="18"/>
+          <w:highlight w:val="lightGray"/>
+        </w:rPr>
+        <w:t>P</w:t>
+      </w:r>
+      <w:r>
+        <w:rPr>
+          <w:rFonts w:ascii="Arial" w:hAnsi="Arial" w:eastAsia="Arial" w:cs="Arial"/>
+          <w:b/>
+          <w:i w:val="0"/>
+          <w:color w:val="000000"/>
+          <w:sz w:val="18"/>
+          <w:highlight w:val="lightGray"/>
+        </w:rPr>
+        <w:t>a</w:t>
+      </w:r>
+      <w:r>
+        <w:rPr>
+          <w:rFonts w:ascii="Arial" w:hAnsi="Arial" w:eastAsia="Arial" w:cs="Arial"/>
+          <w:b/>
+          <w:i w:val="0"/>
+          <w:color w:val="000000"/>
+          <w:sz w:val="18"/>
+          <w:highlight w:val="lightGray"/>
+        </w:rPr>
+        <w:t>t</w:t>
+      </w:r>
+      <w:r>
+        <w:rPr>
+          <w:rFonts w:ascii="Arial" w:hAnsi="Arial" w:eastAsia="Arial" w:cs="Arial"/>
+          <w:b/>
+          <w:i w:val="0"/>
+          <w:color w:val="000000"/>
+          <w:sz w:val="18"/>
+          <w:highlight w:val="lightGray"/>
+        </w:rPr>
+        <w:t>h</w:t>
+      </w:r>
+      <w:r>
+        <w:rPr>
+          <w:rFonts w:ascii="Arial" w:hAnsi="Arial" w:eastAsia="Arial" w:cs="Arial"/>
+          <w:b w:val="0"/>
+          <w:i w:val="0"/>
+          <w:color w:val="000000"/>
+          <w:sz w:val="18"/>
+          <w:highlight w:val="lightGray"/>
+        </w:rPr>
+        <w:t>:</w:t>
+      </w:r>
+      <w:r>
+        <w:rPr>
+          <w:rFonts w:ascii="Arial" w:hAnsi="Arial" w:eastAsia="Arial" w:cs="Arial"/>
+          <w:b w:val="0"/>
+          <w:i w:val="0"/>
+          <w:color w:val="000000"/>
+          <w:sz w:val="18"/>
+          <w:highlight w:val="lightGray"/>
+        </w:rPr>
+        <w:t xml:space="preserve"> </w:t>
+      </w:r>
+      <w:r>
+        <w:rPr>
+          <w:rFonts w:ascii="Arial" w:hAnsi="Arial" w:eastAsia="Arial" w:cs="Arial"/>
+          <w:b w:val="0"/>
+          <w:i w:val="0"/>
+          <w:color w:val="000000"/>
+          <w:sz w:val="18"/>
+          <w:highlight w:val="lightGray"/>
+        </w:rPr>
+        <w:t>P</w:t>
+      </w:r>
+      <w:r>
+        <w:rPr>
+          <w:rFonts w:ascii="Arial" w:hAnsi="Arial" w:eastAsia="Arial" w:cs="Arial"/>
+          <w:b w:val="0"/>
+          <w:i w:val="0"/>
+          <w:color w:val="000000"/>
+          <w:sz w:val="18"/>
+          <w:highlight w:val="lightGray"/>
+        </w:rPr>
+        <w:t>e</w:t>
+      </w:r>
+      <w:r>
+        <w:rPr>
+          <w:rFonts w:ascii="Arial" w:hAnsi="Arial" w:eastAsia="Arial" w:cs="Arial"/>
+          <w:b w:val="0"/>
+          <w:i w:val="0"/>
+          <w:color w:val="000000"/>
+          <w:sz w:val="18"/>
+          <w:highlight w:val="lightGray"/>
+        </w:rPr>
+        <w:t>r</w:t>
+      </w:r>
+      <w:r>
+        <w:rPr>
+          <w:rFonts w:ascii="Arial" w:hAnsi="Arial" w:eastAsia="Arial" w:cs="Arial"/>
+          <w:b w:val="0"/>
+          <w:i w:val="0"/>
+          <w:color w:val="000000"/>
+          <w:sz w:val="18"/>
+          <w:highlight w:val="lightGray"/>
+        </w:rPr>
+        <w:t>s</w:t>
+      </w:r>
+      <w:r>
+        <w:rPr>
+          <w:rFonts w:ascii="Arial" w:hAnsi="Arial" w:eastAsia="Arial" w:cs="Arial"/>
+          <w:b w:val="0"/>
+          <w:i w:val="0"/>
+          <w:color w:val="000000"/>
+          <w:sz w:val="18"/>
+          <w:highlight w:val="lightGray"/>
+        </w:rPr>
+        <w:t>o</w:t>
+      </w:r>
+      <w:r>
+        <w:rPr>
+          <w:rFonts w:ascii="Arial" w:hAnsi="Arial" w:eastAsia="Arial" w:cs="Arial"/>
+          <w:b w:val="0"/>
+          <w:i w:val="0"/>
+          <w:color w:val="000000"/>
+          <w:sz w:val="18"/>
+          <w:highlight w:val="lightGray"/>
+        </w:rPr>
+        <w:t>n</w:t>
+      </w:r>
+      <w:r>
+        <w:rPr>
+          <w:rFonts w:ascii="Arial" w:hAnsi="Arial" w:eastAsia="Arial" w:cs="Arial"/>
+          <w:b w:val="0"/>
+          <w:i w:val="0"/>
+          <w:color w:val="000000"/>
+          <w:sz w:val="18"/>
+          <w:highlight w:val="lightGray"/>
+        </w:rPr>
+        <w:t>s</w:t>
+      </w:r>
+      <w:r>
+        <w:rPr>
+          <w:rFonts w:ascii="Arial" w:hAnsi="Arial" w:eastAsia="Arial" w:cs="Arial"/>
+          <w:b w:val="0"/>
+          <w:i w:val="0"/>
+          <w:color w:val="000000"/>
+          <w:sz w:val="18"/>
+          <w:highlight w:val="lightGray"/>
+        </w:rPr>
+        <w:t xml:space="preserve"> </w:t>
+      </w:r>
+      <w:r>
+        <w:rPr>
+          <w:rFonts w:ascii="Arial" w:hAnsi="Arial" w:eastAsia="Arial" w:cs="Arial"/>
+          <w:b w:val="0"/>
+          <w:i w:val="0"/>
+          <w:color w:val="000000"/>
+          <w:sz w:val="18"/>
+          <w:highlight w:val="lightGray"/>
+        </w:rPr>
+        <w:t>T</w:t>
+      </w:r>
+      <w:r>
+        <w:rPr>
+          <w:rFonts w:ascii="Arial" w:hAnsi="Arial" w:eastAsia="Arial" w:cs="Arial"/>
+          <w:b w:val="0"/>
+          <w:i w:val="0"/>
+          <w:color w:val="000000"/>
+          <w:sz w:val="18"/>
+          <w:highlight w:val="lightGray"/>
+        </w:rPr>
+        <w:t>a</w:t>
+      </w:r>
+      <w:r>
+        <w:rPr>
+          <w:rFonts w:ascii="Arial" w:hAnsi="Arial" w:eastAsia="Arial" w:cs="Arial"/>
+          <w:b w:val="0"/>
+          <w:i w:val="0"/>
+          <w:color w:val="000000"/>
+          <w:sz w:val="18"/>
+          <w:highlight w:val="lightGray"/>
+        </w:rPr>
+        <w:t>b</w:t>
+      </w:r>
+      <w:r>
+        <w:rPr>
+          <w:rFonts w:ascii="Arial" w:hAnsi="Arial" w:eastAsia="Arial" w:cs="Arial"/>
+          <w:b w:val="0"/>
+          <w:i w:val="0"/>
+          <w:color w:val="000000"/>
+          <w:sz w:val="18"/>
+          <w:highlight w:val="lightGray"/>
+        </w:rPr>
+        <w:t>l</w:t>
+      </w:r>
+      <w:r>
+        <w:rPr>
+          <w:rFonts w:ascii="Arial" w:hAnsi="Arial" w:eastAsia="Arial" w:cs="Arial"/>
+          <w:b w:val="0"/>
+          <w:i w:val="0"/>
+          <w:color w:val="000000"/>
+          <w:sz w:val="18"/>
+          <w:highlight w:val="lightGray"/>
+        </w:rPr>
+        <w:t>e</w:t>
+      </w:r>
+      <w:r>
+        <w:rPr>
+          <w:rFonts w:ascii="Arial" w:hAnsi="Arial" w:eastAsia="Arial" w:cs="Arial"/>
+          <w:b w:val="0"/>
+          <w:i w:val="0"/>
+          <w:color w:val="000000"/>
+          <w:sz w:val="18"/>
+          <w:highlight w:val="lightGray"/>
+        </w:rPr>
+        <w:t xml:space="preserve"> </w:t>
+      </w:r>
+      <w:r>
+        <w:rPr>
+          <w:rFonts w:ascii="Arial" w:hAnsi="Arial" w:eastAsia="Arial" w:cs="Arial"/>
+          <w:b w:val="0"/>
+          <w:i w:val="0"/>
+          <w:color w:val="000000"/>
+          <w:sz w:val="18"/>
+          <w:highlight w:val="lightGray"/>
+        </w:rPr>
+        <w:t>-</w:t>
+      </w:r>
+      <w:r>
+        <w:rPr>
+          <w:rFonts w:ascii="Arial" w:hAnsi="Arial" w:eastAsia="Arial" w:cs="Arial"/>
+          <w:b w:val="0"/>
+          <w:i w:val="0"/>
+          <w:color w:val="000000"/>
+          <w:sz w:val="18"/>
+          <w:highlight w:val="lightGray"/>
+        </w:rPr>
+        <w:t>&gt;</w:t>
+      </w:r>
+      <w:r>
+        <w:rPr>
+          <w:rFonts w:ascii="Arial" w:hAnsi="Arial" w:eastAsia="Arial" w:cs="Arial"/>
+          <w:b w:val="0"/>
+          <w:i w:val="0"/>
+          <w:color w:val="000000"/>
+          <w:sz w:val="18"/>
+          <w:highlight w:val="lightGray"/>
+        </w:rPr>
+        <w:t xml:space="preserve"> </w:t>
+      </w:r>
+      <w:r>
+        <w:rPr>
+          <w:rFonts w:ascii="Arial" w:hAnsi="Arial" w:eastAsia="Arial" w:cs="Arial"/>
+          <w:b w:val="0"/>
+          <w:i w:val="0"/>
+          <w:color w:val="000000"/>
+          <w:sz w:val="18"/>
+          <w:highlight w:val="lightGray"/>
+        </w:rPr>
+        <w:t>I</w:t>
+      </w:r>
+      <w:r>
+        <w:rPr>
+          <w:rFonts w:ascii="Arial" w:hAnsi="Arial" w:eastAsia="Arial" w:cs="Arial"/>
+          <w:b w:val="0"/>
+          <w:i w:val="0"/>
+          <w:color w:val="000000"/>
+          <w:sz w:val="18"/>
+          <w:highlight w:val="lightGray"/>
+        </w:rPr>
+        <w:t>D</w:t>
+      </w:r>
+      <w:r>
+        <w:rPr>
+          <w:rFonts w:ascii="Arial" w:hAnsi="Arial" w:eastAsia="Arial" w:cs="Arial"/>
+          <w:b w:val="0"/>
+          <w:i w:val="0"/>
+          <w:color w:val="000000"/>
+          <w:sz w:val="18"/>
+          <w:highlight w:val="lightGray"/>
+        </w:rPr>
+        <w:t xml:space="preserve"> </w:t>
+      </w:r>
+      <w:r>
+        <w:rPr>
+          <w:rFonts w:ascii="Arial" w:hAnsi="Arial" w:eastAsia="Arial" w:cs="Arial"/>
+          <w:b w:val="0"/>
+          <w:i w:val="0"/>
+          <w:color w:val="000000"/>
+          <w:sz w:val="18"/>
+          <w:highlight w:val="lightGray"/>
+        </w:rPr>
+        <w:t>C</w:t>
+      </w:r>
+      <w:r>
+        <w:rPr>
+          <w:rFonts w:ascii="Arial" w:hAnsi="Arial" w:eastAsia="Arial" w:cs="Arial"/>
+          <w:b w:val="0"/>
+          <w:i w:val="0"/>
+          <w:color w:val="000000"/>
+          <w:sz w:val="18"/>
+          <w:highlight w:val="lightGray"/>
+        </w:rPr>
+        <w:t>o</w:t>
+      </w:r>
+      <w:r>
+        <w:rPr>
+          <w:rFonts w:ascii="Arial" w:hAnsi="Arial" w:eastAsia="Arial" w:cs="Arial"/>
+          <w:b w:val="0"/>
+          <w:i w:val="0"/>
+          <w:color w:val="000000"/>
+          <w:sz w:val="18"/>
+          <w:highlight w:val="lightGray"/>
+        </w:rPr>
+        <w:t>l</w:t>
+      </w:r>
+      <w:r>
+        <w:rPr>
+          <w:rFonts w:ascii="Arial" w:hAnsi="Arial" w:eastAsia="Arial" w:cs="Arial"/>
+          <w:b w:val="0"/>
+          <w:i w:val="0"/>
+          <w:color w:val="000000"/>
+          <w:sz w:val="18"/>
+          <w:highlight w:val="lightGray"/>
+        </w:rPr>
+        <w:t>u</w:t>
+      </w:r>
+      <w:r>
+        <w:rPr>
+          <w:rFonts w:ascii="Arial" w:hAnsi="Arial" w:eastAsia="Arial" w:cs="Arial"/>
+          <w:b w:val="0"/>
+          <w:i w:val="0"/>
+          <w:color w:val="000000"/>
+          <w:sz w:val="18"/>
+          <w:highlight w:val="lightGray"/>
+        </w:rPr>
+        <w:t>m</w:t>
+      </w:r>
+      <w:r>
+        <w:rPr>
+          <w:rFonts w:ascii="Arial" w:hAnsi="Arial" w:eastAsia="Arial" w:cs="Arial"/>
+          <w:b w:val="0"/>
+          <w:i w:val="0"/>
+          <w:color w:val="000000"/>
+          <w:sz w:val="18"/>
+          <w:highlight w:val="lightGray"/>
+        </w:rPr>
+        <w:t>n</w:t>
+      </w:r>
+      <w:r>
+        <w:rPr>
+          <w:rFonts w:ascii="Arial" w:hAnsi="Arial" w:eastAsia="Arial" w:cs="Arial"/>
+          <w:b w:val="0"/>
+          <w:i w:val="0"/>
+          <w:color w:val="000000"/>
+          <w:sz w:val="18"/>
+          <w:highlight w:val="lightGray"/>
+        </w:rPr>
+        <w:t>:</w:t>
+      </w:r>
+      <w:r>
+        <w:rPr>
+          <w:rFonts w:ascii="Arial" w:hAnsi="Arial" w:eastAsia="Arial" w:cs="Arial"/>
+          <w:b w:val="0"/>
+          <w:i w:val="0"/>
+          <w:color w:val="000000"/>
+          <w:sz w:val="18"/>
+          <w:highlight w:val="lightGray"/>
+        </w:rPr>
+        <w:t xml:space="preserve"> </w:t>
+      </w:r>
+      <w:r>
+        <w:rPr>
+          <w:rFonts w:ascii="Arial" w:hAnsi="Arial" w:eastAsia="Arial" w:cs="Arial"/>
+          <w:b w:val="0"/>
+          <w:i w:val="0"/>
+          <w:color w:val="000000"/>
+          <w:sz w:val="18"/>
+          <w:highlight w:val="lightGray"/>
+        </w:rPr>
+        <w:t>1</w:t>
+      </w:r>
+      <w:r>
+        <w:rPr>
+          <w:rFonts w:ascii="Arial" w:hAnsi="Arial" w:eastAsia="Arial" w:cs="Arial"/>
+          <w:b w:val="0"/>
+          <w:i w:val="0"/>
+          <w:color w:val="000000"/>
+          <w:sz w:val="18"/>
+          <w:highlight w:val="lightGray"/>
+        </w:rPr>
+        <w:t>,</w:t>
+      </w:r>
+      <w:r>
+        <w:rPr>
+          <w:rFonts w:ascii="Arial" w:hAnsi="Arial" w:eastAsia="Arial" w:cs="Arial"/>
+          <w:b w:val="0"/>
+          <w:i w:val="0"/>
+          <w:color w:val="000000"/>
+          <w:sz w:val="18"/>
+          <w:highlight w:val="lightGray"/>
+        </w:rPr>
+        <w:t xml:space="preserve"> </w:t>
+      </w:r>
+      <w:r>
+        <w:rPr>
+          <w:rFonts w:ascii="Arial" w:hAnsi="Arial" w:eastAsia="Arial" w:cs="Arial"/>
+          <w:b w:val="0"/>
+          <w:i w:val="0"/>
+          <w:color w:val="000000"/>
+          <w:sz w:val="18"/>
+          <w:highlight w:val="lightGray"/>
+        </w:rPr>
+        <w:t>N</w:t>
+      </w:r>
+      <w:r>
+        <w:rPr>
+          <w:rFonts w:ascii="Arial" w:hAnsi="Arial" w:eastAsia="Arial" w:cs="Arial"/>
+          <w:b w:val="0"/>
+          <w:i w:val="0"/>
+          <w:color w:val="000000"/>
+          <w:sz w:val="18"/>
+          <w:highlight w:val="lightGray"/>
+        </w:rPr>
+        <w:t>a</w:t>
+      </w:r>
+      <w:r>
+        <w:rPr>
+          <w:rFonts w:ascii="Arial" w:hAnsi="Arial" w:eastAsia="Arial" w:cs="Arial"/>
+          <w:b w:val="0"/>
+          <w:i w:val="0"/>
+          <w:color w:val="000000"/>
+          <w:sz w:val="18"/>
+          <w:highlight w:val="lightGray"/>
+        </w:rPr>
+        <w:t>m</w:t>
+      </w:r>
+      <w:r>
+        <w:rPr>
+          <w:rFonts w:ascii="Arial" w:hAnsi="Arial" w:eastAsia="Arial" w:cs="Arial"/>
+          <w:b w:val="0"/>
+          <w:i w:val="0"/>
+          <w:color w:val="000000"/>
+          <w:sz w:val="18"/>
+          <w:highlight w:val="lightGray"/>
+        </w:rPr>
+        <w:t>e</w:t>
+      </w:r>
+      <w:r>
+        <w:rPr>
+          <w:rFonts w:ascii="Arial" w:hAnsi="Arial" w:eastAsia="Arial" w:cs="Arial"/>
+          <w:b w:val="0"/>
+          <w:i w:val="0"/>
+          <w:color w:val="000000"/>
+          <w:sz w:val="18"/>
+          <w:highlight w:val="lightGray"/>
+        </w:rPr>
+        <w:t>_</w:t>
+      </w:r>
+      <w:r>
+        <w:rPr>
+          <w:rFonts w:ascii="Arial" w:hAnsi="Arial" w:eastAsia="Arial" w:cs="Arial"/>
+          <w:b w:val="0"/>
+          <w:i w:val="0"/>
+          <w:color w:val="000000"/>
+          <w:sz w:val="18"/>
+          <w:highlight w:val="lightGray"/>
+        </w:rPr>
+        <w:t>E</w:t>
+      </w:r>
+      <w:r>
+        <w:rPr>
+          <w:rFonts w:ascii="Arial" w:hAnsi="Arial" w:eastAsia="Arial" w:cs="Arial"/>
+          <w:b w:val="0"/>
+          <w:i w:val="0"/>
+          <w:color w:val="000000"/>
+          <w:sz w:val="18"/>
+          <w:highlight w:val="lightGray"/>
+        </w:rPr>
+        <w:t>n</w:t>
+      </w:r>
+      <w:r>
+        <w:rPr>
+          <w:rFonts w:ascii="Arial" w:hAnsi="Arial" w:eastAsia="Arial" w:cs="Arial"/>
+          <w:b w:val="0"/>
+          <w:i w:val="0"/>
+          <w:color w:val="000000"/>
+          <w:sz w:val="18"/>
+          <w:highlight w:val="lightGray"/>
+        </w:rPr>
+        <w:t xml:space="preserve"> </w:t>
+      </w:r>
+      <w:r>
+        <w:rPr>
+          <w:rFonts w:ascii="Arial" w:hAnsi="Arial" w:eastAsia="Arial" w:cs="Arial"/>
+          <w:b w:val="0"/>
+          <w:i w:val="0"/>
+          <w:color w:val="000000"/>
+          <w:sz w:val="18"/>
+          <w:highlight w:val="lightGray"/>
+        </w:rPr>
+        <w:t>C</w:t>
+      </w:r>
+      <w:r>
+        <w:rPr>
+          <w:rFonts w:ascii="Arial" w:hAnsi="Arial" w:eastAsia="Arial" w:cs="Arial"/>
+          <w:b w:val="0"/>
+          <w:i w:val="0"/>
+          <w:color w:val="000000"/>
+          <w:sz w:val="18"/>
+          <w:highlight w:val="lightGray"/>
+        </w:rPr>
+        <w:t>o</w:t>
+      </w:r>
+      <w:r>
+        <w:rPr>
+          <w:rFonts w:ascii="Arial" w:hAnsi="Arial" w:eastAsia="Arial" w:cs="Arial"/>
+          <w:b w:val="0"/>
+          <w:i w:val="0"/>
+          <w:color w:val="000000"/>
+          <w:sz w:val="18"/>
+          <w:highlight w:val="lightGray"/>
+        </w:rPr>
+        <w:t>l</w:t>
+      </w:r>
+      <w:r>
+        <w:rPr>
+          <w:rFonts w:ascii="Arial" w:hAnsi="Arial" w:eastAsia="Arial" w:cs="Arial"/>
+          <w:b w:val="0"/>
+          <w:i w:val="0"/>
+          <w:color w:val="000000"/>
+          <w:sz w:val="18"/>
+          <w:highlight w:val="lightGray"/>
+        </w:rPr>
+        <w:t>u</w:t>
+      </w:r>
+      <w:r>
+        <w:rPr>
+          <w:rFonts w:ascii="Arial" w:hAnsi="Arial" w:eastAsia="Arial" w:cs="Arial"/>
+          <w:b w:val="0"/>
+          <w:i w:val="0"/>
+          <w:color w:val="000000"/>
+          <w:sz w:val="18"/>
+          <w:highlight w:val="lightGray"/>
+        </w:rPr>
+        <w:t>m</w:t>
+      </w:r>
+      <w:r>
+        <w:rPr>
+          <w:rFonts w:ascii="Arial" w:hAnsi="Arial" w:eastAsia="Arial" w:cs="Arial"/>
+          <w:b w:val="0"/>
+          <w:i w:val="0"/>
+          <w:color w:val="000000"/>
+          <w:sz w:val="18"/>
+          <w:highlight w:val="lightGray"/>
+        </w:rPr>
+        <w:t>n</w:t>
+      </w:r>
+      <w:r>
+        <w:rPr>
+          <w:rFonts w:ascii="Arial" w:hAnsi="Arial" w:eastAsia="Arial" w:cs="Arial"/>
+          <w:b w:val="0"/>
+          <w:i w:val="0"/>
+          <w:color w:val="000000"/>
+          <w:sz w:val="18"/>
+          <w:highlight w:val="lightGray"/>
+        </w:rPr>
+        <w:t>:</w:t>
+      </w:r>
+      <w:r>
+        <w:rPr>
+          <w:rFonts w:ascii="Arial" w:hAnsi="Arial" w:eastAsia="Arial" w:cs="Arial"/>
+          <w:b w:val="0"/>
+          <w:i w:val="0"/>
+          <w:color w:val="000000"/>
+          <w:sz w:val="18"/>
+          <w:highlight w:val="lightGray"/>
+        </w:rPr>
+        <w:t xml:space="preserve"> </w:t>
+      </w:r>
+      <w:r>
+        <w:rPr>
+          <w:rFonts w:ascii="Arial" w:hAnsi="Arial" w:eastAsia="Arial" w:cs="Arial"/>
+          <w:b w:val="0"/>
+          <w:i w:val="0"/>
+          <w:color w:val="000000"/>
+          <w:sz w:val="18"/>
+          <w:highlight w:val="lightGray"/>
+        </w:rPr>
+        <w:t>M</w:t>
+      </w:r>
+      <w:r>
+        <w:rPr>
+          <w:rFonts w:ascii="Arial" w:hAnsi="Arial" w:eastAsia="Arial" w:cs="Arial"/>
+          <w:b w:val="0"/>
+          <w:i w:val="0"/>
+          <w:color w:val="000000"/>
+          <w:sz w:val="18"/>
+          <w:highlight w:val="lightGray"/>
+        </w:rPr>
+        <w:t>o</w:t>
+      </w:r>
+      <w:r>
+        <w:rPr>
+          <w:rFonts w:ascii="Arial" w:hAnsi="Arial" w:eastAsia="Arial" w:cs="Arial"/>
+          <w:b w:val="0"/>
+          <w:i w:val="0"/>
+          <w:color w:val="000000"/>
+          <w:sz w:val="18"/>
+          <w:highlight w:val="lightGray"/>
+        </w:rPr>
+        <w:t>t</w:t>
+      </w:r>
+      <w:r>
+        <w:rPr>
+          <w:rFonts w:ascii="Arial" w:hAnsi="Arial" w:eastAsia="Arial" w:cs="Arial"/>
+          <w:b w:val="0"/>
+          <w:i w:val="0"/>
+          <w:color w:val="000000"/>
+          <w:sz w:val="18"/>
+          <w:highlight w:val="lightGray"/>
+        </w:rPr>
+        <w:t>a</w:t>
+      </w:r>
+      <w:r>
+        <w:rPr>
+          <w:rFonts w:ascii="Arial" w:hAnsi="Arial" w:eastAsia="Arial" w:cs="Arial"/>
+          <w:b w:val="0"/>
+          <w:i w:val="0"/>
+          <w:color w:val="000000"/>
+          <w:sz w:val="18"/>
+          <w:highlight w:val="lightGray"/>
+        </w:rPr>
+        <w:t>s</w:t>
+      </w:r>
+      <w:r>
+        <w:rPr>
+          <w:rFonts w:ascii="Arial" w:hAnsi="Arial" w:eastAsia="Arial" w:cs="Arial"/>
+          <w:b w:val="0"/>
+          <w:i w:val="0"/>
+          <w:color w:val="000000"/>
+          <w:sz w:val="18"/>
+          <w:highlight w:val="lightGray"/>
+        </w:rPr>
+        <w:t>e</w:t>
+      </w:r>
+      <w:r>
+        <w:rPr>
+          <w:rFonts w:ascii="Arial" w:hAnsi="Arial" w:eastAsia="Arial" w:cs="Arial"/>
+          <w:b w:val="0"/>
+          <w:i w:val="0"/>
+          <w:color w:val="000000"/>
+          <w:sz w:val="18"/>
+          <w:highlight w:val="lightGray"/>
+        </w:rPr>
+        <w:t>m</w:t>
+      </w:r>
+      <w:r>
+        <w:rPr>
+          <w:rFonts w:ascii="Arial" w:hAnsi="Arial" w:eastAsia="Arial" w:cs="Arial"/>
+          <w:b w:val="0"/>
+          <w:i w:val="0"/>
+          <w:color w:val="000000"/>
+          <w:sz w:val="18"/>
+          <w:highlight w:val="lightGray"/>
+        </w:rPr>
+        <w:t xml:space="preserve"> </w:t>
+      </w:r>
+      <w:r>
+        <w:rPr>
+          <w:rFonts w:ascii="Arial" w:hAnsi="Arial" w:eastAsia="Arial" w:cs="Arial"/>
+          <w:b w:val="0"/>
+          <w:i w:val="0"/>
+          <w:color w:val="000000"/>
+          <w:sz w:val="18"/>
+          <w:highlight w:val="lightGray"/>
+        </w:rPr>
+        <w:t>E</w:t>
+      </w:r>
+      <w:r>
+        <w:rPr>
+          <w:rFonts w:ascii="Arial" w:hAnsi="Arial" w:eastAsia="Arial" w:cs="Arial"/>
+          <w:b w:val="0"/>
+          <w:i w:val="0"/>
+          <w:color w:val="000000"/>
+          <w:sz w:val="18"/>
+          <w:highlight w:val="lightGray"/>
+        </w:rPr>
+        <w:t>s</w:t>
+      </w:r>
+      <w:r>
+        <w:rPr>
+          <w:rFonts w:ascii="Arial" w:hAnsi="Arial" w:eastAsia="Arial" w:cs="Arial"/>
+          <w:b w:val="0"/>
+          <w:i w:val="0"/>
+          <w:color w:val="000000"/>
+          <w:sz w:val="18"/>
+          <w:highlight w:val="lightGray"/>
+        </w:rPr>
+        <w:t>s</w:t>
+      </w:r>
+      <w:r>
+        <w:rPr>
+          <w:rFonts w:ascii="Arial" w:hAnsi="Arial" w:eastAsia="Arial" w:cs="Arial"/>
+          <w:b w:val="0"/>
+          <w:i w:val="0"/>
+          <w:color w:val="000000"/>
+          <w:sz w:val="18"/>
+          <w:highlight w:val="lightGray"/>
+        </w:rPr>
+        <w:t>a</w:t>
+      </w:r>
+      <w:r>
+        <w:rPr>
+          <w:rFonts w:ascii="Arial" w:hAnsi="Arial" w:eastAsia="Arial" w:cs="Arial"/>
+          <w:b w:val="0"/>
+          <w:i w:val="0"/>
+          <w:color w:val="000000"/>
+          <w:sz w:val="18"/>
+          <w:highlight w:val="lightGray"/>
+        </w:rPr>
+        <w:t>m</w:t>
+      </w:r>
+      <w:r>
+        <w:rPr>
+          <w:rFonts w:ascii="Arial" w:hAnsi="Arial" w:eastAsia="Arial" w:cs="Arial"/>
+          <w:b w:val="0"/>
+          <w:i w:val="0"/>
+          <w:color w:val="000000"/>
+          <w:sz w:val="18"/>
+          <w:highlight w:val="lightGray"/>
+        </w:rPr>
+        <w:t>]</w:t>
+      </w:r>
+      <w:r>
+        <w:rPr>
+          <w:rFonts w:ascii="Arial" w:hAnsi="Arial" w:eastAsia="Arial" w:cs="Arial"/>
+          <w:b w:val="0"/>
+          <w:i w:val="0"/>
+          <w:color w:val="000000"/>
+          <w:sz w:val="18"/>
+          <w:highlight w:val="lightGray"/>
+        </w:rPr>
+        <w:t xml:space="preserve"> </w:t>
+      </w:r>
+      <w:r>
+        <w:rPr>
+          <w:rFonts w:ascii="Arial" w:hAnsi="Arial" w:eastAsia="Arial" w:cs="Arial"/>
+          <w:b w:val="0"/>
+          <w:i w:val="0"/>
+          <w:color w:val="000000"/>
+          <w:sz w:val="18"/>
+          <w:highlight w:val="lightGray"/>
+        </w:rPr>
+        <w:t>-</w:t>
+      </w:r>
+      <w:r>
+        <w:rPr>
+          <w:rFonts w:ascii="Arial" w:hAnsi="Arial" w:eastAsia="Arial" w:cs="Arial"/>
+          <w:b w:val="0"/>
+          <w:i w:val="0"/>
+          <w:color w:val="000000"/>
+          <w:sz w:val="18"/>
+          <w:highlight w:val="lightGray"/>
+        </w:rPr>
+        <w:t>&gt;</w:t>
+      </w:r>
+      <w:r>
+        <w:rPr>
+          <w:rFonts w:ascii="Arial" w:hAnsi="Arial" w:eastAsia="Arial" w:cs="Arial"/>
+          <w:b w:val="0"/>
+          <w:i w:val="0"/>
+          <w:color w:val="000000"/>
+          <w:sz w:val="18"/>
+          <w:highlight w:val="lightGray"/>
+        </w:rPr>
+        <w:t xml:space="preserve"> </w:t>
+      </w:r>
+      <w:r>
+        <w:rPr>
+          <w:rFonts w:ascii="Arial" w:hAnsi="Arial" w:eastAsia="Arial" w:cs="Arial"/>
+          <w:b/>
+          <w:i w:val="0"/>
+          <w:color w:val="000000"/>
+          <w:sz w:val="18"/>
+          <w:highlight w:val="lightGray"/>
+        </w:rPr>
+        <w:t>F</w:t>
+      </w:r>
+      <w:r>
+        <w:rPr>
+          <w:rFonts w:ascii="Arial" w:hAnsi="Arial" w:eastAsia="Arial" w:cs="Arial"/>
+          <w:b/>
+          <w:i w:val="0"/>
+          <w:color w:val="000000"/>
+          <w:sz w:val="18"/>
+          <w:highlight w:val="lightGray"/>
+        </w:rPr>
+        <w:t>r</w:t>
+      </w:r>
+      <w:r>
+        <w:rPr>
+          <w:rFonts w:ascii="Arial" w:hAnsi="Arial" w:eastAsia="Arial" w:cs="Arial"/>
+          <w:b/>
+          <w:i w:val="0"/>
+          <w:color w:val="000000"/>
+          <w:sz w:val="18"/>
+          <w:highlight w:val="lightGray"/>
+        </w:rPr>
+        <w:t>o</w:t>
+      </w:r>
+      <w:r>
+        <w:rPr>
+          <w:rFonts w:ascii="Arial" w:hAnsi="Arial" w:eastAsia="Arial" w:cs="Arial"/>
+          <w:b/>
+          <w:i w:val="0"/>
+          <w:color w:val="000000"/>
+          <w:sz w:val="18"/>
+          <w:highlight w:val="lightGray"/>
+        </w:rPr>
+        <w:t>m</w:t>
+      </w:r>
+      <w:r>
+        <w:rPr>
+          <w:rFonts w:ascii="Arial" w:hAnsi="Arial" w:eastAsia="Arial" w:cs="Arial"/>
+          <w:b/>
+          <w:i w:val="0"/>
+          <w:color w:val="000000"/>
+          <w:sz w:val="18"/>
+          <w:highlight w:val="lightGray"/>
+        </w:rPr>
+        <w:t>:</w:t>
+      </w:r>
+      <w:r>
+        <w:rPr>
+          <w:rFonts w:ascii="Arial" w:hAnsi="Arial" w:eastAsia="Arial" w:cs="Arial"/>
+          <w:b w:val="0"/>
+          <w:i w:val="0"/>
+          <w:color w:val="000000"/>
+          <w:sz w:val="18"/>
+          <w:highlight w:val="lightGray"/>
+        </w:rPr>
+        <w:t xml:space="preserve"> </w:t>
+      </w:r>
+      <w:r>
+        <w:rPr>
+          <w:rFonts w:ascii="Arial" w:hAnsi="Arial" w:eastAsia="Arial" w:cs="Arial"/>
+          <w:b w:val="0"/>
+          <w:i w:val="0"/>
+          <w:color w:val="000000"/>
+          <w:sz w:val="18"/>
+          <w:highlight w:val="lightGray"/>
+        </w:rPr>
+        <w:t>[</w:t>
+      </w:r>
+      <w:r>
+        <w:rPr>
+          <w:rFonts w:ascii="Arial" w:hAnsi="Arial" w:eastAsia="Arial" w:cs="Arial"/>
+          <w:b w:val="0"/>
+          <w:i w:val="0"/>
+          <w:color w:val="000000"/>
+          <w:sz w:val="18"/>
+          <w:highlight w:val="lightGray"/>
+        </w:rPr>
+        <w:t>C</w:t>
+      </w:r>
+      <w:r>
+        <w:rPr>
+          <w:rFonts w:ascii="Arial" w:hAnsi="Arial" w:eastAsia="Arial" w:cs="Arial"/>
+          <w:b w:val="0"/>
+          <w:i w:val="0"/>
+          <w:color w:val="000000"/>
+          <w:sz w:val="18"/>
+          <w:highlight w:val="lightGray"/>
+        </w:rPr>
+        <w:t>h</w:t>
+      </w:r>
+      <w:r>
+        <w:rPr>
+          <w:rFonts w:ascii="Arial" w:hAnsi="Arial" w:eastAsia="Arial" w:cs="Arial"/>
+          <w:b w:val="0"/>
+          <w:i w:val="0"/>
+          <w:color w:val="000000"/>
+          <w:sz w:val="18"/>
+          <w:highlight w:val="lightGray"/>
+        </w:rPr>
+        <w:t>a</w:t>
+      </w:r>
+      <w:r>
+        <w:rPr>
+          <w:rFonts w:ascii="Arial" w:hAnsi="Arial" w:eastAsia="Arial" w:cs="Arial"/>
+          <w:b w:val="0"/>
+          <w:i w:val="0"/>
+          <w:color w:val="000000"/>
+          <w:sz w:val="18"/>
+          <w:highlight w:val="lightGray"/>
+        </w:rPr>
+        <w:t>t</w:t>
+      </w:r>
+      <w:r>
+        <w:rPr>
+          <w:rFonts w:ascii="Arial" w:hAnsi="Arial" w:eastAsia="Arial" w:cs="Arial"/>
+          <w:b w:val="0"/>
+          <w:i w:val="0"/>
+          <w:color w:val="000000"/>
+          <w:sz w:val="18"/>
+          <w:highlight w:val="lightGray"/>
+        </w:rPr>
+        <w:t>G</w:t>
+      </w:r>
+      <w:r>
+        <w:rPr>
+          <w:rFonts w:ascii="Arial" w:hAnsi="Arial" w:eastAsia="Arial" w:cs="Arial"/>
+          <w:b w:val="0"/>
+          <w:i w:val="0"/>
+          <w:color w:val="000000"/>
+          <w:sz w:val="18"/>
+          <w:highlight w:val="lightGray"/>
+        </w:rPr>
+        <w:t>P</w:t>
+      </w:r>
+      <w:r>
+        <w:rPr>
+          <w:rFonts w:ascii="Arial" w:hAnsi="Arial" w:eastAsia="Arial" w:cs="Arial"/>
+          <w:b w:val="0"/>
+          <w:i w:val="0"/>
+          <w:color w:val="000000"/>
+          <w:sz w:val="18"/>
+          <w:highlight w:val="lightGray"/>
+        </w:rPr>
+        <w:t>T</w:t>
+      </w:r>
+      <w:r>
+        <w:rPr>
+          <w:rFonts w:ascii="Arial" w:hAnsi="Arial" w:eastAsia="Arial" w:cs="Arial"/>
+          <w:b w:val="0"/>
+          <w:i w:val="0"/>
+          <w:color w:val="000000"/>
+          <w:sz w:val="18"/>
+          <w:highlight w:val="lightGray"/>
+        </w:rPr>
+        <w:t>]</w:t>
+      </w:r>
+      <w:r>
+        <w:rPr>
+          <w:rFonts w:ascii="Arial" w:hAnsi="Arial"/>
+          <w:color w:val="000000"/>
+          <w:sz w:val="18"/>
+          <w:highlight w:val="lightGray"/>
+        </w:rPr>
+        <w:t xml:space="preserve"> </w:t>
+      </w:r>
+      <w:r>
+        <w:rPr>
+          <w:rFonts w:ascii="Arial" w:hAnsi="Arial"/>
           <w:b/>
           <w:color w:val="000000"/>
           <w:sz w:val="18"/>
@@ -1412,7 +7866,7 @@
       </w:r>
       <w:r>
         <w:rPr>
-          <w:rFonts w:ascii="Arial" w:eastAsia="Arial" w:hAnsi="Arial"/>
+          <w:rFonts w:ascii="Arial" w:hAnsi="Arial"/>
           <w:sz w:val="18"/>
           <w:highlight w:val="lightGray"/>
         </w:rPr>
